--- a/book/module-01/Module1c5.docx
+++ b/book/module-01/Module1c5.docx
@@ -1,94 +1,124 @@
 
 <file path=word/document.xml><?xml version="1.0" encoding="utf-8"?>
-<w:document xmlns:o="urn:schemas-microsoft-com:office:office" xmlns:r="http://schemas.openxmlformats.org/officeDocument/2006/relationships" xmlns:v="urn:schemas-microsoft-com:vml" xmlns:w="http://schemas.openxmlformats.org/wordprocessingml/2006/main" xmlns:w10="urn:schemas-microsoft-com:office:word" xmlns:wp="http://schemas.openxmlformats.org/drawingml/2006/wordprocessingDrawing" xmlns:pic="http://schemas.openxmlformats.org/drawingml/2006/picture" xmlns:wps="http://schemas.microsoft.com/office/word/2010/wordprocessingShape" xmlns:wpg="http://schemas.microsoft.com/office/word/2010/wordprocessingGroup" xmlns:mc="http://schemas.openxmlformats.org/markup-compatibility/2006" xmlns:wp14="http://schemas.microsoft.com/office/word/2010/wordprocessingDrawing" xmlns:w14="http://schemas.microsoft.com/office/word/2010/wordml" xmlns:w15="http://schemas.microsoft.com/office/word/2012/wordml" mc:Ignorable="w14 wp14 w15">
+<w:document xmlns:wpc="http://schemas.microsoft.com/office/word/2010/wordprocessingCanvas" xmlns:mc="http://schemas.openxmlformats.org/markup-compatibility/2006" xmlns:o="urn:schemas-microsoft-com:office:office" xmlns:r="http://schemas.openxmlformats.org/officeDocument/2006/relationships" xmlns:m="http://schemas.openxmlformats.org/officeDocument/2006/math" xmlns:v="urn:schemas-microsoft-com:vml" xmlns:wp14="http://schemas.microsoft.com/office/word/2010/wordprocessingDrawing" xmlns:wp="http://schemas.openxmlformats.org/drawingml/2006/wordprocessingDrawing" xmlns:w10="urn:schemas-microsoft-com:office:word" xmlns:w="http://schemas.openxmlformats.org/wordprocessingml/2006/main" xmlns:w14="http://schemas.microsoft.com/office/word/2010/wordml" xmlns:w15="http://schemas.microsoft.com/office/word/2012/wordml" xmlns:w16se="http://schemas.microsoft.com/office/word/2015/wordml/symex" xmlns:w16cid="http://schemas.microsoft.com/office/word/2016/wordml/cid" xmlns:w16="http://schemas.microsoft.com/office/word/2018/wordml" xmlns:w16cex="http://schemas.microsoft.com/office/word/2018/wordml/cex" xmlns:w16sdtdh="http://schemas.microsoft.com/office/word/2020/wordml/sdtdatahash" xmlns:wne="http://schemas.microsoft.com/office/word/2006/wordml" xmlns:wpg="http://schemas.microsoft.com/office/word/2010/wordprocessingGroup" xmlns:wps="http://schemas.microsoft.com/office/word/2010/wordprocessingShape" mc:Ignorable="w14 w15 w16se w16cid w16 w16cex w16sdtdh wp14">
   <w:body>
     <w:p>
       <w:pPr>
         <w:pStyle w:val="BodyText"/>
-        <w:bidi w:val="0"/>
-        <w:spacing w:lineRule="auto" w:line="276" w:before="0" w:after="140"/>
-        <w:jc w:val="start"/>
-        <w:rPr/>
-      </w:pPr>
-      <w:r>
-        <w:rPr/>
+        <w:spacing w:before="0" w:after="140" w:line="276" w:lineRule="auto"/>
+        <w:jc w:val="start"/>
+      </w:pPr>
+      <w:r>
+        <w:rPr>
+          <w:rFonts w:ascii="Liberation Serif" w:hAnsi="Liberation Serif" w:eastAsia="Songti SC" w:cs="Arial Unicode MS"/>
+          <w:kern w:val="2"/>
+          <w:sz w:val="24"/>
+          <w:szCs w:val="24"/>
+        </w:rPr>
         <w:t>This chapter marks an important milestone.</w:t>
       </w:r>
     </w:p>
     <w:p>
       <w:pPr>
         <w:pStyle w:val="BodyText"/>
-        <w:bidi w:val="0"/>
-        <w:spacing w:lineRule="auto" w:line="276" w:before="0" w:after="140"/>
-        <w:jc w:val="start"/>
-        <w:rPr/>
-      </w:pPr>
-      <w:r>
-        <w:rPr/>
+        <w:spacing w:before="0" w:after="140" w:line="276" w:lineRule="auto"/>
+        <w:jc w:val="start"/>
+      </w:pPr>
+      <w:r>
+        <w:rPr>
+          <w:rFonts w:ascii="Liberation Serif" w:hAnsi="Liberation Serif" w:eastAsia="Songti SC" w:cs="Arial Unicode MS"/>
+          <w:kern w:val="2"/>
+          <w:sz w:val="24"/>
+          <w:szCs w:val="24"/>
+        </w:rPr>
         <w:t xml:space="preserve">Up to this point, we've been learning concepts in isolation. Now we're going to assemble them into a </w:t>
       </w:r>
       <w:r>
         <w:rPr>
           <w:rStyle w:val="Strong"/>
+          <w:rFonts w:ascii="Liberation Serif" w:hAnsi="Liberation Serif" w:eastAsia="Songti SC" w:cs="Arial Unicode MS"/>
+          <w:b/>
+          <w:bCs/>
+          <w:kern w:val="2"/>
+          <w:sz w:val="24"/>
+          <w:szCs w:val="24"/>
         </w:rPr>
         <w:t>complete solution architecture</w:t>
       </w:r>
       <w:r>
-        <w:rPr/>
+        <w:rPr>
+          <w:rFonts w:ascii="Liberation Serif" w:hAnsi="Liberation Serif" w:eastAsia="Songti SC" w:cs="Arial Unicode MS"/>
+          <w:kern w:val="2"/>
+          <w:sz w:val="24"/>
+          <w:szCs w:val="24"/>
+        </w:rPr>
         <w:t>.</w:t>
       </w:r>
     </w:p>
     <w:p>
       <w:pPr>
         <w:pStyle w:val="BodyText"/>
-        <w:bidi w:val="0"/>
-        <w:spacing w:lineRule="auto" w:line="276" w:before="0" w:after="140"/>
-        <w:jc w:val="start"/>
-        <w:rPr/>
-      </w:pPr>
-      <w:r>
-        <w:rPr/>
+        <w:spacing w:before="0" w:after="140" w:line="276" w:lineRule="auto"/>
+        <w:jc w:val="start"/>
+      </w:pPr>
+      <w:r>
+        <w:rPr>
+          <w:rFonts w:ascii="Liberation Serif" w:hAnsi="Liberation Serif" w:eastAsia="Songti SC" w:cs="Arial Unicode MS"/>
+          <w:kern w:val="2"/>
+          <w:sz w:val="24"/>
+          <w:szCs w:val="24"/>
+        </w:rPr>
         <w:t xml:space="preserve">This is also where I'll begin teaching you to think like an </w:t>
       </w:r>
       <w:r>
         <w:rPr>
           <w:rStyle w:val="Strong"/>
+          <w:rFonts w:ascii="Liberation Serif" w:hAnsi="Liberation Serif" w:eastAsia="Songti SC" w:cs="Arial Unicode MS"/>
+          <w:b/>
+          <w:bCs/>
+          <w:kern w:val="2"/>
+          <w:sz w:val="24"/>
+          <w:szCs w:val="24"/>
         </w:rPr>
         <w:t>AWS Solutions Architect</w:t>
       </w:r>
       <w:r>
-        <w:rPr/>
+        <w:rPr>
+          <w:rFonts w:ascii="Liberation Serif" w:hAnsi="Liberation Serif" w:eastAsia="Songti SC" w:cs="Arial Unicode MS"/>
+          <w:kern w:val="2"/>
+          <w:sz w:val="24"/>
+          <w:szCs w:val="24"/>
+        </w:rPr>
         <w:t>. One thing I've learned over the years is that great architects don't start by choosing AWS services—they start by understanding the business problem, then map each requirement to the right architectural building block.</w:t>
       </w:r>
     </w:p>
     <w:p>
       <w:pPr>
         <w:pStyle w:val="BodyText"/>
-        <w:bidi w:val="0"/>
-        <w:spacing w:lineRule="auto" w:line="276" w:before="0" w:after="140"/>
-        <w:jc w:val="start"/>
-        <w:rPr/>
-      </w:pPr>
-      <w:r>
-        <w:rPr/>
+        <w:spacing w:before="0" w:after="140" w:line="276" w:lineRule="auto"/>
+        <w:jc w:val="start"/>
+      </w:pPr>
+      <w:r>
+        <w:rPr>
+          <w:rFonts w:ascii="Liberation Serif" w:hAnsi="Liberation Serif" w:eastAsia="Songti SC" w:cs="Arial Unicode MS"/>
+          <w:kern w:val="2"/>
+          <w:sz w:val="24"/>
+          <w:szCs w:val="24"/>
+        </w:rPr>
         <w:t>That's the mindset we'll develop throughout the rest of this course.</w:t>
       </w:r>
     </w:p>
     <w:p>
       <w:pPr>
         <w:pStyle w:val="HorizontalLine"/>
-        <w:suppressLineNumbers/>
         <w:pBdr>
           <w:bottom w:val="double" w:sz="2" w:space="0" w:color="808080"/>
         </w:pBdr>
-        <w:bidi w:val="0"/>
+        <w:suppressLineNumbers/>
         <w:spacing w:before="0" w:after="283"/>
         <w:jc w:val="start"/>
-        <w:rPr/>
-      </w:pPr>
-      <w:r>
-        <w:rPr/>
-      </w:r>
+      </w:pPr>
+      <w:r/>
     </w:p>
     <w:p>
       <w:pPr>
@@ -97,13 +127,18 @@
           <w:ilvl w:val="0"/>
           <w:numId w:val="0"/>
         </w:numPr>
-        <w:bidi w:val="0"/>
         <w:spacing w:before="240" w:after="120"/>
         <w:jc w:val="start"/>
-        <w:rPr/>
-      </w:pPr>
-      <w:r>
-        <w:rPr/>
+      </w:pPr>
+      <w:r>
+        <w:rPr>
+          <w:rFonts w:ascii="Liberation Serif" w:hAnsi="Liberation Serif" w:eastAsia="Songti SC" w:cs="Arial Unicode MS"/>
+          <w:b/>
+          <w:bCs/>
+          <w:kern w:val="2"/>
+          <w:sz w:val="48"/>
+          <w:szCs w:val="48"/>
+        </w:rPr>
         <w:t>Module 1 – Understanding Agentic AI</w:t>
       </w:r>
     </w:p>
@@ -114,69 +149,88 @@
           <w:ilvl w:val="0"/>
           <w:numId w:val="0"/>
         </w:numPr>
-        <w:bidi w:val="0"/>
         <w:spacing w:before="240" w:after="120"/>
         <w:jc w:val="start"/>
-        <w:rPr/>
-      </w:pPr>
-      <w:r>
-        <w:rPr/>
+      </w:pPr>
+      <w:r>
+        <w:rPr>
+          <w:rFonts w:ascii="Liberation Serif" w:hAnsi="Liberation Serif" w:eastAsia="Songti SC" w:cs="Arial Unicode MS"/>
+          <w:b/>
+          <w:bCs/>
+          <w:kern w:val="2"/>
+          <w:sz w:val="48"/>
+          <w:szCs w:val="48"/>
+        </w:rPr>
         <w:t>Chapter 5 – Designing the Facebook Airbnb Marketing Agent</w:t>
       </w:r>
     </w:p>
     <w:p>
       <w:pPr>
         <w:pStyle w:val="BodyText"/>
-        <w:bidi w:val="0"/>
-        <w:spacing w:lineRule="auto" w:line="276" w:before="0" w:after="140"/>
-        <w:jc w:val="start"/>
-        <w:rPr/>
+        <w:spacing w:before="0" w:after="140" w:line="276" w:lineRule="auto"/>
+        <w:jc w:val="start"/>
       </w:pPr>
       <w:r>
         <w:rPr>
           <w:rStyle w:val="Strong"/>
+          <w:rFonts w:ascii="Liberation Serif" w:hAnsi="Liberation Serif" w:eastAsia="Songti SC" w:cs="Arial Unicode MS"/>
+          <w:b/>
+          <w:bCs/>
+          <w:kern w:val="2"/>
+          <w:sz w:val="24"/>
+          <w:szCs w:val="24"/>
         </w:rPr>
         <w:t>Estimated Reading Time:</w:t>
       </w:r>
       <w:r>
-        <w:rPr/>
+        <w:rPr>
+          <w:rFonts w:ascii="Liberation Serif" w:hAnsi="Liberation Serif" w:eastAsia="Songti SC" w:cs="Arial Unicode MS"/>
+          <w:kern w:val="2"/>
+          <w:sz w:val="24"/>
+          <w:szCs w:val="24"/>
+        </w:rPr>
         <w:t xml:space="preserve"> 45–60 minutes</w:t>
       </w:r>
     </w:p>
     <w:p>
       <w:pPr>
         <w:pStyle w:val="BodyText"/>
-        <w:bidi w:val="0"/>
-        <w:spacing w:lineRule="auto" w:line="276" w:before="0" w:after="140"/>
-        <w:jc w:val="start"/>
-        <w:rPr/>
+        <w:spacing w:before="0" w:after="140" w:line="276" w:lineRule="auto"/>
+        <w:jc w:val="start"/>
       </w:pPr>
       <w:r>
         <w:rPr>
           <w:rStyle w:val="Strong"/>
+          <w:rFonts w:ascii="Liberation Serif" w:hAnsi="Liberation Serif" w:eastAsia="Songti SC" w:cs="Arial Unicode MS"/>
+          <w:b/>
+          <w:bCs/>
+          <w:kern w:val="2"/>
+          <w:sz w:val="24"/>
+          <w:szCs w:val="24"/>
         </w:rPr>
         <w:t>Difficulty:</w:t>
       </w:r>
       <w:r>
-        <w:rPr/>
+        <w:rPr>
+          <w:rFonts w:ascii="Liberation Serif" w:hAnsi="Liberation Serif" w:eastAsia="Songti SC" w:cs="Arial Unicode MS"/>
+          <w:kern w:val="2"/>
+          <w:sz w:val="24"/>
+          <w:szCs w:val="24"/>
+        </w:rPr>
         <w:t xml:space="preserve"> ⭐⭐⭐☆☆</w:t>
       </w:r>
     </w:p>
     <w:p>
       <w:pPr>
         <w:pStyle w:val="HorizontalLine"/>
-        <w:suppressLineNumbers/>
         <w:pBdr>
           <w:bottom w:val="double" w:sz="2" w:space="0" w:color="808080"/>
         </w:pBdr>
-        <w:bidi w:val="0"/>
+        <w:suppressLineNumbers/>
         <w:spacing w:before="0" w:after="283"/>
         <w:jc w:val="start"/>
-        <w:rPr/>
-      </w:pPr>
-      <w:r>
-        <w:rPr/>
-      </w:r>
+      </w:pPr>
+      <w:r/>
     </w:p>
     <w:p>
       <w:pPr>
@@ -185,129 +239,173 @@
           <w:ilvl w:val="0"/>
           <w:numId w:val="0"/>
         </w:numPr>
-        <w:bidi w:val="0"/>
         <w:spacing w:before="240" w:after="120"/>
         <w:jc w:val="start"/>
-        <w:rPr/>
-      </w:pPr>
-      <w:r>
-        <w:rPr/>
+      </w:pPr>
+      <w:r>
+        <w:rPr>
+          <w:rFonts w:ascii="Liberation Serif" w:hAnsi="Liberation Serif" w:eastAsia="Songti SC" w:cs="Arial Unicode MS"/>
+          <w:b/>
+          <w:bCs/>
+          <w:kern w:val="2"/>
+          <w:sz w:val="48"/>
+          <w:szCs w:val="48"/>
+        </w:rPr>
         <w:t>Learning Objectives</w:t>
       </w:r>
     </w:p>
     <w:p>
       <w:pPr>
         <w:pStyle w:val="BodyText"/>
-        <w:bidi w:val="0"/>
-        <w:spacing w:lineRule="auto" w:line="276" w:before="0" w:after="140"/>
-        <w:jc w:val="start"/>
-        <w:rPr/>
-      </w:pPr>
-      <w:r>
-        <w:rPr/>
+        <w:spacing w:before="0" w:after="140" w:line="276" w:lineRule="auto"/>
+        <w:jc w:val="start"/>
+      </w:pPr>
+      <w:r>
+        <w:rPr>
+          <w:rFonts w:ascii="Liberation Serif" w:hAnsi="Liberation Serif" w:eastAsia="Songti SC" w:cs="Arial Unicode MS"/>
+          <w:kern w:val="2"/>
+          <w:sz w:val="24"/>
+          <w:szCs w:val="24"/>
+        </w:rPr>
         <w:t>By the end of this chapter, you'll be able to:</w:t>
       </w:r>
     </w:p>
     <w:p>
       <w:pPr>
         <w:pStyle w:val="BodyText"/>
-        <w:bidi w:val="0"/>
-        <w:spacing w:lineRule="auto" w:line="276" w:before="0" w:after="140"/>
-        <w:jc w:val="start"/>
-        <w:rPr/>
-      </w:pPr>
-      <w:r>
-        <w:rPr/>
+        <w:spacing w:before="0" w:after="140" w:line="276" w:lineRule="auto"/>
+        <w:jc w:val="start"/>
+      </w:pPr>
+      <w:r>
+        <w:rPr>
+          <w:rFonts w:ascii="Liberation Serif" w:hAnsi="Liberation Serif" w:eastAsia="Songti SC" w:cs="Arial Unicode MS"/>
+          <w:kern w:val="2"/>
+          <w:sz w:val="24"/>
+          <w:szCs w:val="24"/>
+        </w:rPr>
         <w:t xml:space="preserve">✅ </w:t>
       </w:r>
       <w:r>
-        <w:rPr/>
+        <w:rPr>
+          <w:rFonts w:ascii="Liberation Serif" w:hAnsi="Liberation Serif" w:eastAsia="Songti SC" w:cs="Arial Unicode MS"/>
+          <w:kern w:val="2"/>
+          <w:sz w:val="24"/>
+          <w:szCs w:val="24"/>
+        </w:rPr>
         <w:t>Translate business requirements into a technical architecture.</w:t>
       </w:r>
     </w:p>
     <w:p>
       <w:pPr>
         <w:pStyle w:val="BodyText"/>
-        <w:bidi w:val="0"/>
-        <w:spacing w:lineRule="auto" w:line="276" w:before="0" w:after="140"/>
-        <w:jc w:val="start"/>
-        <w:rPr/>
-      </w:pPr>
-      <w:r>
-        <w:rPr/>
+        <w:spacing w:before="0" w:after="140" w:line="276" w:lineRule="auto"/>
+        <w:jc w:val="start"/>
+      </w:pPr>
+      <w:r>
+        <w:rPr>
+          <w:rFonts w:ascii="Liberation Serif" w:hAnsi="Liberation Serif" w:eastAsia="Songti SC" w:cs="Arial Unicode MS"/>
+          <w:kern w:val="2"/>
+          <w:sz w:val="24"/>
+          <w:szCs w:val="24"/>
+        </w:rPr>
         <w:t xml:space="preserve">✅ </w:t>
       </w:r>
       <w:r>
-        <w:rPr/>
+        <w:rPr>
+          <w:rFonts w:ascii="Liberation Serif" w:hAnsi="Liberation Serif" w:eastAsia="Songti SC" w:cs="Arial Unicode MS"/>
+          <w:kern w:val="2"/>
+          <w:sz w:val="24"/>
+          <w:szCs w:val="24"/>
+        </w:rPr>
         <w:t>Explain the responsibility of every component in our system.</w:t>
       </w:r>
     </w:p>
     <w:p>
       <w:pPr>
         <w:pStyle w:val="BodyText"/>
-        <w:bidi w:val="0"/>
-        <w:spacing w:lineRule="auto" w:line="276" w:before="0" w:after="140"/>
-        <w:jc w:val="start"/>
-        <w:rPr/>
-      </w:pPr>
-      <w:r>
-        <w:rPr/>
+        <w:spacing w:before="0" w:after="140" w:line="276" w:lineRule="auto"/>
+        <w:jc w:val="start"/>
+      </w:pPr>
+      <w:r>
+        <w:rPr>
+          <w:rFonts w:ascii="Liberation Serif" w:hAnsi="Liberation Serif" w:eastAsia="Songti SC" w:cs="Arial Unicode MS"/>
+          <w:kern w:val="2"/>
+          <w:sz w:val="24"/>
+          <w:szCs w:val="24"/>
+        </w:rPr>
         <w:t xml:space="preserve">✅ </w:t>
       </w:r>
       <w:r>
-        <w:rPr/>
+        <w:rPr>
+          <w:rFonts w:ascii="Liberation Serif" w:hAnsi="Liberation Serif" w:eastAsia="Songti SC" w:cs="Arial Unicode MS"/>
+          <w:kern w:val="2"/>
+          <w:sz w:val="24"/>
+          <w:szCs w:val="24"/>
+        </w:rPr>
         <w:t>Understand why we use an event-driven architecture.</w:t>
       </w:r>
     </w:p>
     <w:p>
       <w:pPr>
         <w:pStyle w:val="BodyText"/>
-        <w:bidi w:val="0"/>
-        <w:spacing w:lineRule="auto" w:line="276" w:before="0" w:after="140"/>
-        <w:jc w:val="start"/>
-        <w:rPr/>
-      </w:pPr>
-      <w:r>
-        <w:rPr/>
+        <w:spacing w:before="0" w:after="140" w:line="276" w:lineRule="auto"/>
+        <w:jc w:val="start"/>
+      </w:pPr>
+      <w:r>
+        <w:rPr>
+          <w:rFonts w:ascii="Liberation Serif" w:hAnsi="Liberation Serif" w:eastAsia="Songti SC" w:cs="Arial Unicode MS"/>
+          <w:kern w:val="2"/>
+          <w:sz w:val="24"/>
+          <w:szCs w:val="24"/>
+        </w:rPr>
         <w:t xml:space="preserve">✅ </w:t>
       </w:r>
       <w:r>
-        <w:rPr/>
+        <w:rPr>
+          <w:rFonts w:ascii="Liberation Serif" w:hAnsi="Liberation Serif" w:eastAsia="Songti SC" w:cs="Arial Unicode MS"/>
+          <w:kern w:val="2"/>
+          <w:sz w:val="24"/>
+          <w:szCs w:val="24"/>
+        </w:rPr>
         <w:t>Understand the complete end-to-end data flow.</w:t>
       </w:r>
     </w:p>
     <w:p>
       <w:pPr>
         <w:pStyle w:val="BodyText"/>
-        <w:bidi w:val="0"/>
-        <w:spacing w:lineRule="auto" w:line="276" w:before="0" w:after="140"/>
-        <w:jc w:val="start"/>
-        <w:rPr/>
-      </w:pPr>
-      <w:r>
-        <w:rPr/>
+        <w:spacing w:before="0" w:after="140" w:line="276" w:lineRule="auto"/>
+        <w:jc w:val="start"/>
+      </w:pPr>
+      <w:r>
+        <w:rPr>
+          <w:rFonts w:ascii="Liberation Serif" w:hAnsi="Liberation Serif" w:eastAsia="Songti SC" w:cs="Arial Unicode MS"/>
+          <w:kern w:val="2"/>
+          <w:sz w:val="24"/>
+          <w:szCs w:val="24"/>
+        </w:rPr>
         <w:t xml:space="preserve">✅ </w:t>
       </w:r>
       <w:r>
-        <w:rPr/>
+        <w:rPr>
+          <w:rFonts w:ascii="Liberation Serif" w:hAnsi="Liberation Serif" w:eastAsia="Songti SC" w:cs="Arial Unicode MS"/>
+          <w:kern w:val="2"/>
+          <w:sz w:val="24"/>
+          <w:szCs w:val="24"/>
+        </w:rPr>
         <w:t>Appreciate how AI is only one component of the overall solution.</w:t>
       </w:r>
     </w:p>
     <w:p>
       <w:pPr>
         <w:pStyle w:val="HorizontalLine"/>
-        <w:suppressLineNumbers/>
         <w:pBdr>
           <w:bottom w:val="double" w:sz="2" w:space="0" w:color="808080"/>
         </w:pBdr>
-        <w:bidi w:val="0"/>
+        <w:suppressLineNumbers/>
         <w:spacing w:before="0" w:after="283"/>
         <w:jc w:val="start"/>
-        <w:rPr/>
-      </w:pPr>
-      <w:r>
-        <w:rPr/>
-      </w:r>
+      </w:pPr>
+      <w:r/>
     </w:p>
     <w:p>
       <w:pPr>
@@ -316,79 +414,99 @@
           <w:ilvl w:val="0"/>
           <w:numId w:val="0"/>
         </w:numPr>
-        <w:bidi w:val="0"/>
         <w:spacing w:before="240" w:after="120"/>
         <w:jc w:val="start"/>
-        <w:rPr/>
-      </w:pPr>
-      <w:r>
-        <w:rPr/>
+      </w:pPr>
+      <w:r>
+        <w:rPr>
+          <w:rFonts w:ascii="Liberation Serif" w:hAnsi="Liberation Serif" w:eastAsia="Songti SC" w:cs="Arial Unicode MS"/>
+          <w:b/>
+          <w:bCs/>
+          <w:kern w:val="2"/>
+          <w:sz w:val="48"/>
+          <w:szCs w:val="48"/>
+        </w:rPr>
         <w:t>5.1 Every Great System Starts With a Business Problem</w:t>
       </w:r>
     </w:p>
     <w:p>
       <w:pPr>
         <w:pStyle w:val="BodyText"/>
-        <w:bidi w:val="0"/>
-        <w:spacing w:lineRule="auto" w:line="276" w:before="0" w:after="140"/>
-        <w:jc w:val="start"/>
-        <w:rPr/>
-      </w:pPr>
-      <w:r>
-        <w:rPr/>
+        <w:spacing w:before="0" w:after="140" w:line="276" w:lineRule="auto"/>
+        <w:jc w:val="start"/>
+      </w:pPr>
+      <w:r>
+        <w:rPr>
+          <w:rFonts w:ascii="Liberation Serif" w:hAnsi="Liberation Serif" w:eastAsia="Songti SC" w:cs="Arial Unicode MS"/>
+          <w:kern w:val="2"/>
+          <w:sz w:val="24"/>
+          <w:szCs w:val="24"/>
+        </w:rPr>
         <w:t>Before writing any code, let's define the actual problem.</w:t>
       </w:r>
     </w:p>
     <w:p>
       <w:pPr>
         <w:pStyle w:val="BodyText"/>
-        <w:bidi w:val="0"/>
-        <w:spacing w:lineRule="auto" w:line="276" w:before="0" w:after="140"/>
-        <w:jc w:val="start"/>
-        <w:rPr/>
-      </w:pPr>
-      <w:r>
-        <w:rPr/>
+        <w:spacing w:before="0" w:after="140" w:line="276" w:lineRule="auto"/>
+        <w:jc w:val="start"/>
+      </w:pPr>
+      <w:r>
+        <w:rPr>
+          <w:rFonts w:ascii="Liberation Serif" w:hAnsi="Liberation Serif" w:eastAsia="Songti SC" w:cs="Arial Unicode MS"/>
+          <w:kern w:val="2"/>
+          <w:sz w:val="24"/>
+          <w:szCs w:val="24"/>
+        </w:rPr>
         <w:t>Imagine you own one or more Airbnb properties.</w:t>
       </w:r>
     </w:p>
     <w:p>
       <w:pPr>
         <w:pStyle w:val="BodyText"/>
-        <w:bidi w:val="0"/>
-        <w:spacing w:lineRule="auto" w:line="276" w:before="0" w:after="140"/>
-        <w:jc w:val="start"/>
-        <w:rPr/>
-      </w:pPr>
-      <w:r>
-        <w:rPr/>
+        <w:spacing w:before="0" w:after="140" w:line="276" w:lineRule="auto"/>
+        <w:jc w:val="start"/>
+      </w:pPr>
+      <w:r>
+        <w:rPr>
+          <w:rFonts w:ascii="Liberation Serif" w:hAnsi="Liberation Serif" w:eastAsia="Songti SC" w:cs="Arial Unicode MS"/>
+          <w:kern w:val="2"/>
+          <w:sz w:val="24"/>
+          <w:szCs w:val="24"/>
+        </w:rPr>
         <w:t>You regularly browse Facebook Groups where people post messages like:</w:t>
       </w:r>
     </w:p>
     <w:p>
       <w:pPr>
         <w:pStyle w:val="BlockQuotation"/>
-        <w:bidi w:val="0"/>
         <w:spacing w:before="0" w:after="283"/>
-        <w:ind w:hanging="0" w:start="567" w:end="567"/>
-        <w:jc w:val="start"/>
-        <w:rPr/>
-      </w:pPr>
-      <w:r>
-        <w:rPr/>
+        <w:ind w:left="567" w:right="567" w:hanging="0"/>
+        <w:jc w:val="start"/>
+      </w:pPr>
+      <w:r>
+        <w:rPr>
+          <w:rFonts w:ascii="Liberation Serif" w:hAnsi="Liberation Serif" w:eastAsia="Songti SC" w:cs="Arial Unicode MS"/>
+          <w:kern w:val="2"/>
+          <w:sz w:val="24"/>
+          <w:szCs w:val="24"/>
+        </w:rPr>
         <w:t>Looking for accommodation for 8 guests this weekend.</w:t>
       </w:r>
     </w:p>
     <w:p>
       <w:pPr>
         <w:pStyle w:val="BodyText"/>
-        <w:bidi w:val="0"/>
-        <w:spacing w:lineRule="auto" w:line="276" w:before="0" w:after="140"/>
-        <w:jc w:val="start"/>
-        <w:rPr/>
-      </w:pPr>
-      <w:r>
-        <w:rPr/>
+        <w:spacing w:before="0" w:after="140" w:line="276" w:lineRule="auto"/>
+        <w:jc w:val="start"/>
+      </w:pPr>
+      <w:r>
+        <w:rPr>
+          <w:rFonts w:ascii="Liberation Serif" w:hAnsi="Liberation Serif" w:eastAsia="Songti SC" w:cs="Arial Unicode MS"/>
+          <w:kern w:val="2"/>
+          <w:sz w:val="24"/>
+          <w:szCs w:val="24"/>
+        </w:rPr>
         <w:t>You manually:</w:t>
       </w:r>
     </w:p>
@@ -401,16 +519,19 @@
         </w:numPr>
         <w:tabs>
           <w:tab w:val="clear" w:pos="709"/>
-          <w:tab w:val="left" w:pos="709" w:leader="none"/>
-        </w:tabs>
-        <w:bidi w:val="0"/>
-        <w:spacing w:before="0" w:after="0"/>
-        <w:ind w:hanging="283" w:start="709"/>
-        <w:jc w:val="start"/>
-        <w:rPr/>
-      </w:pPr>
-      <w:r>
-        <w:rPr/>
+          <w:tab w:val="left" w:pos="709"/>
+        </w:tabs>
+        <w:spacing w:before="0" w:after="0"/>
+        <w:ind w:left="709" w:hanging="283"/>
+        <w:jc w:val="start"/>
+      </w:pPr>
+      <w:r>
+        <w:rPr>
+          <w:rFonts w:ascii="Liberation Serif" w:hAnsi="Liberation Serif" w:eastAsia="Songti SC" w:cs="Arial Unicode MS"/>
+          <w:kern w:val="2"/>
+          <w:sz w:val="24"/>
+          <w:szCs w:val="24"/>
+        </w:rPr>
         <w:t xml:space="preserve">Read every post </w:t>
       </w:r>
     </w:p>
@@ -423,16 +544,19 @@
         </w:numPr>
         <w:tabs>
           <w:tab w:val="clear" w:pos="709"/>
-          <w:tab w:val="left" w:pos="709" w:leader="none"/>
-        </w:tabs>
-        <w:bidi w:val="0"/>
-        <w:spacing w:before="0" w:after="0"/>
-        <w:ind w:hanging="283" w:start="709"/>
-        <w:jc w:val="start"/>
-        <w:rPr/>
-      </w:pPr>
-      <w:r>
-        <w:rPr/>
+          <w:tab w:val="left" w:pos="709"/>
+        </w:tabs>
+        <w:spacing w:before="0" w:after="0"/>
+        <w:ind w:left="709" w:hanging="283"/>
+        <w:jc w:val="start"/>
+      </w:pPr>
+      <w:r>
+        <w:rPr>
+          <w:rFonts w:ascii="Liberation Serif" w:hAnsi="Liberation Serif" w:eastAsia="Songti SC" w:cs="Arial Unicode MS"/>
+          <w:kern w:val="2"/>
+          <w:sz w:val="24"/>
+          <w:szCs w:val="24"/>
+        </w:rPr>
         <w:t xml:space="preserve">Decide whether it's relevant </w:t>
       </w:r>
     </w:p>
@@ -445,16 +569,19 @@
         </w:numPr>
         <w:tabs>
           <w:tab w:val="clear" w:pos="709"/>
-          <w:tab w:val="left" w:pos="709" w:leader="none"/>
-        </w:tabs>
-        <w:bidi w:val="0"/>
-        <w:spacing w:before="0" w:after="0"/>
-        <w:ind w:hanging="283" w:start="709"/>
-        <w:jc w:val="start"/>
-        <w:rPr/>
-      </w:pPr>
-      <w:r>
-        <w:rPr/>
+          <w:tab w:val="left" w:pos="709"/>
+        </w:tabs>
+        <w:spacing w:before="0" w:after="0"/>
+        <w:ind w:left="709" w:hanging="283"/>
+        <w:jc w:val="start"/>
+      </w:pPr>
+      <w:r>
+        <w:rPr>
+          <w:rFonts w:ascii="Liberation Serif" w:hAnsi="Liberation Serif" w:eastAsia="Songti SC" w:cs="Arial Unicode MS"/>
+          <w:kern w:val="2"/>
+          <w:sz w:val="24"/>
+          <w:szCs w:val="24"/>
+        </w:rPr>
         <w:t xml:space="preserve">Check your calendar </w:t>
       </w:r>
     </w:p>
@@ -467,16 +594,19 @@
         </w:numPr>
         <w:tabs>
           <w:tab w:val="clear" w:pos="709"/>
-          <w:tab w:val="left" w:pos="709" w:leader="none"/>
-        </w:tabs>
-        <w:bidi w:val="0"/>
-        <w:spacing w:before="0" w:after="0"/>
-        <w:ind w:hanging="283" w:start="709"/>
-        <w:jc w:val="start"/>
-        <w:rPr/>
-      </w:pPr>
-      <w:r>
-        <w:rPr/>
+          <w:tab w:val="left" w:pos="709"/>
+        </w:tabs>
+        <w:spacing w:before="0" w:after="0"/>
+        <w:ind w:left="709" w:hanging="283"/>
+        <w:jc w:val="start"/>
+      </w:pPr>
+      <w:r>
+        <w:rPr>
+          <w:rFonts w:ascii="Liberation Serif" w:hAnsi="Liberation Serif" w:eastAsia="Songti SC" w:cs="Arial Unicode MS"/>
+          <w:kern w:val="2"/>
+          <w:sz w:val="24"/>
+          <w:szCs w:val="24"/>
+        </w:rPr>
         <w:t xml:space="preserve">Write a reply </w:t>
       </w:r>
     </w:p>
@@ -489,46 +619,48 @@
         </w:numPr>
         <w:tabs>
           <w:tab w:val="clear" w:pos="709"/>
-          <w:tab w:val="left" w:pos="709" w:leader="none"/>
-        </w:tabs>
-        <w:bidi w:val="0"/>
-        <w:ind w:hanging="283" w:start="709"/>
-        <w:jc w:val="start"/>
-        <w:rPr/>
-      </w:pPr>
-      <w:r>
-        <w:rPr/>
+          <w:tab w:val="left" w:pos="709"/>
+        </w:tabs>
+        <w:ind w:left="709" w:hanging="283"/>
+        <w:jc w:val="start"/>
+      </w:pPr>
+      <w:r>
+        <w:rPr>
+          <w:rFonts w:ascii="Liberation Serif" w:hAnsi="Liberation Serif" w:eastAsia="Songti SC" w:cs="Arial Unicode MS"/>
+          <w:kern w:val="2"/>
+          <w:sz w:val="24"/>
+          <w:szCs w:val="24"/>
+        </w:rPr>
         <w:t xml:space="preserve">Paste your Airbnb link </w:t>
       </w:r>
     </w:p>
     <w:p>
       <w:pPr>
         <w:pStyle w:val="BodyText"/>
-        <w:bidi w:val="0"/>
-        <w:spacing w:lineRule="auto" w:line="276" w:before="0" w:after="140"/>
-        <w:jc w:val="start"/>
-        <w:rPr/>
-      </w:pPr>
-      <w:r>
-        <w:rPr/>
+        <w:spacing w:before="0" w:after="140" w:line="276" w:lineRule="auto"/>
+        <w:jc w:val="start"/>
+      </w:pPr>
+      <w:r>
+        <w:rPr>
+          <w:rFonts w:ascii="Liberation Serif" w:hAnsi="Liberation Serif" w:eastAsia="Songti SC" w:cs="Arial Unicode MS"/>
+          <w:kern w:val="2"/>
+          <w:sz w:val="24"/>
+          <w:szCs w:val="24"/>
+        </w:rPr>
         <w:t>If you belong to several groups, this can consume hours every day.</w:t>
       </w:r>
     </w:p>
     <w:p>
       <w:pPr>
         <w:pStyle w:val="HorizontalLine"/>
-        <w:suppressLineNumbers/>
         <w:pBdr>
           <w:bottom w:val="double" w:sz="2" w:space="0" w:color="808080"/>
         </w:pBdr>
-        <w:bidi w:val="0"/>
+        <w:suppressLineNumbers/>
         <w:spacing w:before="0" w:after="283"/>
         <w:jc w:val="start"/>
-        <w:rPr/>
-      </w:pPr>
-      <w:r>
-        <w:rPr/>
-      </w:r>
+      </w:pPr>
+      <w:r/>
     </w:p>
     <w:p>
       <w:pPr>
@@ -537,26 +669,34 @@
           <w:ilvl w:val="0"/>
           <w:numId w:val="0"/>
         </w:numPr>
-        <w:bidi w:val="0"/>
         <w:spacing w:before="200" w:after="120"/>
         <w:jc w:val="start"/>
-        <w:rPr/>
-      </w:pPr>
-      <w:r>
-        <w:rPr/>
+      </w:pPr>
+      <w:r>
+        <w:rPr>
+          <w:rFonts w:ascii="Liberation Serif" w:hAnsi="Liberation Serif" w:eastAsia="Songti SC" w:cs="Arial Unicode MS"/>
+          <w:b/>
+          <w:bCs/>
+          <w:kern w:val="2"/>
+          <w:sz w:val="36"/>
+          <w:szCs w:val="36"/>
+        </w:rPr>
         <w:t>Our Goal</w:t>
       </w:r>
     </w:p>
     <w:p>
       <w:pPr>
         <w:pStyle w:val="BodyText"/>
-        <w:bidi w:val="0"/>
-        <w:spacing w:lineRule="auto" w:line="276" w:before="0" w:after="140"/>
-        <w:jc w:val="start"/>
-        <w:rPr/>
-      </w:pPr>
-      <w:r>
-        <w:rPr/>
+        <w:spacing w:before="0" w:after="140" w:line="276" w:lineRule="auto"/>
+        <w:jc w:val="start"/>
+      </w:pPr>
+      <w:r>
+        <w:rPr>
+          <w:rFonts w:ascii="Liberation Serif" w:hAnsi="Liberation Serif" w:eastAsia="Songti SC" w:cs="Arial Unicode MS"/>
+          <w:kern w:val="2"/>
+          <w:sz w:val="24"/>
+          <w:szCs w:val="24"/>
+        </w:rPr>
         <w:t>Create an intelligent assistant that:</w:t>
       </w:r>
     </w:p>
@@ -569,16 +709,19 @@
         </w:numPr>
         <w:tabs>
           <w:tab w:val="clear" w:pos="709"/>
-          <w:tab w:val="left" w:pos="709" w:leader="none"/>
-        </w:tabs>
-        <w:bidi w:val="0"/>
-        <w:spacing w:before="0" w:after="0"/>
-        <w:ind w:hanging="283" w:start="709"/>
-        <w:jc w:val="start"/>
-        <w:rPr/>
-      </w:pPr>
-      <w:r>
-        <w:rPr/>
+          <w:tab w:val="left" w:pos="709"/>
+        </w:tabs>
+        <w:spacing w:before="0" w:after="0"/>
+        <w:ind w:left="709" w:hanging="283"/>
+        <w:jc w:val="start"/>
+      </w:pPr>
+      <w:r>
+        <w:rPr>
+          <w:rFonts w:ascii="Liberation Serif" w:hAnsi="Liberation Serif" w:eastAsia="Songti SC" w:cs="Arial Unicode MS"/>
+          <w:kern w:val="2"/>
+          <w:sz w:val="24"/>
+          <w:szCs w:val="24"/>
+        </w:rPr>
         <w:t xml:space="preserve">Watches approved Facebook Groups. </w:t>
       </w:r>
     </w:p>
@@ -591,16 +734,19 @@
         </w:numPr>
         <w:tabs>
           <w:tab w:val="clear" w:pos="709"/>
-          <w:tab w:val="left" w:pos="709" w:leader="none"/>
-        </w:tabs>
-        <w:bidi w:val="0"/>
-        <w:spacing w:before="0" w:after="0"/>
-        <w:ind w:hanging="283" w:start="709"/>
-        <w:jc w:val="start"/>
-        <w:rPr/>
-      </w:pPr>
-      <w:r>
-        <w:rPr/>
+          <w:tab w:val="left" w:pos="709"/>
+        </w:tabs>
+        <w:spacing w:before="0" w:after="0"/>
+        <w:ind w:left="709" w:hanging="283"/>
+        <w:jc w:val="start"/>
+      </w:pPr>
+      <w:r>
+        <w:rPr>
+          <w:rFonts w:ascii="Liberation Serif" w:hAnsi="Liberation Serif" w:eastAsia="Songti SC" w:cs="Arial Unicode MS"/>
+          <w:kern w:val="2"/>
+          <w:sz w:val="24"/>
+          <w:szCs w:val="24"/>
+        </w:rPr>
         <w:t xml:space="preserve">Identifies genuine accommodation requests. </w:t>
       </w:r>
     </w:p>
@@ -613,16 +759,19 @@
         </w:numPr>
         <w:tabs>
           <w:tab w:val="clear" w:pos="709"/>
-          <w:tab w:val="left" w:pos="709" w:leader="none"/>
-        </w:tabs>
-        <w:bidi w:val="0"/>
-        <w:spacing w:before="0" w:after="0"/>
-        <w:ind w:hanging="283" w:start="709"/>
-        <w:jc w:val="start"/>
-        <w:rPr/>
-      </w:pPr>
-      <w:r>
-        <w:rPr/>
+          <w:tab w:val="left" w:pos="709"/>
+        </w:tabs>
+        <w:spacing w:before="0" w:after="0"/>
+        <w:ind w:left="709" w:hanging="283"/>
+        <w:jc w:val="start"/>
+      </w:pPr>
+      <w:r>
+        <w:rPr>
+          <w:rFonts w:ascii="Liberation Serif" w:hAnsi="Liberation Serif" w:eastAsia="Songti SC" w:cs="Arial Unicode MS"/>
+          <w:kern w:val="2"/>
+          <w:sz w:val="24"/>
+          <w:szCs w:val="24"/>
+        </w:rPr>
         <w:t xml:space="preserve">Checks availability. </w:t>
       </w:r>
     </w:p>
@@ -635,16 +784,19 @@
         </w:numPr>
         <w:tabs>
           <w:tab w:val="clear" w:pos="709"/>
-          <w:tab w:val="left" w:pos="709" w:leader="none"/>
-        </w:tabs>
-        <w:bidi w:val="0"/>
-        <w:spacing w:before="0" w:after="0"/>
-        <w:ind w:hanging="283" w:start="709"/>
-        <w:jc w:val="start"/>
-        <w:rPr/>
-      </w:pPr>
-      <w:r>
-        <w:rPr/>
+          <w:tab w:val="left" w:pos="709"/>
+        </w:tabs>
+        <w:spacing w:before="0" w:after="0"/>
+        <w:ind w:left="709" w:hanging="283"/>
+        <w:jc w:val="start"/>
+      </w:pPr>
+      <w:r>
+        <w:rPr>
+          <w:rFonts w:ascii="Liberation Serif" w:hAnsi="Liberation Serif" w:eastAsia="Songti SC" w:cs="Arial Unicode MS"/>
+          <w:kern w:val="2"/>
+          <w:sz w:val="24"/>
+          <w:szCs w:val="24"/>
+        </w:rPr>
         <w:t xml:space="preserve">Writes personalized replies. </w:t>
       </w:r>
     </w:p>
@@ -657,82 +809,101 @@
         </w:numPr>
         <w:tabs>
           <w:tab w:val="clear" w:pos="709"/>
-          <w:tab w:val="left" w:pos="709" w:leader="none"/>
-        </w:tabs>
-        <w:bidi w:val="0"/>
-        <w:ind w:hanging="283" w:start="709"/>
-        <w:jc w:val="start"/>
-        <w:rPr/>
-      </w:pPr>
-      <w:r>
-        <w:rPr/>
+          <w:tab w:val="left" w:pos="709"/>
+        </w:tabs>
+        <w:ind w:left="709" w:hanging="283"/>
+        <w:jc w:val="start"/>
+      </w:pPr>
+      <w:r>
+        <w:rPr>
+          <w:rFonts w:ascii="Liberation Serif" w:hAnsi="Liberation Serif" w:eastAsia="Songti SC" w:cs="Arial Unicode MS"/>
+          <w:kern w:val="2"/>
+          <w:sz w:val="24"/>
+          <w:szCs w:val="24"/>
+        </w:rPr>
         <w:t xml:space="preserve">Helps market your Airbnb automatically (or with optional human approval). </w:t>
       </w:r>
     </w:p>
     <w:p>
       <w:pPr>
         <w:pStyle w:val="BodyText"/>
-        <w:bidi w:val="0"/>
-        <w:spacing w:lineRule="auto" w:line="276" w:before="0" w:after="140"/>
-        <w:jc w:val="start"/>
-        <w:rPr/>
-      </w:pPr>
-      <w:r>
-        <w:rPr/>
+        <w:spacing w:before="0" w:after="140" w:line="276" w:lineRule="auto"/>
+        <w:jc w:val="start"/>
+      </w:pPr>
+      <w:r>
+        <w:rPr>
+          <w:rFonts w:ascii="Liberation Serif" w:hAnsi="Liberation Serif" w:eastAsia="Songti SC" w:cs="Arial Unicode MS"/>
+          <w:kern w:val="2"/>
+          <w:sz w:val="24"/>
+          <w:szCs w:val="24"/>
+        </w:rPr>
         <w:t>Notice something.</w:t>
       </w:r>
     </w:p>
     <w:p>
       <w:pPr>
         <w:pStyle w:val="BodyText"/>
-        <w:bidi w:val="0"/>
-        <w:spacing w:lineRule="auto" w:line="276" w:before="0" w:after="140"/>
-        <w:jc w:val="start"/>
-        <w:rPr/>
-      </w:pPr>
-      <w:r>
-        <w:rPr/>
+        <w:spacing w:before="0" w:after="140" w:line="276" w:lineRule="auto"/>
+        <w:jc w:val="start"/>
+      </w:pPr>
+      <w:r>
+        <w:rPr>
+          <w:rFonts w:ascii="Liberation Serif" w:hAnsi="Liberation Serif" w:eastAsia="Songti SC" w:cs="Arial Unicode MS"/>
+          <w:kern w:val="2"/>
+          <w:sz w:val="24"/>
+          <w:szCs w:val="24"/>
+        </w:rPr>
         <w:t xml:space="preserve">We are </w:t>
       </w:r>
       <w:r>
         <w:rPr>
           <w:rStyle w:val="Strong"/>
+          <w:rFonts w:ascii="Liberation Serif" w:hAnsi="Liberation Serif" w:eastAsia="Songti SC" w:cs="Arial Unicode MS"/>
+          <w:b/>
+          <w:bCs/>
+          <w:kern w:val="2"/>
+          <w:sz w:val="24"/>
+          <w:szCs w:val="24"/>
         </w:rPr>
         <w:t>not</w:t>
       </w:r>
       <w:r>
-        <w:rPr/>
+        <w:rPr>
+          <w:rFonts w:ascii="Liberation Serif" w:hAnsi="Liberation Serif" w:eastAsia="Songti SC" w:cs="Arial Unicode MS"/>
+          <w:kern w:val="2"/>
+          <w:sz w:val="24"/>
+          <w:szCs w:val="24"/>
+        </w:rPr>
         <w:t xml:space="preserve"> trying to replace you.</w:t>
       </w:r>
     </w:p>
     <w:p>
       <w:pPr>
         <w:pStyle w:val="BodyText"/>
-        <w:bidi w:val="0"/>
-        <w:spacing w:lineRule="auto" w:line="276" w:before="0" w:after="140"/>
-        <w:jc w:val="start"/>
-        <w:rPr/>
-      </w:pPr>
-      <w:r>
-        <w:rPr/>
+        <w:spacing w:before="0" w:after="140" w:line="276" w:lineRule="auto"/>
+        <w:jc w:val="start"/>
+      </w:pPr>
+      <w:r>
+        <w:rPr>
+          <w:rFonts w:ascii="Liberation Serif" w:hAnsi="Liberation Serif" w:eastAsia="Songti SC" w:cs="Arial Unicode MS"/>
+          <w:kern w:val="2"/>
+          <w:sz w:val="24"/>
+          <w:szCs w:val="24"/>
+        </w:rPr>
         <w:t>We are automating repetitive work so you can spend more time talking with serious customers.</w:t>
       </w:r>
     </w:p>
     <w:p>
       <w:pPr>
         <w:pStyle w:val="HorizontalLine"/>
-        <w:suppressLineNumbers/>
         <w:pBdr>
           <w:bottom w:val="double" w:sz="2" w:space="0" w:color="808080"/>
         </w:pBdr>
-        <w:bidi w:val="0"/>
+        <w:suppressLineNumbers/>
         <w:spacing w:before="0" w:after="283"/>
         <w:jc w:val="start"/>
-        <w:rPr/>
-      </w:pPr>
-      <w:r>
-        <w:rPr/>
-      </w:r>
+      </w:pPr>
+      <w:r/>
     </w:p>
     <w:p>
       <w:pPr>
@@ -741,39 +912,50 @@
           <w:ilvl w:val="0"/>
           <w:numId w:val="0"/>
         </w:numPr>
-        <w:bidi w:val="0"/>
         <w:spacing w:before="240" w:after="120"/>
         <w:jc w:val="start"/>
-        <w:rPr/>
-      </w:pPr>
-      <w:r>
-        <w:rPr/>
+      </w:pPr>
+      <w:r>
+        <w:rPr>
+          <w:rFonts w:ascii="Liberation Serif" w:hAnsi="Liberation Serif" w:eastAsia="Songti SC" w:cs="Arial Unicode MS"/>
+          <w:b/>
+          <w:bCs/>
+          <w:kern w:val="2"/>
+          <w:sz w:val="48"/>
+          <w:szCs w:val="48"/>
+        </w:rPr>
         <w:t>5.2 Functional Requirements</w:t>
       </w:r>
     </w:p>
     <w:p>
       <w:pPr>
         <w:pStyle w:val="BodyText"/>
-        <w:bidi w:val="0"/>
-        <w:spacing w:lineRule="auto" w:line="276" w:before="0" w:after="140"/>
-        <w:jc w:val="start"/>
-        <w:rPr/>
-      </w:pPr>
-      <w:r>
-        <w:rPr/>
+        <w:spacing w:before="0" w:after="140" w:line="276" w:lineRule="auto"/>
+        <w:jc w:val="start"/>
+      </w:pPr>
+      <w:r>
+        <w:rPr>
+          <w:rFonts w:ascii="Liberation Serif" w:hAnsi="Liberation Serif" w:eastAsia="Songti SC" w:cs="Arial Unicode MS"/>
+          <w:kern w:val="2"/>
+          <w:sz w:val="24"/>
+          <w:szCs w:val="24"/>
+        </w:rPr>
         <w:t>Every software project starts with requirements.</w:t>
       </w:r>
     </w:p>
     <w:p>
       <w:pPr>
         <w:pStyle w:val="BodyText"/>
-        <w:bidi w:val="0"/>
-        <w:spacing w:lineRule="auto" w:line="276" w:before="0" w:after="140"/>
-        <w:jc w:val="start"/>
-        <w:rPr/>
-      </w:pPr>
-      <w:r>
-        <w:rPr/>
+        <w:spacing w:before="0" w:after="140" w:line="276" w:lineRule="auto"/>
+        <w:jc w:val="start"/>
+      </w:pPr>
+      <w:r>
+        <w:rPr>
+          <w:rFonts w:ascii="Liberation Serif" w:hAnsi="Liberation Serif" w:eastAsia="Songti SC" w:cs="Arial Unicode MS"/>
+          <w:kern w:val="2"/>
+          <w:sz w:val="24"/>
+          <w:szCs w:val="24"/>
+        </w:rPr>
         <w:t>Let's write ours.</w:t>
       </w:r>
     </w:p>
@@ -784,44 +966,48 @@
           <w:ilvl w:val="0"/>
           <w:numId w:val="0"/>
         </w:numPr>
-        <w:bidi w:val="0"/>
         <w:spacing w:before="140" w:after="120"/>
         <w:jc w:val="start"/>
-        <w:rPr/>
-      </w:pPr>
-      <w:r>
-        <w:rPr/>
+      </w:pPr>
+      <w:r>
+        <w:rPr>
+          <w:rFonts w:ascii="Liberation Serif" w:hAnsi="Liberation Serif" w:eastAsia="Songti SC" w:cs="Arial Unicode MS"/>
+          <w:b/>
+          <w:bCs/>
+          <w:kern w:val="2"/>
+          <w:sz w:val="28"/>
+          <w:szCs w:val="28"/>
+        </w:rPr>
         <w:t>Requirement 1</w:t>
       </w:r>
     </w:p>
     <w:p>
       <w:pPr>
         <w:pStyle w:val="BodyText"/>
-        <w:bidi w:val="0"/>
-        <w:spacing w:lineRule="auto" w:line="276" w:before="0" w:after="140"/>
-        <w:jc w:val="start"/>
-        <w:rPr/>
-      </w:pPr>
-      <w:r>
-        <w:rPr/>
+        <w:spacing w:before="0" w:after="140" w:line="276" w:lineRule="auto"/>
+        <w:jc w:val="start"/>
+      </w:pPr>
+      <w:r>
+        <w:rPr>
+          <w:rFonts w:ascii="Liberation Serif" w:hAnsi="Liberation Serif" w:eastAsia="Songti SC" w:cs="Arial Unicode MS"/>
+          <w:kern w:val="2"/>
+          <w:sz w:val="24"/>
+          <w:szCs w:val="24"/>
+        </w:rPr>
         <w:t>Monitor Facebook Groups every three minutes.</w:t>
       </w:r>
     </w:p>
     <w:p>
       <w:pPr>
         <w:pStyle w:val="HorizontalLine"/>
-        <w:suppressLineNumbers/>
         <w:pBdr>
           <w:bottom w:val="double" w:sz="2" w:space="0" w:color="808080"/>
         </w:pBdr>
-        <w:bidi w:val="0"/>
+        <w:suppressLineNumbers/>
         <w:spacing w:before="0" w:after="283"/>
         <w:jc w:val="start"/>
-        <w:rPr/>
-      </w:pPr>
-      <w:r>
-        <w:rPr/>
-      </w:r>
+      </w:pPr>
+      <w:r/>
     </w:p>
     <w:p>
       <w:pPr>
@@ -830,57 +1016,64 @@
           <w:ilvl w:val="0"/>
           <w:numId w:val="0"/>
         </w:numPr>
-        <w:bidi w:val="0"/>
         <w:spacing w:before="140" w:after="120"/>
         <w:jc w:val="start"/>
-        <w:rPr/>
-      </w:pPr>
-      <w:r>
-        <w:rPr/>
+      </w:pPr>
+      <w:r>
+        <w:rPr>
+          <w:rFonts w:ascii="Liberation Serif" w:hAnsi="Liberation Serif" w:eastAsia="Songti SC" w:cs="Arial Unicode MS"/>
+          <w:b/>
+          <w:bCs/>
+          <w:kern w:val="2"/>
+          <w:sz w:val="28"/>
+          <w:szCs w:val="28"/>
+        </w:rPr>
         <w:t>Requirement 2</w:t>
       </w:r>
     </w:p>
     <w:p>
       <w:pPr>
         <w:pStyle w:val="BodyText"/>
-        <w:bidi w:val="0"/>
-        <w:spacing w:lineRule="auto" w:line="276" w:before="0" w:after="140"/>
-        <w:jc w:val="start"/>
-        <w:rPr/>
-      </w:pPr>
-      <w:r>
-        <w:rPr/>
+        <w:spacing w:before="0" w:after="140" w:line="276" w:lineRule="auto"/>
+        <w:jc w:val="start"/>
+      </w:pPr>
+      <w:r>
+        <w:rPr>
+          <w:rFonts w:ascii="Liberation Serif" w:hAnsi="Liberation Serif" w:eastAsia="Songti SC" w:cs="Arial Unicode MS"/>
+          <w:kern w:val="2"/>
+          <w:sz w:val="24"/>
+          <w:szCs w:val="24"/>
+        </w:rPr>
         <w:t>Identify new posts only.</w:t>
       </w:r>
     </w:p>
     <w:p>
       <w:pPr>
         <w:pStyle w:val="BodyText"/>
-        <w:bidi w:val="0"/>
-        <w:spacing w:lineRule="auto" w:line="276" w:before="0" w:after="140"/>
-        <w:jc w:val="start"/>
-        <w:rPr/>
-      </w:pPr>
-      <w:r>
-        <w:rPr/>
+        <w:spacing w:before="0" w:after="140" w:line="276" w:lineRule="auto"/>
+        <w:jc w:val="start"/>
+      </w:pPr>
+      <w:r>
+        <w:rPr>
+          <w:rFonts w:ascii="Liberation Serif" w:hAnsi="Liberation Serif" w:eastAsia="Songti SC" w:cs="Arial Unicode MS"/>
+          <w:kern w:val="2"/>
+          <w:sz w:val="24"/>
+          <w:szCs w:val="24"/>
+        </w:rPr>
         <w:t>Avoid responding twice.</w:t>
       </w:r>
     </w:p>
     <w:p>
       <w:pPr>
         <w:pStyle w:val="HorizontalLine"/>
-        <w:suppressLineNumbers/>
         <w:pBdr>
           <w:bottom w:val="double" w:sz="2" w:space="0" w:color="808080"/>
         </w:pBdr>
-        <w:bidi w:val="0"/>
+        <w:suppressLineNumbers/>
         <w:spacing w:before="0" w:after="283"/>
         <w:jc w:val="start"/>
-        <w:rPr/>
-      </w:pPr>
-      <w:r>
-        <w:rPr/>
-      </w:r>
+      </w:pPr>
+      <w:r/>
     </w:p>
     <w:p>
       <w:pPr>
@@ -889,44 +1082,48 @@
           <w:ilvl w:val="0"/>
           <w:numId w:val="0"/>
         </w:numPr>
-        <w:bidi w:val="0"/>
         <w:spacing w:before="140" w:after="120"/>
         <w:jc w:val="start"/>
-        <w:rPr/>
-      </w:pPr>
-      <w:r>
-        <w:rPr/>
+      </w:pPr>
+      <w:r>
+        <w:rPr>
+          <w:rFonts w:ascii="Liberation Serif" w:hAnsi="Liberation Serif" w:eastAsia="Songti SC" w:cs="Arial Unicode MS"/>
+          <w:b/>
+          <w:bCs/>
+          <w:kern w:val="2"/>
+          <w:sz w:val="28"/>
+          <w:szCs w:val="28"/>
+        </w:rPr>
         <w:t>Requirement 3</w:t>
       </w:r>
     </w:p>
     <w:p>
       <w:pPr>
         <w:pStyle w:val="BodyText"/>
-        <w:bidi w:val="0"/>
-        <w:spacing w:lineRule="auto" w:line="276" w:before="0" w:after="140"/>
-        <w:jc w:val="start"/>
-        <w:rPr/>
-      </w:pPr>
-      <w:r>
-        <w:rPr/>
+        <w:spacing w:before="0" w:after="140" w:line="276" w:lineRule="auto"/>
+        <w:jc w:val="start"/>
+      </w:pPr>
+      <w:r>
+        <w:rPr>
+          <w:rFonts w:ascii="Liberation Serif" w:hAnsi="Liberation Serif" w:eastAsia="Songti SC" w:cs="Arial Unicode MS"/>
+          <w:kern w:val="2"/>
+          <w:sz w:val="24"/>
+          <w:szCs w:val="24"/>
+        </w:rPr>
         <w:t>Determine whether the post is actually looking for accommodation.</w:t>
       </w:r>
     </w:p>
     <w:p>
       <w:pPr>
         <w:pStyle w:val="HorizontalLine"/>
-        <w:suppressLineNumbers/>
         <w:pBdr>
           <w:bottom w:val="double" w:sz="2" w:space="0" w:color="808080"/>
         </w:pBdr>
-        <w:bidi w:val="0"/>
+        <w:suppressLineNumbers/>
         <w:spacing w:before="0" w:after="283"/>
         <w:jc w:val="start"/>
-        <w:rPr/>
-      </w:pPr>
-      <w:r>
-        <w:rPr/>
-      </w:r>
+      </w:pPr>
+      <w:r/>
     </w:p>
     <w:p>
       <w:pPr>
@@ -935,39 +1132,50 @@
           <w:ilvl w:val="0"/>
           <w:numId w:val="0"/>
         </w:numPr>
-        <w:bidi w:val="0"/>
         <w:spacing w:before="140" w:after="120"/>
         <w:jc w:val="start"/>
-        <w:rPr/>
-      </w:pPr>
-      <w:r>
-        <w:rPr/>
+      </w:pPr>
+      <w:r>
+        <w:rPr>
+          <w:rFonts w:ascii="Liberation Serif" w:hAnsi="Liberation Serif" w:eastAsia="Songti SC" w:cs="Arial Unicode MS"/>
+          <w:b/>
+          <w:bCs/>
+          <w:kern w:val="2"/>
+          <w:sz w:val="28"/>
+          <w:szCs w:val="28"/>
+        </w:rPr>
         <w:t>Requirement 4</w:t>
       </w:r>
     </w:p>
     <w:p>
       <w:pPr>
         <w:pStyle w:val="BodyText"/>
-        <w:bidi w:val="0"/>
-        <w:spacing w:lineRule="auto" w:line="276" w:before="0" w:after="140"/>
-        <w:jc w:val="start"/>
-        <w:rPr/>
-      </w:pPr>
-      <w:r>
-        <w:rPr/>
+        <w:spacing w:before="0" w:after="140" w:line="276" w:lineRule="auto"/>
+        <w:jc w:val="start"/>
+      </w:pPr>
+      <w:r>
+        <w:rPr>
+          <w:rFonts w:ascii="Liberation Serif" w:hAnsi="Liberation Serif" w:eastAsia="Songti SC" w:cs="Arial Unicode MS"/>
+          <w:kern w:val="2"/>
+          <w:sz w:val="24"/>
+          <w:szCs w:val="24"/>
+        </w:rPr>
         <w:t>Extract useful information.</w:t>
       </w:r>
     </w:p>
     <w:p>
       <w:pPr>
         <w:pStyle w:val="BodyText"/>
-        <w:bidi w:val="0"/>
-        <w:spacing w:lineRule="auto" w:line="276" w:before="0" w:after="140"/>
-        <w:jc w:val="start"/>
-        <w:rPr/>
-      </w:pPr>
-      <w:r>
-        <w:rPr/>
+        <w:spacing w:before="0" w:after="140" w:line="276" w:lineRule="auto"/>
+        <w:jc w:val="start"/>
+      </w:pPr>
+      <w:r>
+        <w:rPr>
+          <w:rFonts w:ascii="Liberation Serif" w:hAnsi="Liberation Serif" w:eastAsia="Songti SC" w:cs="Arial Unicode MS"/>
+          <w:kern w:val="2"/>
+          <w:sz w:val="24"/>
+          <w:szCs w:val="24"/>
+        </w:rPr>
         <w:t>Such as:</w:t>
       </w:r>
     </w:p>
@@ -980,16 +1188,19 @@
         </w:numPr>
         <w:tabs>
           <w:tab w:val="clear" w:pos="709"/>
-          <w:tab w:val="left" w:pos="709" w:leader="none"/>
-        </w:tabs>
-        <w:bidi w:val="0"/>
-        <w:spacing w:before="0" w:after="0"/>
-        <w:ind w:hanging="283" w:start="709"/>
-        <w:jc w:val="start"/>
-        <w:rPr/>
-      </w:pPr>
-      <w:r>
-        <w:rPr/>
+          <w:tab w:val="left" w:pos="709"/>
+        </w:tabs>
+        <w:spacing w:before="0" w:after="0"/>
+        <w:ind w:left="709" w:hanging="283"/>
+        <w:jc w:val="start"/>
+      </w:pPr>
+      <w:r>
+        <w:rPr>
+          <w:rFonts w:ascii="Liberation Serif" w:hAnsi="Liberation Serif" w:eastAsia="Songti SC" w:cs="Arial Unicode MS"/>
+          <w:kern w:val="2"/>
+          <w:sz w:val="24"/>
+          <w:szCs w:val="24"/>
+        </w:rPr>
         <w:t xml:space="preserve">Guest count </w:t>
       </w:r>
     </w:p>
@@ -1002,16 +1213,19 @@
         </w:numPr>
         <w:tabs>
           <w:tab w:val="clear" w:pos="709"/>
-          <w:tab w:val="left" w:pos="709" w:leader="none"/>
-        </w:tabs>
-        <w:bidi w:val="0"/>
-        <w:spacing w:before="0" w:after="0"/>
-        <w:ind w:hanging="283" w:start="709"/>
-        <w:jc w:val="start"/>
-        <w:rPr/>
-      </w:pPr>
-      <w:r>
-        <w:rPr/>
+          <w:tab w:val="left" w:pos="709"/>
+        </w:tabs>
+        <w:spacing w:before="0" w:after="0"/>
+        <w:ind w:left="709" w:hanging="283"/>
+        <w:jc w:val="start"/>
+      </w:pPr>
+      <w:r>
+        <w:rPr>
+          <w:rFonts w:ascii="Liberation Serif" w:hAnsi="Liberation Serif" w:eastAsia="Songti SC" w:cs="Arial Unicode MS"/>
+          <w:kern w:val="2"/>
+          <w:sz w:val="24"/>
+          <w:szCs w:val="24"/>
+        </w:rPr>
         <w:t xml:space="preserve">Dates </w:t>
       </w:r>
     </w:p>
@@ -1024,16 +1238,19 @@
         </w:numPr>
         <w:tabs>
           <w:tab w:val="clear" w:pos="709"/>
-          <w:tab w:val="left" w:pos="709" w:leader="none"/>
-        </w:tabs>
-        <w:bidi w:val="0"/>
-        <w:spacing w:before="0" w:after="0"/>
-        <w:ind w:hanging="283" w:start="709"/>
-        <w:jc w:val="start"/>
-        <w:rPr/>
-      </w:pPr>
-      <w:r>
-        <w:rPr/>
+          <w:tab w:val="left" w:pos="709"/>
+        </w:tabs>
+        <w:spacing w:before="0" w:after="0"/>
+        <w:ind w:left="709" w:hanging="283"/>
+        <w:jc w:val="start"/>
+      </w:pPr>
+      <w:r>
+        <w:rPr>
+          <w:rFonts w:ascii="Liberation Serif" w:hAnsi="Liberation Serif" w:eastAsia="Songti SC" w:cs="Arial Unicode MS"/>
+          <w:kern w:val="2"/>
+          <w:sz w:val="24"/>
+          <w:szCs w:val="24"/>
+        </w:rPr>
         <w:t xml:space="preserve">Location </w:t>
       </w:r>
     </w:p>
@@ -1046,16 +1263,19 @@
         </w:numPr>
         <w:tabs>
           <w:tab w:val="clear" w:pos="709"/>
-          <w:tab w:val="left" w:pos="709" w:leader="none"/>
-        </w:tabs>
-        <w:bidi w:val="0"/>
-        <w:spacing w:before="0" w:after="0"/>
-        <w:ind w:hanging="283" w:start="709"/>
-        <w:jc w:val="start"/>
-        <w:rPr/>
-      </w:pPr>
-      <w:r>
-        <w:rPr/>
+          <w:tab w:val="left" w:pos="709"/>
+        </w:tabs>
+        <w:spacing w:before="0" w:after="0"/>
+        <w:ind w:left="709" w:hanging="283"/>
+        <w:jc w:val="start"/>
+      </w:pPr>
+      <w:r>
+        <w:rPr>
+          <w:rFonts w:ascii="Liberation Serif" w:hAnsi="Liberation Serif" w:eastAsia="Songti SC" w:cs="Arial Unicode MS"/>
+          <w:kern w:val="2"/>
+          <w:sz w:val="24"/>
+          <w:szCs w:val="24"/>
+        </w:rPr>
         <w:t xml:space="preserve">Budget (if mentioned) </w:t>
       </w:r>
     </w:p>
@@ -1068,33 +1288,32 @@
         </w:numPr>
         <w:tabs>
           <w:tab w:val="clear" w:pos="709"/>
-          <w:tab w:val="left" w:pos="709" w:leader="none"/>
-        </w:tabs>
-        <w:bidi w:val="0"/>
-        <w:ind w:hanging="283" w:start="709"/>
-        <w:jc w:val="start"/>
-        <w:rPr/>
-      </w:pPr>
-      <w:r>
-        <w:rPr/>
+          <w:tab w:val="left" w:pos="709"/>
+        </w:tabs>
+        <w:ind w:left="709" w:hanging="283"/>
+        <w:jc w:val="start"/>
+      </w:pPr>
+      <w:r>
+        <w:rPr>
+          <w:rFonts w:ascii="Liberation Serif" w:hAnsi="Liberation Serif" w:eastAsia="Songti SC" w:cs="Arial Unicode MS"/>
+          <w:kern w:val="2"/>
+          <w:sz w:val="24"/>
+          <w:szCs w:val="24"/>
+        </w:rPr>
         <w:t xml:space="preserve">Special requests </w:t>
       </w:r>
     </w:p>
     <w:p>
       <w:pPr>
         <w:pStyle w:val="HorizontalLine"/>
-        <w:suppressLineNumbers/>
         <w:pBdr>
           <w:bottom w:val="double" w:sz="2" w:space="0" w:color="808080"/>
         </w:pBdr>
-        <w:bidi w:val="0"/>
+        <w:suppressLineNumbers/>
         <w:spacing w:before="0" w:after="283"/>
         <w:jc w:val="start"/>
-        <w:rPr/>
-      </w:pPr>
-      <w:r>
-        <w:rPr/>
-      </w:r>
+      </w:pPr>
+      <w:r/>
     </w:p>
     <w:p>
       <w:pPr>
@@ -1103,57 +1322,64 @@
           <w:ilvl w:val="0"/>
           <w:numId w:val="0"/>
         </w:numPr>
-        <w:bidi w:val="0"/>
         <w:spacing w:before="140" w:after="120"/>
         <w:jc w:val="start"/>
-        <w:rPr/>
-      </w:pPr>
-      <w:r>
-        <w:rPr/>
+      </w:pPr>
+      <w:r>
+        <w:rPr>
+          <w:rFonts w:ascii="Liberation Serif" w:hAnsi="Liberation Serif" w:eastAsia="Songti SC" w:cs="Arial Unicode MS"/>
+          <w:b/>
+          <w:bCs/>
+          <w:kern w:val="2"/>
+          <w:sz w:val="28"/>
+          <w:szCs w:val="28"/>
+        </w:rPr>
         <w:t>Requirement 5</w:t>
       </w:r>
     </w:p>
     <w:p>
       <w:pPr>
         <w:pStyle w:val="BodyText"/>
-        <w:bidi w:val="0"/>
-        <w:spacing w:lineRule="auto" w:line="276" w:before="0" w:after="140"/>
-        <w:jc w:val="start"/>
-        <w:rPr/>
-      </w:pPr>
-      <w:r>
-        <w:rPr/>
+        <w:spacing w:before="0" w:after="140" w:line="276" w:lineRule="auto"/>
+        <w:jc w:val="start"/>
+      </w:pPr>
+      <w:r>
+        <w:rPr>
+          <w:rFonts w:ascii="Liberation Serif" w:hAnsi="Liberation Serif" w:eastAsia="Songti SC" w:cs="Arial Unicode MS"/>
+          <w:kern w:val="2"/>
+          <w:sz w:val="24"/>
+          <w:szCs w:val="24"/>
+        </w:rPr>
         <w:t>If dates exist:</w:t>
       </w:r>
     </w:p>
     <w:p>
       <w:pPr>
         <w:pStyle w:val="BodyText"/>
-        <w:bidi w:val="0"/>
-        <w:spacing w:lineRule="auto" w:line="276" w:before="0" w:after="140"/>
-        <w:jc w:val="start"/>
-        <w:rPr/>
-      </w:pPr>
-      <w:r>
-        <w:rPr/>
+        <w:spacing w:before="0" w:after="140" w:line="276" w:lineRule="auto"/>
+        <w:jc w:val="start"/>
+      </w:pPr>
+      <w:r>
+        <w:rPr>
+          <w:rFonts w:ascii="Liberation Serif" w:hAnsi="Liberation Serif" w:eastAsia="Songti SC" w:cs="Arial Unicode MS"/>
+          <w:kern w:val="2"/>
+          <w:sz w:val="24"/>
+          <w:szCs w:val="24"/>
+        </w:rPr>
         <w:t>Check availability.</w:t>
       </w:r>
     </w:p>
     <w:p>
       <w:pPr>
         <w:pStyle w:val="HorizontalLine"/>
-        <w:suppressLineNumbers/>
         <w:pBdr>
           <w:bottom w:val="double" w:sz="2" w:space="0" w:color="808080"/>
         </w:pBdr>
-        <w:bidi w:val="0"/>
+        <w:suppressLineNumbers/>
         <w:spacing w:before="0" w:after="283"/>
         <w:jc w:val="start"/>
-        <w:rPr/>
-      </w:pPr>
-      <w:r>
-        <w:rPr/>
-      </w:r>
+      </w:pPr>
+      <w:r/>
     </w:p>
     <w:p>
       <w:pPr>
@@ -1162,44 +1388,48 @@
           <w:ilvl w:val="0"/>
           <w:numId w:val="0"/>
         </w:numPr>
-        <w:bidi w:val="0"/>
         <w:spacing w:before="140" w:after="120"/>
         <w:jc w:val="start"/>
-        <w:rPr/>
-      </w:pPr>
-      <w:r>
-        <w:rPr/>
+      </w:pPr>
+      <w:r>
+        <w:rPr>
+          <w:rFonts w:ascii="Liberation Serif" w:hAnsi="Liberation Serif" w:eastAsia="Songti SC" w:cs="Arial Unicode MS"/>
+          <w:b/>
+          <w:bCs/>
+          <w:kern w:val="2"/>
+          <w:sz w:val="28"/>
+          <w:szCs w:val="28"/>
+        </w:rPr>
         <w:t>Requirement 6</w:t>
       </w:r>
     </w:p>
     <w:p>
       <w:pPr>
         <w:pStyle w:val="BodyText"/>
-        <w:bidi w:val="0"/>
-        <w:spacing w:lineRule="auto" w:line="276" w:before="0" w:after="140"/>
-        <w:jc w:val="start"/>
-        <w:rPr/>
-      </w:pPr>
-      <w:r>
-        <w:rPr/>
+        <w:spacing w:before="0" w:after="140" w:line="276" w:lineRule="auto"/>
+        <w:jc w:val="start"/>
+      </w:pPr>
+      <w:r>
+        <w:rPr>
+          <w:rFonts w:ascii="Liberation Serif" w:hAnsi="Liberation Serif" w:eastAsia="Songti SC" w:cs="Arial Unicode MS"/>
+          <w:kern w:val="2"/>
+          <w:sz w:val="24"/>
+          <w:szCs w:val="24"/>
+        </w:rPr>
         <w:t>Generate a friendly marketing response.</w:t>
       </w:r>
     </w:p>
     <w:p>
       <w:pPr>
         <w:pStyle w:val="HorizontalLine"/>
-        <w:suppressLineNumbers/>
         <w:pBdr>
           <w:bottom w:val="double" w:sz="2" w:space="0" w:color="808080"/>
         </w:pBdr>
-        <w:bidi w:val="0"/>
+        <w:suppressLineNumbers/>
         <w:spacing w:before="0" w:after="283"/>
         <w:jc w:val="start"/>
-        <w:rPr/>
-      </w:pPr>
-      <w:r>
-        <w:rPr/>
-      </w:r>
+      </w:pPr>
+      <w:r/>
     </w:p>
     <w:p>
       <w:pPr>
@@ -1208,57 +1438,64 @@
           <w:ilvl w:val="0"/>
           <w:numId w:val="0"/>
         </w:numPr>
-        <w:bidi w:val="0"/>
         <w:spacing w:before="140" w:after="120"/>
         <w:jc w:val="start"/>
-        <w:rPr/>
-      </w:pPr>
-      <w:r>
-        <w:rPr/>
+      </w:pPr>
+      <w:r>
+        <w:rPr>
+          <w:rFonts w:ascii="Liberation Serif" w:hAnsi="Liberation Serif" w:eastAsia="Songti SC" w:cs="Arial Unicode MS"/>
+          <w:b/>
+          <w:bCs/>
+          <w:kern w:val="2"/>
+          <w:sz w:val="28"/>
+          <w:szCs w:val="28"/>
+        </w:rPr>
         <w:t>Requirement 7</w:t>
       </w:r>
     </w:p>
     <w:p>
       <w:pPr>
         <w:pStyle w:val="BodyText"/>
-        <w:bidi w:val="0"/>
-        <w:spacing w:lineRule="auto" w:line="276" w:before="0" w:after="140"/>
-        <w:jc w:val="start"/>
-        <w:rPr/>
-      </w:pPr>
-      <w:r>
-        <w:rPr/>
+        <w:spacing w:before="0" w:after="140" w:line="276" w:lineRule="auto"/>
+        <w:jc w:val="start"/>
+      </w:pPr>
+      <w:r>
+        <w:rPr>
+          <w:rFonts w:ascii="Liberation Serif" w:hAnsi="Liberation Serif" w:eastAsia="Songti SC" w:cs="Arial Unicode MS"/>
+          <w:kern w:val="2"/>
+          <w:sz w:val="24"/>
+          <w:szCs w:val="24"/>
+        </w:rPr>
         <w:t>Post the response.</w:t>
       </w:r>
     </w:p>
     <w:p>
       <w:pPr>
         <w:pStyle w:val="BodyText"/>
-        <w:bidi w:val="0"/>
-        <w:spacing w:lineRule="auto" w:line="276" w:before="0" w:after="140"/>
-        <w:jc w:val="start"/>
-        <w:rPr/>
-      </w:pPr>
-      <w:r>
-        <w:rPr/>
+        <w:spacing w:before="0" w:after="140" w:line="276" w:lineRule="auto"/>
+        <w:jc w:val="start"/>
+      </w:pPr>
+      <w:r>
+        <w:rPr>
+          <w:rFonts w:ascii="Liberation Serif" w:hAnsi="Liberation Serif" w:eastAsia="Songti SC" w:cs="Arial Unicode MS"/>
+          <w:kern w:val="2"/>
+          <w:sz w:val="24"/>
+          <w:szCs w:val="24"/>
+        </w:rPr>
         <w:t>(Subject to Meta permissions and your chosen approval workflow.)</w:t>
       </w:r>
     </w:p>
     <w:p>
       <w:pPr>
         <w:pStyle w:val="HorizontalLine"/>
-        <w:suppressLineNumbers/>
         <w:pBdr>
           <w:bottom w:val="double" w:sz="2" w:space="0" w:color="808080"/>
         </w:pBdr>
-        <w:bidi w:val="0"/>
+        <w:suppressLineNumbers/>
         <w:spacing w:before="0" w:after="283"/>
         <w:jc w:val="start"/>
-        <w:rPr/>
-      </w:pPr>
-      <w:r>
-        <w:rPr/>
-      </w:r>
+      </w:pPr>
+      <w:r/>
     </w:p>
     <w:p>
       <w:pPr>
@@ -1267,44 +1504,48 @@
           <w:ilvl w:val="0"/>
           <w:numId w:val="0"/>
         </w:numPr>
-        <w:bidi w:val="0"/>
         <w:spacing w:before="140" w:after="120"/>
         <w:jc w:val="start"/>
-        <w:rPr/>
-      </w:pPr>
-      <w:r>
-        <w:rPr/>
+      </w:pPr>
+      <w:r>
+        <w:rPr>
+          <w:rFonts w:ascii="Liberation Serif" w:hAnsi="Liberation Serif" w:eastAsia="Songti SC" w:cs="Arial Unicode MS"/>
+          <w:b/>
+          <w:bCs/>
+          <w:kern w:val="2"/>
+          <w:sz w:val="28"/>
+          <w:szCs w:val="28"/>
+        </w:rPr>
         <w:t>Requirement 8</w:t>
       </w:r>
     </w:p>
     <w:p>
       <w:pPr>
         <w:pStyle w:val="BodyText"/>
-        <w:bidi w:val="0"/>
-        <w:spacing w:lineRule="auto" w:line="276" w:before="0" w:after="140"/>
-        <w:jc w:val="start"/>
-        <w:rPr/>
-      </w:pPr>
-      <w:r>
-        <w:rPr/>
+        <w:spacing w:before="0" w:after="140" w:line="276" w:lineRule="auto"/>
+        <w:jc w:val="start"/>
+      </w:pPr>
+      <w:r>
+        <w:rPr>
+          <w:rFonts w:ascii="Liberation Serif" w:hAnsi="Liberation Serif" w:eastAsia="Songti SC" w:cs="Arial Unicode MS"/>
+          <w:kern w:val="2"/>
+          <w:sz w:val="24"/>
+          <w:szCs w:val="24"/>
+        </w:rPr>
         <w:t>Record everything for auditing and future analysis.</w:t>
       </w:r>
     </w:p>
     <w:p>
       <w:pPr>
         <w:pStyle w:val="HorizontalLine"/>
-        <w:suppressLineNumbers/>
         <w:pBdr>
           <w:bottom w:val="double" w:sz="2" w:space="0" w:color="808080"/>
         </w:pBdr>
-        <w:bidi w:val="0"/>
+        <w:suppressLineNumbers/>
         <w:spacing w:before="0" w:after="283"/>
         <w:jc w:val="start"/>
-        <w:rPr/>
-      </w:pPr>
-      <w:r>
-        <w:rPr/>
-      </w:r>
+      </w:pPr>
+      <w:r/>
     </w:p>
     <w:p>
       <w:pPr>
@@ -1313,39 +1554,50 @@
           <w:ilvl w:val="0"/>
           <w:numId w:val="0"/>
         </w:numPr>
-        <w:bidi w:val="0"/>
         <w:spacing w:before="240" w:after="120"/>
         <w:jc w:val="start"/>
-        <w:rPr/>
-      </w:pPr>
-      <w:r>
-        <w:rPr/>
+      </w:pPr>
+      <w:r>
+        <w:rPr>
+          <w:rFonts w:ascii="Liberation Serif" w:hAnsi="Liberation Serif" w:eastAsia="Songti SC" w:cs="Arial Unicode MS"/>
+          <w:b/>
+          <w:bCs/>
+          <w:kern w:val="2"/>
+          <w:sz w:val="48"/>
+          <w:szCs w:val="48"/>
+        </w:rPr>
         <w:t>5.3 Non-Functional Requirements</w:t>
       </w:r>
     </w:p>
     <w:p>
       <w:pPr>
         <w:pStyle w:val="BodyText"/>
-        <w:bidi w:val="0"/>
-        <w:spacing w:lineRule="auto" w:line="276" w:before="0" w:after="140"/>
-        <w:jc w:val="start"/>
-        <w:rPr/>
-      </w:pPr>
-      <w:r>
-        <w:rPr/>
+        <w:spacing w:before="0" w:after="140" w:line="276" w:lineRule="auto"/>
+        <w:jc w:val="start"/>
+      </w:pPr>
+      <w:r>
+        <w:rPr>
+          <w:rFonts w:ascii="Liberation Serif" w:hAnsi="Liberation Serif" w:eastAsia="Songti SC" w:cs="Arial Unicode MS"/>
+          <w:kern w:val="2"/>
+          <w:sz w:val="24"/>
+          <w:szCs w:val="24"/>
+        </w:rPr>
         <w:t>Professional architects also think about qualities that aren't features.</w:t>
       </w:r>
     </w:p>
     <w:p>
       <w:pPr>
         <w:pStyle w:val="BodyText"/>
-        <w:bidi w:val="0"/>
-        <w:spacing w:lineRule="auto" w:line="276" w:before="0" w:after="140"/>
-        <w:jc w:val="start"/>
-        <w:rPr/>
-      </w:pPr>
-      <w:r>
-        <w:rPr/>
+        <w:spacing w:before="0" w:after="140" w:line="276" w:lineRule="auto"/>
+        <w:jc w:val="start"/>
+      </w:pPr>
+      <w:r>
+        <w:rPr>
+          <w:rFonts w:ascii="Liberation Serif" w:hAnsi="Liberation Serif" w:eastAsia="Songti SC" w:cs="Arial Unicode MS"/>
+          <w:kern w:val="2"/>
+          <w:sz w:val="24"/>
+          <w:szCs w:val="24"/>
+        </w:rPr>
         <w:t>Examples include:</w:t>
       </w:r>
     </w:p>
@@ -1356,44 +1608,48 @@
           <w:ilvl w:val="0"/>
           <w:numId w:val="0"/>
         </w:numPr>
-        <w:bidi w:val="0"/>
         <w:spacing w:before="140" w:after="120"/>
         <w:jc w:val="start"/>
-        <w:rPr/>
-      </w:pPr>
-      <w:r>
-        <w:rPr/>
+      </w:pPr>
+      <w:r>
+        <w:rPr>
+          <w:rFonts w:ascii="Liberation Serif" w:hAnsi="Liberation Serif" w:eastAsia="Songti SC" w:cs="Arial Unicode MS"/>
+          <w:b/>
+          <w:bCs/>
+          <w:kern w:val="2"/>
+          <w:sz w:val="28"/>
+          <w:szCs w:val="28"/>
+        </w:rPr>
         <w:t>Reliability</w:t>
       </w:r>
     </w:p>
     <w:p>
       <w:pPr>
         <w:pStyle w:val="BodyText"/>
-        <w:bidi w:val="0"/>
-        <w:spacing w:lineRule="auto" w:line="276" w:before="0" w:after="140"/>
-        <w:jc w:val="start"/>
-        <w:rPr/>
-      </w:pPr>
-      <w:r>
-        <w:rPr/>
+        <w:spacing w:before="0" w:after="140" w:line="276" w:lineRule="auto"/>
+        <w:jc w:val="start"/>
+      </w:pPr>
+      <w:r>
+        <w:rPr>
+          <w:rFonts w:ascii="Liberation Serif" w:hAnsi="Liberation Serif" w:eastAsia="Songti SC" w:cs="Arial Unicode MS"/>
+          <w:kern w:val="2"/>
+          <w:sz w:val="24"/>
+          <w:szCs w:val="24"/>
+        </w:rPr>
         <w:t>The system should recover from temporary failures.</w:t>
       </w:r>
     </w:p>
     <w:p>
       <w:pPr>
         <w:pStyle w:val="HorizontalLine"/>
-        <w:suppressLineNumbers/>
         <w:pBdr>
           <w:bottom w:val="double" w:sz="2" w:space="0" w:color="808080"/>
         </w:pBdr>
-        <w:bidi w:val="0"/>
+        <w:suppressLineNumbers/>
         <w:spacing w:before="0" w:after="283"/>
         <w:jc w:val="start"/>
-        <w:rPr/>
-      </w:pPr>
-      <w:r>
-        <w:rPr/>
-      </w:r>
+      </w:pPr>
+      <w:r/>
     </w:p>
     <w:p>
       <w:pPr>
@@ -1402,44 +1658,48 @@
           <w:ilvl w:val="0"/>
           <w:numId w:val="0"/>
         </w:numPr>
-        <w:bidi w:val="0"/>
         <w:spacing w:before="140" w:after="120"/>
         <w:jc w:val="start"/>
-        <w:rPr/>
-      </w:pPr>
-      <w:r>
-        <w:rPr/>
+      </w:pPr>
+      <w:r>
+        <w:rPr>
+          <w:rFonts w:ascii="Liberation Serif" w:hAnsi="Liberation Serif" w:eastAsia="Songti SC" w:cs="Arial Unicode MS"/>
+          <w:b/>
+          <w:bCs/>
+          <w:kern w:val="2"/>
+          <w:sz w:val="28"/>
+          <w:szCs w:val="28"/>
+        </w:rPr>
         <w:t>Security</w:t>
       </w:r>
     </w:p>
     <w:p>
       <w:pPr>
         <w:pStyle w:val="BodyText"/>
-        <w:bidi w:val="0"/>
-        <w:spacing w:lineRule="auto" w:line="276" w:before="0" w:after="140"/>
-        <w:jc w:val="start"/>
-        <w:rPr/>
-      </w:pPr>
-      <w:r>
-        <w:rPr/>
+        <w:spacing w:before="0" w:after="140" w:line="276" w:lineRule="auto"/>
+        <w:jc w:val="start"/>
+      </w:pPr>
+      <w:r>
+        <w:rPr>
+          <w:rFonts w:ascii="Liberation Serif" w:hAnsi="Liberation Serif" w:eastAsia="Songti SC" w:cs="Arial Unicode MS"/>
+          <w:kern w:val="2"/>
+          <w:sz w:val="24"/>
+          <w:szCs w:val="24"/>
+        </w:rPr>
         <w:t>API credentials must never be hard-coded.</w:t>
       </w:r>
     </w:p>
     <w:p>
       <w:pPr>
         <w:pStyle w:val="HorizontalLine"/>
-        <w:suppressLineNumbers/>
         <w:pBdr>
           <w:bottom w:val="double" w:sz="2" w:space="0" w:color="808080"/>
         </w:pBdr>
-        <w:bidi w:val="0"/>
+        <w:suppressLineNumbers/>
         <w:spacing w:before="0" w:after="283"/>
         <w:jc w:val="start"/>
-        <w:rPr/>
-      </w:pPr>
-      <w:r>
-        <w:rPr/>
-      </w:r>
+      </w:pPr>
+      <w:r/>
     </w:p>
     <w:p>
       <w:pPr>
@@ -1448,44 +1708,48 @@
           <w:ilvl w:val="0"/>
           <w:numId w:val="0"/>
         </w:numPr>
-        <w:bidi w:val="0"/>
         <w:spacing w:before="140" w:after="120"/>
         <w:jc w:val="start"/>
-        <w:rPr/>
-      </w:pPr>
-      <w:r>
-        <w:rPr/>
+      </w:pPr>
+      <w:r>
+        <w:rPr>
+          <w:rFonts w:ascii="Liberation Serif" w:hAnsi="Liberation Serif" w:eastAsia="Songti SC" w:cs="Arial Unicode MS"/>
+          <w:b/>
+          <w:bCs/>
+          <w:kern w:val="2"/>
+          <w:sz w:val="28"/>
+          <w:szCs w:val="28"/>
+        </w:rPr>
         <w:t>Scalability</w:t>
       </w:r>
     </w:p>
     <w:p>
       <w:pPr>
         <w:pStyle w:val="BodyText"/>
-        <w:bidi w:val="0"/>
-        <w:spacing w:lineRule="auto" w:line="276" w:before="0" w:after="140"/>
-        <w:jc w:val="start"/>
-        <w:rPr/>
-      </w:pPr>
-      <w:r>
-        <w:rPr/>
+        <w:spacing w:before="0" w:after="140" w:line="276" w:lineRule="auto"/>
+        <w:jc w:val="start"/>
+      </w:pPr>
+      <w:r>
+        <w:rPr>
+          <w:rFonts w:ascii="Liberation Serif" w:hAnsi="Liberation Serif" w:eastAsia="Songti SC" w:cs="Arial Unicode MS"/>
+          <w:kern w:val="2"/>
+          <w:sz w:val="24"/>
+          <w:szCs w:val="24"/>
+        </w:rPr>
         <w:t>The system should continue working even if hundreds of posts appear.</w:t>
       </w:r>
     </w:p>
     <w:p>
       <w:pPr>
         <w:pStyle w:val="HorizontalLine"/>
-        <w:suppressLineNumbers/>
         <w:pBdr>
           <w:bottom w:val="double" w:sz="2" w:space="0" w:color="808080"/>
         </w:pBdr>
-        <w:bidi w:val="0"/>
+        <w:suppressLineNumbers/>
         <w:spacing w:before="0" w:after="283"/>
         <w:jc w:val="start"/>
-        <w:rPr/>
-      </w:pPr>
-      <w:r>
-        <w:rPr/>
-      </w:r>
+      </w:pPr>
+      <w:r/>
     </w:p>
     <w:p>
       <w:pPr>
@@ -1494,44 +1758,48 @@
           <w:ilvl w:val="0"/>
           <w:numId w:val="0"/>
         </w:numPr>
-        <w:bidi w:val="0"/>
         <w:spacing w:before="140" w:after="120"/>
         <w:jc w:val="start"/>
-        <w:rPr/>
-      </w:pPr>
-      <w:r>
-        <w:rPr/>
+      </w:pPr>
+      <w:r>
+        <w:rPr>
+          <w:rFonts w:ascii="Liberation Serif" w:hAnsi="Liberation Serif" w:eastAsia="Songti SC" w:cs="Arial Unicode MS"/>
+          <w:b/>
+          <w:bCs/>
+          <w:kern w:val="2"/>
+          <w:sz w:val="28"/>
+          <w:szCs w:val="28"/>
+        </w:rPr>
         <w:t>Observability</w:t>
       </w:r>
     </w:p>
     <w:p>
       <w:pPr>
         <w:pStyle w:val="BodyText"/>
-        <w:bidi w:val="0"/>
-        <w:spacing w:lineRule="auto" w:line="276" w:before="0" w:after="140"/>
-        <w:jc w:val="start"/>
-        <w:rPr/>
-      </w:pPr>
-      <w:r>
-        <w:rPr/>
+        <w:spacing w:before="0" w:after="140" w:line="276" w:lineRule="auto"/>
+        <w:jc w:val="start"/>
+      </w:pPr>
+      <w:r>
+        <w:rPr>
+          <w:rFonts w:ascii="Liberation Serif" w:hAnsi="Liberation Serif" w:eastAsia="Songti SC" w:cs="Arial Unicode MS"/>
+          <w:kern w:val="2"/>
+          <w:sz w:val="24"/>
+          <w:szCs w:val="24"/>
+        </w:rPr>
         <w:t>We should know what happened if something fails.</w:t>
       </w:r>
     </w:p>
     <w:p>
       <w:pPr>
         <w:pStyle w:val="HorizontalLine"/>
-        <w:suppressLineNumbers/>
         <w:pBdr>
           <w:bottom w:val="double" w:sz="2" w:space="0" w:color="808080"/>
         </w:pBdr>
-        <w:bidi w:val="0"/>
+        <w:suppressLineNumbers/>
         <w:spacing w:before="0" w:after="283"/>
         <w:jc w:val="start"/>
-        <w:rPr/>
-      </w:pPr>
-      <w:r>
-        <w:rPr/>
-      </w:r>
+      </w:pPr>
+      <w:r/>
     </w:p>
     <w:p>
       <w:pPr>
@@ -1540,44 +1808,48 @@
           <w:ilvl w:val="0"/>
           <w:numId w:val="0"/>
         </w:numPr>
-        <w:bidi w:val="0"/>
         <w:spacing w:before="140" w:after="120"/>
         <w:jc w:val="start"/>
-        <w:rPr/>
-      </w:pPr>
-      <w:r>
-        <w:rPr/>
+      </w:pPr>
+      <w:r>
+        <w:rPr>
+          <w:rFonts w:ascii="Liberation Serif" w:hAnsi="Liberation Serif" w:eastAsia="Songti SC" w:cs="Arial Unicode MS"/>
+          <w:b/>
+          <w:bCs/>
+          <w:kern w:val="2"/>
+          <w:sz w:val="28"/>
+          <w:szCs w:val="28"/>
+        </w:rPr>
         <w:t>Cost Efficiency</w:t>
       </w:r>
     </w:p>
     <w:p>
       <w:pPr>
         <w:pStyle w:val="BodyText"/>
-        <w:bidi w:val="0"/>
-        <w:spacing w:lineRule="auto" w:line="276" w:before="0" w:after="140"/>
-        <w:jc w:val="start"/>
-        <w:rPr/>
-      </w:pPr>
-      <w:r>
-        <w:rPr/>
+        <w:spacing w:before="0" w:after="140" w:line="276" w:lineRule="auto"/>
+        <w:jc w:val="start"/>
+      </w:pPr>
+      <w:r>
+        <w:rPr>
+          <w:rFonts w:ascii="Liberation Serif" w:hAnsi="Liberation Serif" w:eastAsia="Songti SC" w:cs="Arial Unicode MS"/>
+          <w:kern w:val="2"/>
+          <w:sz w:val="24"/>
+          <w:szCs w:val="24"/>
+        </w:rPr>
         <w:t>Don't pay for servers that sit idle.</w:t>
       </w:r>
     </w:p>
     <w:p>
       <w:pPr>
         <w:pStyle w:val="HorizontalLine"/>
-        <w:suppressLineNumbers/>
         <w:pBdr>
           <w:bottom w:val="double" w:sz="2" w:space="0" w:color="808080"/>
         </w:pBdr>
-        <w:bidi w:val="0"/>
+        <w:suppressLineNumbers/>
         <w:spacing w:before="0" w:after="283"/>
         <w:jc w:val="start"/>
-        <w:rPr/>
-      </w:pPr>
-      <w:r>
-        <w:rPr/>
-      </w:r>
+      </w:pPr>
+      <w:r/>
     </w:p>
     <w:p>
       <w:pPr>
@@ -1586,26 +1858,34 @@
           <w:ilvl w:val="0"/>
           <w:numId w:val="0"/>
         </w:numPr>
-        <w:bidi w:val="0"/>
         <w:spacing w:before="240" w:after="120"/>
         <w:jc w:val="start"/>
-        <w:rPr/>
-      </w:pPr>
-      <w:r>
-        <w:rPr/>
+      </w:pPr>
+      <w:r>
+        <w:rPr>
+          <w:rFonts w:ascii="Liberation Serif" w:hAnsi="Liberation Serif" w:eastAsia="Songti SC" w:cs="Arial Unicode MS"/>
+          <w:b/>
+          <w:bCs/>
+          <w:kern w:val="2"/>
+          <w:sz w:val="48"/>
+          <w:szCs w:val="48"/>
+        </w:rPr>
         <w:t>5.4 Choosing the Right Architecture</w:t>
       </w:r>
     </w:p>
     <w:p>
       <w:pPr>
         <w:pStyle w:val="BodyText"/>
-        <w:bidi w:val="0"/>
-        <w:spacing w:lineRule="auto" w:line="276" w:before="0" w:after="140"/>
-        <w:jc w:val="start"/>
-        <w:rPr/>
-      </w:pPr>
-      <w:r>
-        <w:rPr/>
+        <w:spacing w:before="0" w:after="140" w:line="276" w:lineRule="auto"/>
+        <w:jc w:val="start"/>
+      </w:pPr>
+      <w:r>
+        <w:rPr>
+          <w:rFonts w:ascii="Liberation Serif" w:hAnsi="Liberation Serif" w:eastAsia="Songti SC" w:cs="Arial Unicode MS"/>
+          <w:kern w:val="2"/>
+          <w:sz w:val="24"/>
+          <w:szCs w:val="24"/>
+        </w:rPr>
         <w:t>There are several possible architectures.</w:t>
       </w:r>
     </w:p>
@@ -1616,39 +1896,50 @@
           <w:ilvl w:val="0"/>
           <w:numId w:val="0"/>
         </w:numPr>
-        <w:bidi w:val="0"/>
         <w:spacing w:before="140" w:after="120"/>
         <w:jc w:val="start"/>
-        <w:rPr/>
-      </w:pPr>
-      <w:r>
-        <w:rPr/>
+      </w:pPr>
+      <w:r>
+        <w:rPr>
+          <w:rFonts w:ascii="Liberation Serif" w:hAnsi="Liberation Serif" w:eastAsia="Songti SC" w:cs="Arial Unicode MS"/>
+          <w:b/>
+          <w:bCs/>
+          <w:kern w:val="2"/>
+          <w:sz w:val="28"/>
+          <w:szCs w:val="28"/>
+        </w:rPr>
         <w:t>Option A</w:t>
       </w:r>
     </w:p>
     <w:p>
       <w:pPr>
         <w:pStyle w:val="BodyText"/>
-        <w:bidi w:val="0"/>
-        <w:spacing w:lineRule="auto" w:line="276" w:before="0" w:after="140"/>
-        <w:jc w:val="start"/>
-        <w:rPr/>
-      </w:pPr>
-      <w:r>
-        <w:rPr/>
+        <w:spacing w:before="0" w:after="140" w:line="276" w:lineRule="auto"/>
+        <w:jc w:val="start"/>
+      </w:pPr>
+      <w:r>
+        <w:rPr>
+          <w:rFonts w:ascii="Liberation Serif" w:hAnsi="Liberation Serif" w:eastAsia="Songti SC" w:cs="Arial Unicode MS"/>
+          <w:kern w:val="2"/>
+          <w:sz w:val="24"/>
+          <w:szCs w:val="24"/>
+        </w:rPr>
         <w:t>A server running 24/7 checking Facebook continuously.</w:t>
       </w:r>
     </w:p>
     <w:p>
       <w:pPr>
         <w:pStyle w:val="BodyText"/>
-        <w:bidi w:val="0"/>
-        <w:spacing w:lineRule="auto" w:line="276" w:before="0" w:after="140"/>
-        <w:jc w:val="start"/>
-        <w:rPr/>
-      </w:pPr>
-      <w:r>
-        <w:rPr/>
+        <w:spacing w:before="0" w:after="140" w:line="276" w:lineRule="auto"/>
+        <w:jc w:val="start"/>
+      </w:pPr>
+      <w:r>
+        <w:rPr>
+          <w:rFonts w:ascii="Liberation Serif" w:hAnsi="Liberation Serif" w:eastAsia="Songti SC" w:cs="Arial Unicode MS"/>
+          <w:kern w:val="2"/>
+          <w:sz w:val="24"/>
+          <w:szCs w:val="24"/>
+        </w:rPr>
         <w:t>Pros:</w:t>
       </w:r>
     </w:p>
@@ -1661,28 +1952,34 @@
         </w:numPr>
         <w:tabs>
           <w:tab w:val="clear" w:pos="709"/>
-          <w:tab w:val="left" w:pos="709" w:leader="none"/>
-        </w:tabs>
-        <w:bidi w:val="0"/>
-        <w:ind w:hanging="283" w:start="709"/>
-        <w:jc w:val="start"/>
-        <w:rPr/>
-      </w:pPr>
-      <w:r>
-        <w:rPr/>
+          <w:tab w:val="left" w:pos="709"/>
+        </w:tabs>
+        <w:ind w:left="709" w:hanging="283"/>
+        <w:jc w:val="start"/>
+      </w:pPr>
+      <w:r>
+        <w:rPr>
+          <w:rFonts w:ascii="Liberation Serif" w:hAnsi="Liberation Serif" w:eastAsia="Songti SC" w:cs="Arial Unicode MS"/>
+          <w:kern w:val="2"/>
+          <w:sz w:val="24"/>
+          <w:szCs w:val="24"/>
+        </w:rPr>
         <w:t xml:space="preserve">Simple to understand. </w:t>
       </w:r>
     </w:p>
     <w:p>
       <w:pPr>
         <w:pStyle w:val="BodyText"/>
-        <w:bidi w:val="0"/>
-        <w:spacing w:lineRule="auto" w:line="276" w:before="0" w:after="140"/>
-        <w:jc w:val="start"/>
-        <w:rPr/>
-      </w:pPr>
-      <w:r>
-        <w:rPr/>
+        <w:spacing w:before="0" w:after="140" w:line="276" w:lineRule="auto"/>
+        <w:jc w:val="start"/>
+      </w:pPr>
+      <w:r>
+        <w:rPr>
+          <w:rFonts w:ascii="Liberation Serif" w:hAnsi="Liberation Serif" w:eastAsia="Songti SC" w:cs="Arial Unicode MS"/>
+          <w:kern w:val="2"/>
+          <w:sz w:val="24"/>
+          <w:szCs w:val="24"/>
+        </w:rPr>
         <w:t>Cons:</w:t>
       </w:r>
     </w:p>
@@ -1695,16 +1992,19 @@
         </w:numPr>
         <w:tabs>
           <w:tab w:val="clear" w:pos="709"/>
-          <w:tab w:val="left" w:pos="709" w:leader="none"/>
-        </w:tabs>
-        <w:bidi w:val="0"/>
-        <w:spacing w:before="0" w:after="0"/>
-        <w:ind w:hanging="283" w:start="709"/>
-        <w:jc w:val="start"/>
-        <w:rPr/>
-      </w:pPr>
-      <w:r>
-        <w:rPr/>
+          <w:tab w:val="left" w:pos="709"/>
+        </w:tabs>
+        <w:spacing w:before="0" w:after="0"/>
+        <w:ind w:left="709" w:hanging="283"/>
+        <w:jc w:val="start"/>
+      </w:pPr>
+      <w:r>
+        <w:rPr>
+          <w:rFonts w:ascii="Liberation Serif" w:hAnsi="Liberation Serif" w:eastAsia="Songti SC" w:cs="Arial Unicode MS"/>
+          <w:kern w:val="2"/>
+          <w:sz w:val="24"/>
+          <w:szCs w:val="24"/>
+        </w:rPr>
         <w:t xml:space="preserve">Higher cost. </w:t>
       </w:r>
     </w:p>
@@ -1717,16 +2017,19 @@
         </w:numPr>
         <w:tabs>
           <w:tab w:val="clear" w:pos="709"/>
-          <w:tab w:val="left" w:pos="709" w:leader="none"/>
-        </w:tabs>
-        <w:bidi w:val="0"/>
-        <w:spacing w:before="0" w:after="0"/>
-        <w:ind w:hanging="283" w:start="709"/>
-        <w:jc w:val="start"/>
-        <w:rPr/>
-      </w:pPr>
-      <w:r>
-        <w:rPr/>
+          <w:tab w:val="left" w:pos="709"/>
+        </w:tabs>
+        <w:spacing w:before="0" w:after="0"/>
+        <w:ind w:left="709" w:hanging="283"/>
+        <w:jc w:val="start"/>
+      </w:pPr>
+      <w:r>
+        <w:rPr>
+          <w:rFonts w:ascii="Liberation Serif" w:hAnsi="Liberation Serif" w:eastAsia="Songti SC" w:cs="Arial Unicode MS"/>
+          <w:kern w:val="2"/>
+          <w:sz w:val="24"/>
+          <w:szCs w:val="24"/>
+        </w:rPr>
         <w:t xml:space="preserve">Ongoing server maintenance. </w:t>
       </w:r>
     </w:p>
@@ -1739,33 +2042,32 @@
         </w:numPr>
         <w:tabs>
           <w:tab w:val="clear" w:pos="709"/>
-          <w:tab w:val="left" w:pos="709" w:leader="none"/>
-        </w:tabs>
-        <w:bidi w:val="0"/>
-        <w:ind w:hanging="283" w:start="709"/>
-        <w:jc w:val="start"/>
-        <w:rPr/>
-      </w:pPr>
-      <w:r>
-        <w:rPr/>
+          <w:tab w:val="left" w:pos="709"/>
+        </w:tabs>
+        <w:ind w:left="709" w:hanging="283"/>
+        <w:jc w:val="start"/>
+      </w:pPr>
+      <w:r>
+        <w:rPr>
+          <w:rFonts w:ascii="Liberation Serif" w:hAnsi="Liberation Serif" w:eastAsia="Songti SC" w:cs="Arial Unicode MS"/>
+          <w:kern w:val="2"/>
+          <w:sz w:val="24"/>
+          <w:szCs w:val="24"/>
+        </w:rPr>
         <w:t xml:space="preserve">Patching and operating system updates. </w:t>
       </w:r>
     </w:p>
     <w:p>
       <w:pPr>
         <w:pStyle w:val="HorizontalLine"/>
-        <w:suppressLineNumbers/>
         <w:pBdr>
           <w:bottom w:val="double" w:sz="2" w:space="0" w:color="808080"/>
         </w:pBdr>
-        <w:bidi w:val="0"/>
+        <w:suppressLineNumbers/>
         <w:spacing w:before="0" w:after="283"/>
         <w:jc w:val="start"/>
-        <w:rPr/>
-      </w:pPr>
-      <w:r>
-        <w:rPr/>
-      </w:r>
+      </w:pPr>
+      <w:r/>
     </w:p>
     <w:p>
       <w:pPr>
@@ -1774,39 +2076,50 @@
           <w:ilvl w:val="0"/>
           <w:numId w:val="0"/>
         </w:numPr>
-        <w:bidi w:val="0"/>
         <w:spacing w:before="140" w:after="120"/>
         <w:jc w:val="start"/>
-        <w:rPr/>
-      </w:pPr>
-      <w:r>
-        <w:rPr/>
+      </w:pPr>
+      <w:r>
+        <w:rPr>
+          <w:rFonts w:ascii="Liberation Serif" w:hAnsi="Liberation Serif" w:eastAsia="Songti SC" w:cs="Arial Unicode MS"/>
+          <w:b/>
+          <w:bCs/>
+          <w:kern w:val="2"/>
+          <w:sz w:val="28"/>
+          <w:szCs w:val="28"/>
+        </w:rPr>
         <w:t>Option B</w:t>
       </w:r>
     </w:p>
     <w:p>
       <w:pPr>
         <w:pStyle w:val="BodyText"/>
-        <w:bidi w:val="0"/>
-        <w:spacing w:lineRule="auto" w:line="276" w:before="0" w:after="140"/>
-        <w:jc w:val="start"/>
-        <w:rPr/>
-      </w:pPr>
-      <w:r>
-        <w:rPr/>
+        <w:spacing w:before="0" w:after="140" w:line="276" w:lineRule="auto"/>
+        <w:jc w:val="start"/>
+      </w:pPr>
+      <w:r>
+        <w:rPr>
+          <w:rFonts w:ascii="Liberation Serif" w:hAnsi="Liberation Serif" w:eastAsia="Songti SC" w:cs="Arial Unicode MS"/>
+          <w:kern w:val="2"/>
+          <w:sz w:val="24"/>
+          <w:szCs w:val="24"/>
+        </w:rPr>
         <w:t>A serverless event-driven architecture.</w:t>
       </w:r>
     </w:p>
     <w:p>
       <w:pPr>
         <w:pStyle w:val="BodyText"/>
-        <w:bidi w:val="0"/>
-        <w:spacing w:lineRule="auto" w:line="276" w:before="0" w:after="140"/>
-        <w:jc w:val="start"/>
-        <w:rPr/>
-      </w:pPr>
-      <w:r>
-        <w:rPr/>
+        <w:spacing w:before="0" w:after="140" w:line="276" w:lineRule="auto"/>
+        <w:jc w:val="start"/>
+      </w:pPr>
+      <w:r>
+        <w:rPr>
+          <w:rFonts w:ascii="Liberation Serif" w:hAnsi="Liberation Serif" w:eastAsia="Songti SC" w:cs="Arial Unicode MS"/>
+          <w:kern w:val="2"/>
+          <w:sz w:val="24"/>
+          <w:szCs w:val="24"/>
+        </w:rPr>
         <w:t>Pros:</w:t>
       </w:r>
     </w:p>
@@ -1819,16 +2132,19 @@
         </w:numPr>
         <w:tabs>
           <w:tab w:val="clear" w:pos="709"/>
-          <w:tab w:val="left" w:pos="709" w:leader="none"/>
-        </w:tabs>
-        <w:bidi w:val="0"/>
-        <w:spacing w:before="0" w:after="0"/>
-        <w:ind w:hanging="283" w:start="709"/>
-        <w:jc w:val="start"/>
-        <w:rPr/>
-      </w:pPr>
-      <w:r>
-        <w:rPr/>
+          <w:tab w:val="left" w:pos="709"/>
+        </w:tabs>
+        <w:spacing w:before="0" w:after="0"/>
+        <w:ind w:left="709" w:hanging="283"/>
+        <w:jc w:val="start"/>
+      </w:pPr>
+      <w:r>
+        <w:rPr>
+          <w:rFonts w:ascii="Liberation Serif" w:hAnsi="Liberation Serif" w:eastAsia="Songti SC" w:cs="Arial Unicode MS"/>
+          <w:kern w:val="2"/>
+          <w:sz w:val="24"/>
+          <w:szCs w:val="24"/>
+        </w:rPr>
         <w:t xml:space="preserve">Runs only when needed. </w:t>
       </w:r>
     </w:p>
@@ -1841,16 +2157,19 @@
         </w:numPr>
         <w:tabs>
           <w:tab w:val="clear" w:pos="709"/>
-          <w:tab w:val="left" w:pos="709" w:leader="none"/>
-        </w:tabs>
-        <w:bidi w:val="0"/>
-        <w:spacing w:before="0" w:after="0"/>
-        <w:ind w:hanging="283" w:start="709"/>
-        <w:jc w:val="start"/>
-        <w:rPr/>
-      </w:pPr>
-      <w:r>
-        <w:rPr/>
+          <w:tab w:val="left" w:pos="709"/>
+        </w:tabs>
+        <w:spacing w:before="0" w:after="0"/>
+        <w:ind w:left="709" w:hanging="283"/>
+        <w:jc w:val="start"/>
+      </w:pPr>
+      <w:r>
+        <w:rPr>
+          <w:rFonts w:ascii="Liberation Serif" w:hAnsi="Liberation Serif" w:eastAsia="Songti SC" w:cs="Arial Unicode MS"/>
+          <w:kern w:val="2"/>
+          <w:sz w:val="24"/>
+          <w:szCs w:val="24"/>
+        </w:rPr>
         <w:t xml:space="preserve">Lower cost for intermittent workloads. </w:t>
       </w:r>
     </w:p>
@@ -1863,16 +2182,19 @@
         </w:numPr>
         <w:tabs>
           <w:tab w:val="clear" w:pos="709"/>
-          <w:tab w:val="left" w:pos="709" w:leader="none"/>
-        </w:tabs>
-        <w:bidi w:val="0"/>
-        <w:spacing w:before="0" w:after="0"/>
-        <w:ind w:hanging="283" w:start="709"/>
-        <w:jc w:val="start"/>
-        <w:rPr/>
-      </w:pPr>
-      <w:r>
-        <w:rPr/>
+          <w:tab w:val="left" w:pos="709"/>
+        </w:tabs>
+        <w:spacing w:before="0" w:after="0"/>
+        <w:ind w:left="709" w:hanging="283"/>
+        <w:jc w:val="start"/>
+      </w:pPr>
+      <w:r>
+        <w:rPr>
+          <w:rFonts w:ascii="Liberation Serif" w:hAnsi="Liberation Serif" w:eastAsia="Songti SC" w:cs="Arial Unicode MS"/>
+          <w:kern w:val="2"/>
+          <w:sz w:val="24"/>
+          <w:szCs w:val="24"/>
+        </w:rPr>
         <w:t xml:space="preserve">Minimal infrastructure management. </w:t>
       </w:r>
     </w:p>
@@ -1885,28 +2207,34 @@
         </w:numPr>
         <w:tabs>
           <w:tab w:val="clear" w:pos="709"/>
-          <w:tab w:val="left" w:pos="709" w:leader="none"/>
-        </w:tabs>
-        <w:bidi w:val="0"/>
-        <w:ind w:hanging="283" w:start="709"/>
-        <w:jc w:val="start"/>
-        <w:rPr/>
-      </w:pPr>
-      <w:r>
-        <w:rPr/>
+          <w:tab w:val="left" w:pos="709"/>
+        </w:tabs>
+        <w:ind w:left="709" w:hanging="283"/>
+        <w:jc w:val="start"/>
+      </w:pPr>
+      <w:r>
+        <w:rPr>
+          <w:rFonts w:ascii="Liberation Serif" w:hAnsi="Liberation Serif" w:eastAsia="Songti SC" w:cs="Arial Unicode MS"/>
+          <w:kern w:val="2"/>
+          <w:sz w:val="24"/>
+          <w:szCs w:val="24"/>
+        </w:rPr>
         <w:t xml:space="preserve">Easy to scale. </w:t>
       </w:r>
     </w:p>
     <w:p>
       <w:pPr>
         <w:pStyle w:val="BodyText"/>
-        <w:bidi w:val="0"/>
-        <w:spacing w:lineRule="auto" w:line="276" w:before="0" w:after="140"/>
-        <w:jc w:val="start"/>
-        <w:rPr/>
-      </w:pPr>
-      <w:r>
-        <w:rPr/>
+        <w:spacing w:before="0" w:after="140" w:line="276" w:lineRule="auto"/>
+        <w:jc w:val="start"/>
+      </w:pPr>
+      <w:r>
+        <w:rPr>
+          <w:rFonts w:ascii="Liberation Serif" w:hAnsi="Liberation Serif" w:eastAsia="Songti SC" w:cs="Arial Unicode MS"/>
+          <w:kern w:val="2"/>
+          <w:sz w:val="24"/>
+          <w:szCs w:val="24"/>
+        </w:rPr>
         <w:t>Cons:</w:t>
       </w:r>
     </w:p>
@@ -1919,46 +2247,48 @@
         </w:numPr>
         <w:tabs>
           <w:tab w:val="clear" w:pos="709"/>
-          <w:tab w:val="left" w:pos="709" w:leader="none"/>
-        </w:tabs>
-        <w:bidi w:val="0"/>
-        <w:ind w:hanging="283" w:start="709"/>
-        <w:jc w:val="start"/>
-        <w:rPr/>
-      </w:pPr>
-      <w:r>
-        <w:rPr/>
+          <w:tab w:val="left" w:pos="709"/>
+        </w:tabs>
+        <w:ind w:left="709" w:hanging="283"/>
+        <w:jc w:val="start"/>
+      </w:pPr>
+      <w:r>
+        <w:rPr>
+          <w:rFonts w:ascii="Liberation Serif" w:hAnsi="Liberation Serif" w:eastAsia="Songti SC" w:cs="Arial Unicode MS"/>
+          <w:kern w:val="2"/>
+          <w:sz w:val="24"/>
+          <w:szCs w:val="24"/>
+        </w:rPr>
         <w:t xml:space="preserve">Requires understanding event-driven design. </w:t>
       </w:r>
     </w:p>
     <w:p>
       <w:pPr>
         <w:pStyle w:val="BodyText"/>
-        <w:bidi w:val="0"/>
-        <w:spacing w:lineRule="auto" w:line="276" w:before="0" w:after="140"/>
-        <w:jc w:val="start"/>
-        <w:rPr/>
-      </w:pPr>
-      <w:r>
-        <w:rPr/>
+        <w:spacing w:before="0" w:after="140" w:line="276" w:lineRule="auto"/>
+        <w:jc w:val="start"/>
+      </w:pPr>
+      <w:r>
+        <w:rPr>
+          <w:rFonts w:ascii="Liberation Serif" w:hAnsi="Liberation Serif" w:eastAsia="Songti SC" w:cs="Arial Unicode MS"/>
+          <w:kern w:val="2"/>
+          <w:sz w:val="24"/>
+          <w:szCs w:val="24"/>
+        </w:rPr>
         <w:t>This is the architecture we'll build.</w:t>
       </w:r>
     </w:p>
     <w:p>
       <w:pPr>
         <w:pStyle w:val="HorizontalLine"/>
-        <w:suppressLineNumbers/>
         <w:pBdr>
           <w:bottom w:val="double" w:sz="2" w:space="0" w:color="808080"/>
         </w:pBdr>
-        <w:bidi w:val="0"/>
+        <w:suppressLineNumbers/>
         <w:spacing w:before="0" w:after="283"/>
         <w:jc w:val="start"/>
-        <w:rPr/>
-      </w:pPr>
-      <w:r>
-        <w:rPr/>
-      </w:r>
+      </w:pPr>
+      <w:r/>
     </w:p>
     <w:p>
       <w:pPr>
@@ -1967,174 +2297,213 @@
           <w:ilvl w:val="0"/>
           <w:numId w:val="0"/>
         </w:numPr>
-        <w:bidi w:val="0"/>
         <w:spacing w:before="240" w:after="120"/>
         <w:jc w:val="start"/>
-        <w:rPr/>
-      </w:pPr>
-      <w:r>
-        <w:rPr/>
+      </w:pPr>
+      <w:r>
+        <w:rPr>
+          <w:rFonts w:ascii="Liberation Serif" w:hAnsi="Liberation Serif" w:eastAsia="Songti SC" w:cs="Arial Unicode MS"/>
+          <w:b/>
+          <w:bCs/>
+          <w:kern w:val="2"/>
+          <w:sz w:val="48"/>
+          <w:szCs w:val="48"/>
+        </w:rPr>
         <w:t>5.5 What Is Event-Driven Architecture?</w:t>
       </w:r>
     </w:p>
     <w:p>
       <w:pPr>
         <w:pStyle w:val="BodyText"/>
-        <w:bidi w:val="0"/>
-        <w:spacing w:lineRule="auto" w:line="276" w:before="0" w:after="140"/>
-        <w:jc w:val="start"/>
-        <w:rPr/>
-      </w:pPr>
-      <w:r>
-        <w:rPr/>
+        <w:spacing w:before="0" w:after="140" w:line="276" w:lineRule="auto"/>
+        <w:jc w:val="start"/>
+      </w:pPr>
+      <w:r>
+        <w:rPr>
+          <w:rFonts w:ascii="Liberation Serif" w:hAnsi="Liberation Serif" w:eastAsia="Songti SC" w:cs="Arial Unicode MS"/>
+          <w:kern w:val="2"/>
+          <w:sz w:val="24"/>
+          <w:szCs w:val="24"/>
+        </w:rPr>
         <w:t>Imagine a doorbell.</w:t>
       </w:r>
     </w:p>
     <w:p>
       <w:pPr>
         <w:pStyle w:val="BodyText"/>
-        <w:bidi w:val="0"/>
-        <w:spacing w:lineRule="auto" w:line="276" w:before="0" w:after="140"/>
-        <w:jc w:val="start"/>
-        <w:rPr/>
-      </w:pPr>
-      <w:r>
-        <w:rPr/>
+        <w:spacing w:before="0" w:after="140" w:line="276" w:lineRule="auto"/>
+        <w:jc w:val="start"/>
+      </w:pPr>
+      <w:r>
+        <w:rPr>
+          <w:rFonts w:ascii="Liberation Serif" w:hAnsi="Liberation Serif" w:eastAsia="Songti SC" w:cs="Arial Unicode MS"/>
+          <w:kern w:val="2"/>
+          <w:sz w:val="24"/>
+          <w:szCs w:val="24"/>
+        </w:rPr>
         <w:t>When nobody rings it:</w:t>
       </w:r>
     </w:p>
     <w:p>
       <w:pPr>
         <w:pStyle w:val="BodyText"/>
-        <w:bidi w:val="0"/>
-        <w:spacing w:lineRule="auto" w:line="276" w:before="0" w:after="140"/>
-        <w:jc w:val="start"/>
-        <w:rPr/>
-      </w:pPr>
-      <w:r>
-        <w:rPr/>
+        <w:spacing w:before="0" w:after="140" w:line="276" w:lineRule="auto"/>
+        <w:jc w:val="start"/>
+      </w:pPr>
+      <w:r>
+        <w:rPr>
+          <w:rFonts w:ascii="Liberation Serif" w:hAnsi="Liberation Serif" w:eastAsia="Songti SC" w:cs="Arial Unicode MS"/>
+          <w:kern w:val="2"/>
+          <w:sz w:val="24"/>
+          <w:szCs w:val="24"/>
+        </w:rPr>
         <w:t>Nothing happens.</w:t>
       </w:r>
     </w:p>
     <w:p>
       <w:pPr>
         <w:pStyle w:val="BodyText"/>
-        <w:bidi w:val="0"/>
-        <w:spacing w:lineRule="auto" w:line="276" w:before="0" w:after="140"/>
-        <w:jc w:val="start"/>
-        <w:rPr/>
-      </w:pPr>
-      <w:r>
-        <w:rPr/>
+        <w:spacing w:before="0" w:after="140" w:line="276" w:lineRule="auto"/>
+        <w:jc w:val="start"/>
+      </w:pPr>
+      <w:r>
+        <w:rPr>
+          <w:rFonts w:ascii="Liberation Serif" w:hAnsi="Liberation Serif" w:eastAsia="Songti SC" w:cs="Arial Unicode MS"/>
+          <w:kern w:val="2"/>
+          <w:sz w:val="24"/>
+          <w:szCs w:val="24"/>
+        </w:rPr>
         <w:t>When someone presses it:</w:t>
       </w:r>
     </w:p>
     <w:p>
       <w:pPr>
         <w:pStyle w:val="BodyText"/>
-        <w:bidi w:val="0"/>
-        <w:spacing w:lineRule="auto" w:line="276" w:before="0" w:after="140"/>
-        <w:jc w:val="start"/>
-        <w:rPr/>
-      </w:pPr>
-      <w:r>
-        <w:rPr/>
+        <w:spacing w:before="0" w:after="140" w:line="276" w:lineRule="auto"/>
+        <w:jc w:val="start"/>
+      </w:pPr>
+      <w:r>
+        <w:rPr>
+          <w:rFonts w:ascii="Liberation Serif" w:hAnsi="Liberation Serif" w:eastAsia="Songti SC" w:cs="Arial Unicode MS"/>
+          <w:kern w:val="2"/>
+          <w:sz w:val="24"/>
+          <w:szCs w:val="24"/>
+        </w:rPr>
         <w:t>The bell rings.</w:t>
       </w:r>
     </w:p>
     <w:p>
       <w:pPr>
         <w:pStyle w:val="BodyText"/>
-        <w:bidi w:val="0"/>
-        <w:spacing w:lineRule="auto" w:line="276" w:before="0" w:after="140"/>
-        <w:jc w:val="start"/>
-        <w:rPr/>
-      </w:pPr>
-      <w:r>
-        <w:rPr/>
+        <w:spacing w:before="0" w:after="140" w:line="276" w:lineRule="auto"/>
+        <w:jc w:val="start"/>
+      </w:pPr>
+      <w:r>
+        <w:rPr>
+          <w:rFonts w:ascii="Liberation Serif" w:hAnsi="Liberation Serif" w:eastAsia="Songti SC" w:cs="Arial Unicode MS"/>
+          <w:kern w:val="2"/>
+          <w:sz w:val="24"/>
+          <w:szCs w:val="24"/>
+        </w:rPr>
         <w:t>That's event-driven computing.</w:t>
       </w:r>
     </w:p>
     <w:p>
       <w:pPr>
         <w:pStyle w:val="BodyText"/>
-        <w:bidi w:val="0"/>
-        <w:spacing w:lineRule="auto" w:line="276" w:before="0" w:after="140"/>
-        <w:jc w:val="start"/>
-        <w:rPr/>
-      </w:pPr>
-      <w:r>
-        <w:rPr/>
+        <w:spacing w:before="0" w:after="140" w:line="276" w:lineRule="auto"/>
+        <w:jc w:val="start"/>
+      </w:pPr>
+      <w:r>
+        <w:rPr>
+          <w:rFonts w:ascii="Liberation Serif" w:hAnsi="Liberation Serif" w:eastAsia="Songti SC" w:cs="Arial Unicode MS"/>
+          <w:kern w:val="2"/>
+          <w:sz w:val="24"/>
+          <w:szCs w:val="24"/>
+        </w:rPr>
         <w:t>Our system behaves the same way.</w:t>
       </w:r>
     </w:p>
     <w:p>
       <w:pPr>
         <w:pStyle w:val="BodyText"/>
-        <w:bidi w:val="0"/>
-        <w:spacing w:lineRule="auto" w:line="276" w:before="0" w:after="140"/>
-        <w:jc w:val="start"/>
-        <w:rPr/>
-      </w:pPr>
-      <w:r>
-        <w:rPr/>
+        <w:spacing w:before="0" w:after="140" w:line="276" w:lineRule="auto"/>
+        <w:jc w:val="start"/>
+      </w:pPr>
+      <w:r>
+        <w:rPr>
+          <w:rFonts w:ascii="Liberation Serif" w:hAnsi="Liberation Serif" w:eastAsia="Songti SC" w:cs="Arial Unicode MS"/>
+          <w:kern w:val="2"/>
+          <w:sz w:val="24"/>
+          <w:szCs w:val="24"/>
+        </w:rPr>
         <w:t>Every three minutes, a scheduled event asks:</w:t>
       </w:r>
     </w:p>
     <w:p>
       <w:pPr>
         <w:pStyle w:val="BlockQuotation"/>
-        <w:bidi w:val="0"/>
         <w:spacing w:before="0" w:after="283"/>
-        <w:ind w:hanging="0" w:start="567" w:end="567"/>
-        <w:jc w:val="start"/>
-        <w:rPr/>
-      </w:pPr>
-      <w:r>
-        <w:rPr/>
+        <w:ind w:left="567" w:right="567" w:hanging="0"/>
+        <w:jc w:val="start"/>
+      </w:pPr>
+      <w:r>
+        <w:rPr>
+          <w:rFonts w:ascii="Liberation Serif" w:hAnsi="Liberation Serif" w:eastAsia="Songti SC" w:cs="Arial Unicode MS"/>
+          <w:kern w:val="2"/>
+          <w:sz w:val="24"/>
+          <w:szCs w:val="24"/>
+        </w:rPr>
         <w:t>"Has anything new happened?"</w:t>
       </w:r>
     </w:p>
     <w:p>
       <w:pPr>
         <w:pStyle w:val="BodyText"/>
-        <w:bidi w:val="0"/>
-        <w:spacing w:lineRule="auto" w:line="276" w:before="0" w:after="140"/>
-        <w:jc w:val="start"/>
-        <w:rPr/>
-      </w:pPr>
-      <w:r>
-        <w:rPr/>
+        <w:spacing w:before="0" w:after="140" w:line="276" w:lineRule="auto"/>
+        <w:jc w:val="start"/>
+      </w:pPr>
+      <w:r>
+        <w:rPr>
+          <w:rFonts w:ascii="Liberation Serif" w:hAnsi="Liberation Serif" w:eastAsia="Songti SC" w:cs="Arial Unicode MS"/>
+          <w:kern w:val="2"/>
+          <w:sz w:val="24"/>
+          <w:szCs w:val="24"/>
+        </w:rPr>
         <w:t>If not:</w:t>
       </w:r>
     </w:p>
     <w:p>
       <w:pPr>
         <w:pStyle w:val="BodyText"/>
-        <w:bidi w:val="0"/>
-        <w:spacing w:lineRule="auto" w:line="276" w:before="0" w:after="140"/>
-        <w:jc w:val="start"/>
-        <w:rPr/>
-      </w:pPr>
-      <w:r>
-        <w:rPr/>
+        <w:spacing w:before="0" w:after="140" w:line="276" w:lineRule="auto"/>
+        <w:jc w:val="start"/>
+      </w:pPr>
+      <w:r>
+        <w:rPr>
+          <w:rFonts w:ascii="Liberation Serif" w:hAnsi="Liberation Serif" w:eastAsia="Songti SC" w:cs="Arial Unicode MS"/>
+          <w:kern w:val="2"/>
+          <w:sz w:val="24"/>
+          <w:szCs w:val="24"/>
+        </w:rPr>
         <w:t>The system quietly goes back to sleep.</w:t>
       </w:r>
     </w:p>
     <w:p>
       <w:pPr>
         <w:pStyle w:val="HorizontalLine"/>
-        <w:suppressLineNumbers/>
         <w:pBdr>
           <w:bottom w:val="double" w:sz="2" w:space="0" w:color="808080"/>
         </w:pBdr>
-        <w:bidi w:val="0"/>
+        <w:suppressLineNumbers/>
         <w:spacing w:before="0" w:after="283"/>
         <w:jc w:val="start"/>
-        <w:rPr/>
-      </w:pPr>
-      <w:r>
-        <w:rPr/>
+      </w:pPr>
+      <w:r/>
+    </w:p>
+    <w:p>
+      <w:r>
+        <w:br w:type="page"/>
       </w:r>
     </w:p>
     <w:p>
@@ -2144,13 +2513,18 @@
           <w:ilvl w:val="0"/>
           <w:numId w:val="0"/>
         </w:numPr>
-        <w:bidi w:val="0"/>
         <w:spacing w:before="240" w:after="120"/>
         <w:jc w:val="start"/>
-        <w:rPr/>
-      </w:pPr>
-      <w:r>
-        <w:rPr/>
+      </w:pPr>
+      <w:r>
+        <w:rPr>
+          <w:rFonts w:ascii="Liberation Serif" w:hAnsi="Liberation Serif" w:eastAsia="Songti SC" w:cs="Arial Unicode MS"/>
+          <w:b/>
+          <w:bCs/>
+          <w:kern w:val="2"/>
+          <w:sz w:val="48"/>
+          <w:szCs w:val="48"/>
+        </w:rPr>
         <w:t>5.6 High-Level Architecture</w:t>
       </w:r>
     </w:p>
@@ -2159,10 +2533,7 @@
         <w:sectPr>
           <w:type w:val="nextPage"/>
           <w:pgSz w:w="12240" w:h="15840"/>
-          <w:pgMar w:left="1134" w:right="1134" w:gutter="0" w:header="0" w:top="1134" w:footer="0" w:bottom="1134"/>
-          <w:pgNumType w:fmt="decimal"/>
-          <w:formProt w:val="false"/>
-          <w:textDirection w:val="lrTb"/>
+          <w:pgMar w:top="1134" w:right="1134" w:bottom="1134" w:left="1134" w:header="0" w:footer="0" w:gutter="0"/>
           <w:docGrid w:type="default" w:linePitch="600" w:charSpace="32768"/>
         </w:sectPr>
       </w:pPr>
@@ -2170,20 +2541,26 @@
     <w:p>
       <w:pPr>
         <w:pStyle w:val="PreformattedText"/>
-        <w:bidi w:val="0"/>
-        <w:ind w:hanging="0" w:start="0" w:end="0"/>
-        <w:jc w:val="start"/>
-        <w:rPr/>
+        <w:ind w:left="0" w:right="0" w:hanging="0"/>
+        <w:jc w:val="start"/>
       </w:pPr>
       <w:r>
         <w:rPr>
           <w:rStyle w:val="SourceText"/>
+          <w:rFonts w:ascii="Liberation Mono" w:hAnsi="Liberation Mono" w:eastAsia="Liberation Mono" w:cs="Liberation Mono"/>
+          <w:kern w:val="2"/>
+          <w:sz w:val="20"/>
+          <w:szCs w:val="20"/>
         </w:rPr>
         <w:t xml:space="preserve">                        </w:t>
       </w:r>
       <w:r>
         <w:rPr>
           <w:rStyle w:val="SourceText"/>
+          <w:rFonts w:ascii="Liberation Mono" w:hAnsi="Liberation Mono" w:eastAsia="Liberation Mono" w:cs="Liberation Mono"/>
+          <w:kern w:val="2"/>
+          <w:sz w:val="20"/>
+          <w:szCs w:val="20"/>
         </w:rPr>
         <w:t>Facebook Groups</w:t>
       </w:r>
@@ -2191,14 +2568,16 @@
     <w:p>
       <w:pPr>
         <w:pStyle w:val="PreformattedText"/>
-        <w:bidi w:val="0"/>
-        <w:spacing w:before="0" w:after="0"/>
-        <w:jc w:val="start"/>
-        <w:rPr/>
+        <w:spacing w:before="0" w:after="0"/>
+        <w:jc w:val="start"/>
       </w:pPr>
       <w:r>
         <w:rPr>
           <w:rStyle w:val="SourceText"/>
+          <w:rFonts w:ascii="Liberation Mono" w:hAnsi="Liberation Mono" w:eastAsia="Liberation Mono" w:cs="Liberation Mono"/>
+          <w:kern w:val="2"/>
+          <w:sz w:val="20"/>
+          <w:szCs w:val="20"/>
         </w:rPr>
         <w:t xml:space="preserve">                               │</w:t>
       </w:r>
@@ -2206,14 +2585,16 @@
     <w:p>
       <w:pPr>
         <w:pStyle w:val="PreformattedText"/>
-        <w:bidi w:val="0"/>
-        <w:spacing w:before="0" w:after="0"/>
-        <w:jc w:val="start"/>
-        <w:rPr/>
+        <w:spacing w:before="0" w:after="0"/>
+        <w:jc w:val="start"/>
       </w:pPr>
       <w:r>
         <w:rPr>
           <w:rStyle w:val="SourceText"/>
+          <w:rFonts w:ascii="Liberation Mono" w:hAnsi="Liberation Mono" w:eastAsia="Liberation Mono" w:cs="Liberation Mono"/>
+          <w:kern w:val="2"/>
+          <w:sz w:val="20"/>
+          <w:szCs w:val="20"/>
         </w:rPr>
         <w:t xml:space="preserve">                               ▼</w:t>
       </w:r>
@@ -2221,20 +2602,26 @@
     <w:p>
       <w:pPr>
         <w:pStyle w:val="PreformattedText"/>
-        <w:bidi w:val="0"/>
-        <w:spacing w:before="0" w:after="0"/>
-        <w:jc w:val="start"/>
-        <w:rPr/>
+        <w:spacing w:before="0" w:after="0"/>
+        <w:jc w:val="start"/>
       </w:pPr>
       <w:r>
         <w:rPr>
           <w:rStyle w:val="SourceText"/>
+          <w:rFonts w:ascii="Liberation Mono" w:hAnsi="Liberation Mono" w:eastAsia="Liberation Mono" w:cs="Liberation Mono"/>
+          <w:kern w:val="2"/>
+          <w:sz w:val="20"/>
+          <w:szCs w:val="20"/>
         </w:rPr>
         <w:t xml:space="preserve">                  </w:t>
       </w:r>
       <w:r>
         <w:rPr>
           <w:rStyle w:val="SourceText"/>
+          <w:rFonts w:ascii="Liberation Mono" w:hAnsi="Liberation Mono" w:eastAsia="Liberation Mono" w:cs="Liberation Mono"/>
+          <w:kern w:val="2"/>
+          <w:sz w:val="20"/>
+          <w:szCs w:val="20"/>
         </w:rPr>
         <w:t>EventBridge Scheduler</w:t>
       </w:r>
@@ -2242,20 +2629,26 @@
     <w:p>
       <w:pPr>
         <w:pStyle w:val="PreformattedText"/>
-        <w:bidi w:val="0"/>
-        <w:spacing w:before="0" w:after="0"/>
-        <w:jc w:val="start"/>
-        <w:rPr/>
+        <w:spacing w:before="0" w:after="0"/>
+        <w:jc w:val="start"/>
       </w:pPr>
       <w:r>
         <w:rPr>
           <w:rStyle w:val="SourceText"/>
+          <w:rFonts w:ascii="Liberation Mono" w:hAnsi="Liberation Mono" w:eastAsia="Liberation Mono" w:cs="Liberation Mono"/>
+          <w:kern w:val="2"/>
+          <w:sz w:val="20"/>
+          <w:szCs w:val="20"/>
         </w:rPr>
         <w:t xml:space="preserve">                     </w:t>
       </w:r>
       <w:r>
         <w:rPr>
           <w:rStyle w:val="SourceText"/>
+          <w:rFonts w:ascii="Liberation Mono" w:hAnsi="Liberation Mono" w:eastAsia="Liberation Mono" w:cs="Liberation Mono"/>
+          <w:kern w:val="2"/>
+          <w:sz w:val="20"/>
+          <w:szCs w:val="20"/>
         </w:rPr>
         <w:t>(every 3 minutes)</w:t>
       </w:r>
@@ -2263,14 +2656,16 @@
     <w:p>
       <w:pPr>
         <w:pStyle w:val="PreformattedText"/>
-        <w:bidi w:val="0"/>
-        <w:spacing w:before="0" w:after="0"/>
-        <w:jc w:val="start"/>
-        <w:rPr/>
+        <w:spacing w:before="0" w:after="0"/>
+        <w:jc w:val="start"/>
       </w:pPr>
       <w:r>
         <w:rPr>
           <w:rStyle w:val="SourceText"/>
+          <w:rFonts w:ascii="Liberation Mono" w:hAnsi="Liberation Mono" w:eastAsia="Liberation Mono" w:cs="Liberation Mono"/>
+          <w:kern w:val="2"/>
+          <w:sz w:val="20"/>
+          <w:szCs w:val="20"/>
         </w:rPr>
         <w:t xml:space="preserve">                               │</w:t>
       </w:r>
@@ -2278,14 +2673,16 @@
     <w:p>
       <w:pPr>
         <w:pStyle w:val="PreformattedText"/>
-        <w:bidi w:val="0"/>
-        <w:spacing w:before="0" w:after="0"/>
-        <w:jc w:val="start"/>
-        <w:rPr/>
+        <w:spacing w:before="0" w:after="0"/>
+        <w:jc w:val="start"/>
       </w:pPr>
       <w:r>
         <w:rPr>
           <w:rStyle w:val="SourceText"/>
+          <w:rFonts w:ascii="Liberation Mono" w:hAnsi="Liberation Mono" w:eastAsia="Liberation Mono" w:cs="Liberation Mono"/>
+          <w:kern w:val="2"/>
+          <w:sz w:val="20"/>
+          <w:szCs w:val="20"/>
         </w:rPr>
         <w:t xml:space="preserve">                               ▼</w:t>
       </w:r>
@@ -2293,20 +2690,26 @@
     <w:p>
       <w:pPr>
         <w:pStyle w:val="PreformattedText"/>
-        <w:bidi w:val="0"/>
-        <w:spacing w:before="0" w:after="0"/>
-        <w:jc w:val="start"/>
-        <w:rPr/>
+        <w:spacing w:before="0" w:after="0"/>
+        <w:jc w:val="start"/>
       </w:pPr>
       <w:r>
         <w:rPr>
           <w:rStyle w:val="SourceText"/>
+          <w:rFonts w:ascii="Liberation Mono" w:hAnsi="Liberation Mono" w:eastAsia="Liberation Mono" w:cs="Liberation Mono"/>
+          <w:kern w:val="2"/>
+          <w:sz w:val="20"/>
+          <w:szCs w:val="20"/>
         </w:rPr>
         <w:t xml:space="preserve">                        </w:t>
       </w:r>
       <w:r>
         <w:rPr>
           <w:rStyle w:val="SourceText"/>
+          <w:rFonts w:ascii="Liberation Mono" w:hAnsi="Liberation Mono" w:eastAsia="Liberation Mono" w:cs="Liberation Mono"/>
+          <w:kern w:val="2"/>
+          <w:sz w:val="20"/>
+          <w:szCs w:val="20"/>
         </w:rPr>
         <w:t>Lambda Poller</w:t>
       </w:r>
@@ -2314,14 +2717,16 @@
     <w:p>
       <w:pPr>
         <w:pStyle w:val="PreformattedText"/>
-        <w:bidi w:val="0"/>
-        <w:spacing w:before="0" w:after="0"/>
-        <w:jc w:val="start"/>
-        <w:rPr/>
+        <w:spacing w:before="0" w:after="0"/>
+        <w:jc w:val="start"/>
       </w:pPr>
       <w:r>
         <w:rPr>
           <w:rStyle w:val="SourceText"/>
+          <w:rFonts w:ascii="Liberation Mono" w:hAnsi="Liberation Mono" w:eastAsia="Liberation Mono" w:cs="Liberation Mono"/>
+          <w:kern w:val="2"/>
+          <w:sz w:val="20"/>
+          <w:szCs w:val="20"/>
         </w:rPr>
         <w:t xml:space="preserve">                               │</w:t>
       </w:r>
@@ -2329,14 +2734,16 @@
     <w:p>
       <w:pPr>
         <w:pStyle w:val="PreformattedText"/>
-        <w:bidi w:val="0"/>
-        <w:spacing w:before="0" w:after="0"/>
-        <w:jc w:val="start"/>
-        <w:rPr/>
+        <w:spacing w:before="0" w:after="0"/>
+        <w:jc w:val="start"/>
       </w:pPr>
       <w:r>
         <w:rPr>
           <w:rStyle w:val="SourceText"/>
+          <w:rFonts w:ascii="Liberation Mono" w:hAnsi="Liberation Mono" w:eastAsia="Liberation Mono" w:cs="Liberation Mono"/>
+          <w:kern w:val="2"/>
+          <w:sz w:val="20"/>
+          <w:szCs w:val="20"/>
         </w:rPr>
         <w:t xml:space="preserve">                               ▼</w:t>
       </w:r>
@@ -2344,20 +2751,26 @@
     <w:p>
       <w:pPr>
         <w:pStyle w:val="PreformattedText"/>
-        <w:bidi w:val="0"/>
-        <w:spacing w:before="0" w:after="0"/>
-        <w:jc w:val="start"/>
-        <w:rPr/>
+        <w:spacing w:before="0" w:after="0"/>
+        <w:jc w:val="start"/>
       </w:pPr>
       <w:r>
         <w:rPr>
           <w:rStyle w:val="SourceText"/>
+          <w:rFonts w:ascii="Liberation Mono" w:hAnsi="Liberation Mono" w:eastAsia="Liberation Mono" w:cs="Liberation Mono"/>
+          <w:kern w:val="2"/>
+          <w:sz w:val="20"/>
+          <w:szCs w:val="20"/>
         </w:rPr>
         <w:t xml:space="preserve">                     </w:t>
       </w:r>
       <w:r>
         <w:rPr>
           <w:rStyle w:val="SourceText"/>
+          <w:rFonts w:ascii="Liberation Mono" w:hAnsi="Liberation Mono" w:eastAsia="Liberation Mono" w:cs="Liberation Mono"/>
+          <w:kern w:val="2"/>
+          <w:sz w:val="20"/>
+          <w:szCs w:val="20"/>
         </w:rPr>
         <w:t>New Facebook Posts</w:t>
       </w:r>
@@ -2365,14 +2778,16 @@
     <w:p>
       <w:pPr>
         <w:pStyle w:val="PreformattedText"/>
-        <w:bidi w:val="0"/>
-        <w:spacing w:before="0" w:after="0"/>
-        <w:jc w:val="start"/>
-        <w:rPr/>
+        <w:spacing w:before="0" w:after="0"/>
+        <w:jc w:val="start"/>
       </w:pPr>
       <w:r>
         <w:rPr>
           <w:rStyle w:val="SourceText"/>
+          <w:rFonts w:ascii="Liberation Mono" w:hAnsi="Liberation Mono" w:eastAsia="Liberation Mono" w:cs="Liberation Mono"/>
+          <w:kern w:val="2"/>
+          <w:sz w:val="20"/>
+          <w:szCs w:val="20"/>
         </w:rPr>
         <w:t xml:space="preserve">                               │</w:t>
       </w:r>
@@ -2380,14 +2795,16 @@
     <w:p>
       <w:pPr>
         <w:pStyle w:val="PreformattedText"/>
-        <w:bidi w:val="0"/>
-        <w:spacing w:before="0" w:after="0"/>
-        <w:jc w:val="start"/>
-        <w:rPr/>
+        <w:spacing w:before="0" w:after="0"/>
+        <w:jc w:val="start"/>
       </w:pPr>
       <w:r>
         <w:rPr>
           <w:rStyle w:val="SourceText"/>
+          <w:rFonts w:ascii="Liberation Mono" w:hAnsi="Liberation Mono" w:eastAsia="Liberation Mono" w:cs="Liberation Mono"/>
+          <w:kern w:val="2"/>
+          <w:sz w:val="20"/>
+          <w:szCs w:val="20"/>
         </w:rPr>
         <w:t xml:space="preserve">                               ▼</w:t>
       </w:r>
@@ -2395,20 +2812,26 @@
     <w:p>
       <w:pPr>
         <w:pStyle w:val="PreformattedText"/>
-        <w:bidi w:val="0"/>
-        <w:spacing w:before="0" w:after="0"/>
-        <w:jc w:val="start"/>
-        <w:rPr/>
+        <w:spacing w:before="0" w:after="0"/>
+        <w:jc w:val="start"/>
       </w:pPr>
       <w:r>
         <w:rPr>
           <w:rStyle w:val="SourceText"/>
+          <w:rFonts w:ascii="Liberation Mono" w:hAnsi="Liberation Mono" w:eastAsia="Liberation Mono" w:cs="Liberation Mono"/>
+          <w:kern w:val="2"/>
+          <w:sz w:val="20"/>
+          <w:szCs w:val="20"/>
         </w:rPr>
         <w:t xml:space="preserve">                  </w:t>
       </w:r>
       <w:r>
         <w:rPr>
           <w:rStyle w:val="SourceText"/>
+          <w:rFonts w:ascii="Liberation Mono" w:hAnsi="Liberation Mono" w:eastAsia="Liberation Mono" w:cs="Liberation Mono"/>
+          <w:kern w:val="2"/>
+          <w:sz w:val="20"/>
+          <w:szCs w:val="20"/>
         </w:rPr>
         <w:t>Amazon Bedrock AgentCore</w:t>
       </w:r>
@@ -2416,14 +2839,16 @@
     <w:p>
       <w:pPr>
         <w:pStyle w:val="PreformattedText"/>
-        <w:bidi w:val="0"/>
-        <w:spacing w:before="0" w:after="0"/>
-        <w:jc w:val="start"/>
-        <w:rPr/>
+        <w:spacing w:before="0" w:after="0"/>
+        <w:jc w:val="start"/>
       </w:pPr>
       <w:r>
         <w:rPr>
           <w:rStyle w:val="SourceText"/>
+          <w:rFonts w:ascii="Liberation Mono" w:hAnsi="Liberation Mono" w:eastAsia="Liberation Mono" w:cs="Liberation Mono"/>
+          <w:kern w:val="2"/>
+          <w:sz w:val="20"/>
+          <w:szCs w:val="20"/>
         </w:rPr>
         <w:t xml:space="preserve">                ┌──────────────┼──────────────┐</w:t>
       </w:r>
@@ -2431,14 +2856,16 @@
     <w:p>
       <w:pPr>
         <w:pStyle w:val="PreformattedText"/>
-        <w:bidi w:val="0"/>
-        <w:spacing w:before="0" w:after="0"/>
-        <w:jc w:val="start"/>
-        <w:rPr/>
+        <w:spacing w:before="0" w:after="0"/>
+        <w:jc w:val="start"/>
       </w:pPr>
       <w:r>
         <w:rPr>
           <w:rStyle w:val="SourceText"/>
+          <w:rFonts w:ascii="Liberation Mono" w:hAnsi="Liberation Mono" w:eastAsia="Liberation Mono" w:cs="Liberation Mono"/>
+          <w:kern w:val="2"/>
+          <w:sz w:val="20"/>
+          <w:szCs w:val="20"/>
         </w:rPr>
         <w:t xml:space="preserve">                │              │              │</w:t>
       </w:r>
@@ -2446,14 +2873,16 @@
     <w:p>
       <w:pPr>
         <w:pStyle w:val="PreformattedText"/>
-        <w:bidi w:val="0"/>
-        <w:spacing w:before="0" w:after="0"/>
-        <w:jc w:val="start"/>
-        <w:rPr/>
+        <w:spacing w:before="0" w:after="0"/>
+        <w:jc w:val="start"/>
       </w:pPr>
       <w:r>
         <w:rPr>
           <w:rStyle w:val="SourceText"/>
+          <w:rFonts w:ascii="Liberation Mono" w:hAnsi="Liberation Mono" w:eastAsia="Liberation Mono" w:cs="Liberation Mono"/>
+          <w:kern w:val="2"/>
+          <w:sz w:val="20"/>
+          <w:szCs w:val="20"/>
         </w:rPr>
         <w:t xml:space="preserve">                ▼              ▼              ▼</w:t>
       </w:r>
@@ -2461,35 +2890,43 @@
     <w:p>
       <w:pPr>
         <w:pStyle w:val="PreformattedText"/>
-        <w:bidi w:val="0"/>
-        <w:spacing w:before="0" w:after="0"/>
-        <w:jc w:val="start"/>
-        <w:rPr/>
+        <w:spacing w:before="0" w:after="0"/>
+        <w:jc w:val="start"/>
       </w:pPr>
       <w:r>
         <w:rPr>
           <w:rStyle w:val="SourceText"/>
+          <w:rFonts w:ascii="Liberation Mono" w:hAnsi="Liberation Mono" w:eastAsia="Liberation Mono" w:cs="Liberation Mono"/>
+          <w:kern w:val="2"/>
+          <w:sz w:val="20"/>
+          <w:szCs w:val="20"/>
         </w:rPr>
         <w:t xml:space="preserve">        </w:t>
       </w:r>
       <w:r>
         <w:rPr>
           <w:rStyle w:val="SourceText"/>
-        </w:rPr>
-        <w:t>Calendar Tool    Knowledge Base   Business Rules</w:t>
+          <w:rFonts w:ascii="Liberation Mono" w:hAnsi="Liberation Mono" w:eastAsia="Liberation Mono" w:cs="Liberation Mono"/>
+          <w:kern w:val="2"/>
+          <w:sz w:val="20"/>
+          <w:szCs w:val="20"/>
+        </w:rPr>
+        <w:t xml:space="preserve">Calendar Tool    Knowledge Base   Business Rules</w:t>
       </w:r>
     </w:p>
     <w:p>
       <w:pPr>
         <w:pStyle w:val="PreformattedText"/>
-        <w:bidi w:val="0"/>
-        <w:spacing w:before="0" w:after="0"/>
-        <w:jc w:val="start"/>
-        <w:rPr/>
+        <w:spacing w:before="0" w:after="0"/>
+        <w:jc w:val="start"/>
       </w:pPr>
       <w:r>
         <w:rPr>
           <w:rStyle w:val="SourceText"/>
+          <w:rFonts w:ascii="Liberation Mono" w:hAnsi="Liberation Mono" w:eastAsia="Liberation Mono" w:cs="Liberation Mono"/>
+          <w:kern w:val="2"/>
+          <w:sz w:val="20"/>
+          <w:szCs w:val="20"/>
         </w:rPr>
         <w:t xml:space="preserve">                │</w:t>
       </w:r>
@@ -2497,14 +2934,16 @@
     <w:p>
       <w:pPr>
         <w:pStyle w:val="PreformattedText"/>
-        <w:bidi w:val="0"/>
-        <w:spacing w:before="0" w:after="0"/>
-        <w:jc w:val="start"/>
-        <w:rPr/>
+        <w:spacing w:before="0" w:after="0"/>
+        <w:jc w:val="start"/>
       </w:pPr>
       <w:r>
         <w:rPr>
           <w:rStyle w:val="SourceText"/>
+          <w:rFonts w:ascii="Liberation Mono" w:hAnsi="Liberation Mono" w:eastAsia="Liberation Mono" w:cs="Liberation Mono"/>
+          <w:kern w:val="2"/>
+          <w:sz w:val="20"/>
+          <w:szCs w:val="20"/>
         </w:rPr>
         <w:t xml:space="preserve">                ▼</w:t>
       </w:r>
@@ -2512,20 +2951,26 @@
     <w:p>
       <w:pPr>
         <w:pStyle w:val="PreformattedText"/>
-        <w:bidi w:val="0"/>
-        <w:spacing w:before="0" w:after="0"/>
-        <w:jc w:val="start"/>
-        <w:rPr/>
+        <w:spacing w:before="0" w:after="0"/>
+        <w:jc w:val="start"/>
       </w:pPr>
       <w:r>
         <w:rPr>
           <w:rStyle w:val="SourceText"/>
+          <w:rFonts w:ascii="Liberation Mono" w:hAnsi="Liberation Mono" w:eastAsia="Liberation Mono" w:cs="Liberation Mono"/>
+          <w:kern w:val="2"/>
+          <w:sz w:val="20"/>
+          <w:szCs w:val="20"/>
         </w:rPr>
         <w:t xml:space="preserve">        </w:t>
       </w:r>
       <w:r>
         <w:rPr>
           <w:rStyle w:val="SourceText"/>
+          <w:rFonts w:ascii="Liberation Mono" w:hAnsi="Liberation Mono" w:eastAsia="Liberation Mono" w:cs="Liberation Mono"/>
+          <w:kern w:val="2"/>
+          <w:sz w:val="20"/>
+          <w:szCs w:val="20"/>
         </w:rPr>
         <w:t>Availability Result</w:t>
       </w:r>
@@ -2533,14 +2978,16 @@
     <w:p>
       <w:pPr>
         <w:pStyle w:val="PreformattedText"/>
-        <w:bidi w:val="0"/>
-        <w:spacing w:before="0" w:after="0"/>
-        <w:jc w:val="start"/>
-        <w:rPr/>
+        <w:spacing w:before="0" w:after="0"/>
+        <w:jc w:val="start"/>
       </w:pPr>
       <w:r>
         <w:rPr>
           <w:rStyle w:val="SourceText"/>
+          <w:rFonts w:ascii="Liberation Mono" w:hAnsi="Liberation Mono" w:eastAsia="Liberation Mono" w:cs="Liberation Mono"/>
+          <w:kern w:val="2"/>
+          <w:sz w:val="20"/>
+          <w:szCs w:val="20"/>
         </w:rPr>
         <w:t xml:space="preserve">                │</w:t>
       </w:r>
@@ -2548,14 +2995,16 @@
     <w:p>
       <w:pPr>
         <w:pStyle w:val="PreformattedText"/>
-        <w:bidi w:val="0"/>
-        <w:spacing w:before="0" w:after="0"/>
-        <w:jc w:val="start"/>
-        <w:rPr/>
+        <w:spacing w:before="0" w:after="0"/>
+        <w:jc w:val="start"/>
       </w:pPr>
       <w:r>
         <w:rPr>
           <w:rStyle w:val="SourceText"/>
+          <w:rFonts w:ascii="Liberation Mono" w:hAnsi="Liberation Mono" w:eastAsia="Liberation Mono" w:cs="Liberation Mono"/>
+          <w:kern w:val="2"/>
+          <w:sz w:val="20"/>
+          <w:szCs w:val="20"/>
         </w:rPr>
         <w:t xml:space="preserve">                ▼</w:t>
       </w:r>
@@ -2563,20 +3012,26 @@
     <w:p>
       <w:pPr>
         <w:pStyle w:val="PreformattedText"/>
-        <w:bidi w:val="0"/>
-        <w:spacing w:before="0" w:after="0"/>
-        <w:jc w:val="start"/>
-        <w:rPr/>
+        <w:spacing w:before="0" w:after="0"/>
+        <w:jc w:val="start"/>
       </w:pPr>
       <w:r>
         <w:rPr>
           <w:rStyle w:val="SourceText"/>
+          <w:rFonts w:ascii="Liberation Mono" w:hAnsi="Liberation Mono" w:eastAsia="Liberation Mono" w:cs="Liberation Mono"/>
+          <w:kern w:val="2"/>
+          <w:sz w:val="20"/>
+          <w:szCs w:val="20"/>
         </w:rPr>
         <w:t xml:space="preserve">       </w:t>
       </w:r>
       <w:r>
         <w:rPr>
           <w:rStyle w:val="SourceText"/>
+          <w:rFonts w:ascii="Liberation Mono" w:hAnsi="Liberation Mono" w:eastAsia="Liberation Mono" w:cs="Liberation Mono"/>
+          <w:kern w:val="2"/>
+          <w:sz w:val="20"/>
+          <w:szCs w:val="20"/>
         </w:rPr>
         <w:t>AI Generates Marketing Reply</w:t>
       </w:r>
@@ -2584,14 +3039,16 @@
     <w:p>
       <w:pPr>
         <w:pStyle w:val="PreformattedText"/>
-        <w:bidi w:val="0"/>
-        <w:spacing w:before="0" w:after="0"/>
-        <w:jc w:val="start"/>
-        <w:rPr/>
+        <w:spacing w:before="0" w:after="0"/>
+        <w:jc w:val="start"/>
       </w:pPr>
       <w:r>
         <w:rPr>
           <w:rStyle w:val="SourceText"/>
+          <w:rFonts w:ascii="Liberation Mono" w:hAnsi="Liberation Mono" w:eastAsia="Liberation Mono" w:cs="Liberation Mono"/>
+          <w:kern w:val="2"/>
+          <w:sz w:val="20"/>
+          <w:szCs w:val="20"/>
         </w:rPr>
         <w:t xml:space="preserve">                │</w:t>
       </w:r>
@@ -2599,14 +3056,16 @@
     <w:p>
       <w:pPr>
         <w:pStyle w:val="PreformattedText"/>
-        <w:bidi w:val="0"/>
-        <w:spacing w:before="0" w:after="0"/>
-        <w:jc w:val="start"/>
-        <w:rPr/>
+        <w:spacing w:before="0" w:after="0"/>
+        <w:jc w:val="start"/>
       </w:pPr>
       <w:r>
         <w:rPr>
           <w:rStyle w:val="SourceText"/>
+          <w:rFonts w:ascii="Liberation Mono" w:hAnsi="Liberation Mono" w:eastAsia="Liberation Mono" w:cs="Liberation Mono"/>
+          <w:kern w:val="2"/>
+          <w:sz w:val="20"/>
+          <w:szCs w:val="20"/>
         </w:rPr>
         <w:t xml:space="preserve">                ▼</w:t>
       </w:r>
@@ -2614,20 +3073,26 @@
     <w:p>
       <w:pPr>
         <w:pStyle w:val="PreformattedText"/>
-        <w:bidi w:val="0"/>
-        <w:spacing w:before="0" w:after="0"/>
-        <w:jc w:val="start"/>
-        <w:rPr/>
+        <w:spacing w:before="0" w:after="0"/>
+        <w:jc w:val="start"/>
       </w:pPr>
       <w:r>
         <w:rPr>
           <w:rStyle w:val="SourceText"/>
+          <w:rFonts w:ascii="Liberation Mono" w:hAnsi="Liberation Mono" w:eastAsia="Liberation Mono" w:cs="Liberation Mono"/>
+          <w:kern w:val="2"/>
+          <w:sz w:val="20"/>
+          <w:szCs w:val="20"/>
         </w:rPr>
         <w:t xml:space="preserve">         </w:t>
       </w:r>
       <w:r>
         <w:rPr>
           <w:rStyle w:val="SourceText"/>
+          <w:rFonts w:ascii="Liberation Mono" w:hAnsi="Liberation Mono" w:eastAsia="Liberation Mono" w:cs="Liberation Mono"/>
+          <w:kern w:val="2"/>
+          <w:sz w:val="20"/>
+          <w:szCs w:val="20"/>
         </w:rPr>
         <w:t>Facebook Comment API</w:t>
       </w:r>
@@ -2635,14 +3100,16 @@
     <w:p>
       <w:pPr>
         <w:pStyle w:val="PreformattedText"/>
-        <w:bidi w:val="0"/>
-        <w:spacing w:before="0" w:after="0"/>
-        <w:jc w:val="start"/>
-        <w:rPr/>
+        <w:spacing w:before="0" w:after="0"/>
+        <w:jc w:val="start"/>
       </w:pPr>
       <w:r>
         <w:rPr>
           <w:rStyle w:val="SourceText"/>
+          <w:rFonts w:ascii="Liberation Mono" w:hAnsi="Liberation Mono" w:eastAsia="Liberation Mono" w:cs="Liberation Mono"/>
+          <w:kern w:val="2"/>
+          <w:sz w:val="20"/>
+          <w:szCs w:val="20"/>
         </w:rPr>
         <w:t xml:space="preserve">                │</w:t>
       </w:r>
@@ -2650,14 +3117,16 @@
     <w:p>
       <w:pPr>
         <w:pStyle w:val="PreformattedText"/>
-        <w:bidi w:val="0"/>
-        <w:spacing w:before="0" w:after="0"/>
-        <w:jc w:val="start"/>
-        <w:rPr/>
+        <w:spacing w:before="0" w:after="0"/>
+        <w:jc w:val="start"/>
       </w:pPr>
       <w:r>
         <w:rPr>
           <w:rStyle w:val="SourceText"/>
+          <w:rFonts w:ascii="Liberation Mono" w:hAnsi="Liberation Mono" w:eastAsia="Liberation Mono" w:cs="Liberation Mono"/>
+          <w:kern w:val="2"/>
+          <w:sz w:val="20"/>
+          <w:szCs w:val="20"/>
         </w:rPr>
         <w:t xml:space="preserve">                ▼</w:t>
       </w:r>
@@ -2665,20 +3134,26 @@
     <w:p>
       <w:pPr>
         <w:pStyle w:val="PreformattedText"/>
-        <w:bidi w:val="0"/>
         <w:spacing w:before="0" w:after="283"/>
         <w:jc w:val="start"/>
-        <w:rPr/>
       </w:pPr>
       <w:r>
         <w:rPr>
           <w:rStyle w:val="SourceText"/>
+          <w:rFonts w:ascii="Liberation Mono" w:hAnsi="Liberation Mono" w:eastAsia="Liberation Mono" w:cs="Liberation Mono"/>
+          <w:kern w:val="2"/>
+          <w:sz w:val="20"/>
+          <w:szCs w:val="20"/>
         </w:rPr>
         <w:t xml:space="preserve">             </w:t>
       </w:r>
       <w:r>
         <w:rPr>
           <w:rStyle w:val="SourceText"/>
+          <w:rFonts w:ascii="Liberation Mono" w:hAnsi="Liberation Mono" w:eastAsia="Liberation Mono" w:cs="Liberation Mono"/>
+          <w:kern w:val="2"/>
+          <w:sz w:val="20"/>
+          <w:szCs w:val="20"/>
         </w:rPr>
         <w:t>Customer Reads Reply</w:t>
       </w:r>
@@ -2688,9 +3163,7 @@
         <w:sectPr>
           <w:type w:val="continuous"/>
           <w:pgSz w:w="12240" w:h="15840"/>
-          <w:pgMar w:left="1134" w:right="1134" w:gutter="0" w:header="0" w:top="1134" w:footer="0" w:bottom="1134"/>
-          <w:formProt w:val="false"/>
-          <w:textDirection w:val="lrTb"/>
+          <w:pgMar w:top="1134" w:right="1134" w:bottom="1134" w:left="1134" w:header="0" w:footer="0" w:gutter="0"/>
           <w:docGrid w:type="default" w:linePitch="600" w:charSpace="32768"/>
         </w:sectPr>
       </w:pPr>
@@ -2698,31 +3171,30 @@
     <w:p>
       <w:pPr>
         <w:pStyle w:val="BodyText"/>
-        <w:bidi w:val="0"/>
-        <w:spacing w:lineRule="auto" w:line="276" w:before="0" w:after="140"/>
-        <w:jc w:val="start"/>
-        <w:rPr/>
-      </w:pPr>
-      <w:r>
-        <w:rPr/>
+        <w:spacing w:before="0" w:after="140" w:line="276" w:lineRule="auto"/>
+        <w:jc w:val="start"/>
+      </w:pPr>
+      <w:r>
+        <w:rPr>
+          <w:rFonts w:ascii="Liberation Serif" w:hAnsi="Liberation Serif" w:eastAsia="Songti SC" w:cs="Arial Unicode MS"/>
+          <w:kern w:val="2"/>
+          <w:sz w:val="24"/>
+          <w:szCs w:val="24"/>
+        </w:rPr>
         <w:t>This diagram will become your mental map for the rest of the course.</w:t>
       </w:r>
     </w:p>
     <w:p>
       <w:pPr>
         <w:pStyle w:val="HorizontalLine"/>
-        <w:suppressLineNumbers/>
         <w:pBdr>
           <w:bottom w:val="double" w:sz="2" w:space="0" w:color="808080"/>
         </w:pBdr>
-        <w:bidi w:val="0"/>
+        <w:suppressLineNumbers/>
         <w:spacing w:before="0" w:after="283"/>
         <w:jc w:val="start"/>
-        <w:rPr/>
-      </w:pPr>
-      <w:r>
-        <w:rPr/>
-      </w:r>
+      </w:pPr>
+      <w:r/>
     </w:p>
     <w:p>
       <w:pPr>
@@ -2731,44 +3203,48 @@
           <w:ilvl w:val="0"/>
           <w:numId w:val="0"/>
         </w:numPr>
-        <w:bidi w:val="0"/>
         <w:spacing w:before="240" w:after="120"/>
         <w:jc w:val="start"/>
-        <w:rPr/>
-      </w:pPr>
-      <w:r>
-        <w:rPr/>
+      </w:pPr>
+      <w:r>
+        <w:rPr>
+          <w:rFonts w:ascii="Liberation Serif" w:hAnsi="Liberation Serif" w:eastAsia="Songti SC" w:cs="Arial Unicode MS"/>
+          <w:b/>
+          <w:bCs/>
+          <w:kern w:val="2"/>
+          <w:sz w:val="48"/>
+          <w:szCs w:val="48"/>
+        </w:rPr>
         <w:t>5.7 Understanding Each Component</w:t>
       </w:r>
     </w:p>
     <w:p>
       <w:pPr>
         <w:pStyle w:val="BodyText"/>
-        <w:bidi w:val="0"/>
-        <w:spacing w:lineRule="auto" w:line="276" w:before="0" w:after="140"/>
-        <w:jc w:val="start"/>
-        <w:rPr/>
-      </w:pPr>
-      <w:r>
-        <w:rPr/>
+        <w:spacing w:before="0" w:after="140" w:line="276" w:lineRule="auto"/>
+        <w:jc w:val="start"/>
+      </w:pPr>
+      <w:r>
+        <w:rPr>
+          <w:rFonts w:ascii="Liberation Serif" w:hAnsi="Liberation Serif" w:eastAsia="Songti SC" w:cs="Arial Unicode MS"/>
+          <w:kern w:val="2"/>
+          <w:sz w:val="24"/>
+          <w:szCs w:val="24"/>
+        </w:rPr>
         <w:t>Let's walk through each box.</w:t>
       </w:r>
     </w:p>
     <w:p>
       <w:pPr>
         <w:pStyle w:val="HorizontalLine"/>
-        <w:suppressLineNumbers/>
         <w:pBdr>
           <w:bottom w:val="double" w:sz="2" w:space="0" w:color="808080"/>
         </w:pBdr>
-        <w:bidi w:val="0"/>
+        <w:suppressLineNumbers/>
         <w:spacing w:before="0" w:after="283"/>
         <w:jc w:val="start"/>
-        <w:rPr/>
-      </w:pPr>
-      <w:r>
-        <w:rPr/>
-      </w:r>
+      </w:pPr>
+      <w:r/>
     </w:p>
     <w:p>
       <w:pPr>
@@ -2777,83 +3253,96 @@
           <w:ilvl w:val="0"/>
           <w:numId w:val="0"/>
         </w:numPr>
-        <w:bidi w:val="0"/>
         <w:spacing w:before="200" w:after="120"/>
         <w:jc w:val="start"/>
-        <w:rPr/>
-      </w:pPr>
-      <w:r>
-        <w:rPr/>
+      </w:pPr>
+      <w:r>
+        <w:rPr>
+          <w:rFonts w:ascii="Liberation Serif" w:hAnsi="Liberation Serif" w:eastAsia="Songti SC" w:cs="Arial Unicode MS"/>
+          <w:b/>
+          <w:bCs/>
+          <w:kern w:val="2"/>
+          <w:sz w:val="36"/>
+          <w:szCs w:val="36"/>
+        </w:rPr>
         <w:t>Facebook Groups</w:t>
       </w:r>
     </w:p>
     <w:p>
       <w:pPr>
         <w:pStyle w:val="BodyText"/>
-        <w:bidi w:val="0"/>
-        <w:spacing w:lineRule="auto" w:line="276" w:before="0" w:after="140"/>
-        <w:jc w:val="start"/>
-        <w:rPr/>
-      </w:pPr>
-      <w:r>
-        <w:rPr/>
+        <w:spacing w:before="0" w:after="140" w:line="276" w:lineRule="auto"/>
+        <w:jc w:val="start"/>
+      </w:pPr>
+      <w:r>
+        <w:rPr>
+          <w:rFonts w:ascii="Liberation Serif" w:hAnsi="Liberation Serif" w:eastAsia="Songti SC" w:cs="Arial Unicode MS"/>
+          <w:kern w:val="2"/>
+          <w:sz w:val="24"/>
+          <w:szCs w:val="24"/>
+        </w:rPr>
         <w:t>This is our source of events.</w:t>
       </w:r>
     </w:p>
     <w:p>
       <w:pPr>
         <w:pStyle w:val="BodyText"/>
-        <w:bidi w:val="0"/>
-        <w:spacing w:lineRule="auto" w:line="276" w:before="0" w:after="140"/>
-        <w:jc w:val="start"/>
-        <w:rPr/>
-      </w:pPr>
-      <w:r>
-        <w:rPr/>
+        <w:spacing w:before="0" w:after="140" w:line="276" w:lineRule="auto"/>
+        <w:jc w:val="start"/>
+      </w:pPr>
+      <w:r>
+        <w:rPr>
+          <w:rFonts w:ascii="Liberation Serif" w:hAnsi="Liberation Serif" w:eastAsia="Songti SC" w:cs="Arial Unicode MS"/>
+          <w:kern w:val="2"/>
+          <w:sz w:val="24"/>
+          <w:szCs w:val="24"/>
+        </w:rPr>
         <w:t>Customers create posts.</w:t>
       </w:r>
     </w:p>
     <w:p>
       <w:pPr>
         <w:pStyle w:val="BodyText"/>
-        <w:bidi w:val="0"/>
-        <w:spacing w:lineRule="auto" w:line="276" w:before="0" w:after="140"/>
-        <w:jc w:val="start"/>
-        <w:rPr/>
-      </w:pPr>
-      <w:r>
-        <w:rPr/>
+        <w:spacing w:before="0" w:after="140" w:line="276" w:lineRule="auto"/>
+        <w:jc w:val="start"/>
+      </w:pPr>
+      <w:r>
+        <w:rPr>
+          <w:rFonts w:ascii="Liberation Serif" w:hAnsi="Liberation Serif" w:eastAsia="Songti SC" w:cs="Arial Unicode MS"/>
+          <w:kern w:val="2"/>
+          <w:sz w:val="24"/>
+          <w:szCs w:val="24"/>
+        </w:rPr>
         <w:t>The system doesn't invent work.</w:t>
       </w:r>
     </w:p>
     <w:p>
       <w:pPr>
         <w:pStyle w:val="BodyText"/>
-        <w:bidi w:val="0"/>
-        <w:spacing w:lineRule="auto" w:line="276" w:before="0" w:after="140"/>
-        <w:jc w:val="start"/>
-        <w:rPr/>
-      </w:pPr>
-      <w:r>
-        <w:rPr/>
+        <w:spacing w:before="0" w:after="140" w:line="276" w:lineRule="auto"/>
+        <w:jc w:val="start"/>
+      </w:pPr>
+      <w:r>
+        <w:rPr>
+          <w:rFonts w:ascii="Liberation Serif" w:hAnsi="Liberation Serif" w:eastAsia="Songti SC" w:cs="Arial Unicode MS"/>
+          <w:kern w:val="2"/>
+          <w:sz w:val="24"/>
+          <w:szCs w:val="24"/>
+        </w:rPr>
         <w:t>It reacts to work that already exists.</w:t>
       </w:r>
     </w:p>
     <w:p>
       <w:pPr>
         <w:pStyle w:val="HorizontalLine"/>
-        <w:suppressLineNumbers/>
         <w:pBdr>
           <w:bottom w:val="double" w:sz="2" w:space="0" w:color="808080"/>
         </w:pBdr>
-        <w:bidi w:val="0"/>
+        <w:suppressLineNumbers/>
         <w:spacing w:before="0" w:after="283"/>
         <w:jc w:val="start"/>
-        <w:rPr/>
-      </w:pPr>
-      <w:r>
-        <w:rPr/>
-      </w:r>
+      </w:pPr>
+      <w:r/>
     </w:p>
     <w:p>
       <w:pPr>
@@ -2862,123 +3351,145 @@
           <w:ilvl w:val="0"/>
           <w:numId w:val="0"/>
         </w:numPr>
-        <w:bidi w:val="0"/>
         <w:spacing w:before="200" w:after="120"/>
         <w:jc w:val="start"/>
-        <w:rPr/>
-      </w:pPr>
-      <w:r>
-        <w:rPr/>
+      </w:pPr>
+      <w:r>
+        <w:rPr>
+          <w:rFonts w:ascii="Liberation Serif" w:hAnsi="Liberation Serif" w:eastAsia="Songti SC" w:cs="Arial Unicode MS"/>
+          <w:b/>
+          <w:bCs/>
+          <w:kern w:val="2"/>
+          <w:sz w:val="36"/>
+          <w:szCs w:val="36"/>
+        </w:rPr>
         <w:t>EventBridge Scheduler</w:t>
       </w:r>
     </w:p>
     <w:p>
       <w:pPr>
         <w:pStyle w:val="BodyText"/>
-        <w:bidi w:val="0"/>
-        <w:spacing w:lineRule="auto" w:line="276" w:before="0" w:after="140"/>
-        <w:jc w:val="start"/>
-        <w:rPr/>
-      </w:pPr>
-      <w:r>
-        <w:rPr/>
+        <w:spacing w:before="0" w:after="140" w:line="276" w:lineRule="auto"/>
+        <w:jc w:val="start"/>
+      </w:pPr>
+      <w:r>
+        <w:rPr>
+          <w:rFonts w:ascii="Liberation Serif" w:hAnsi="Liberation Serif" w:eastAsia="Songti SC" w:cs="Arial Unicode MS"/>
+          <w:kern w:val="2"/>
+          <w:sz w:val="24"/>
+          <w:szCs w:val="24"/>
+        </w:rPr>
         <w:t>Think of this as an alarm clock.</w:t>
       </w:r>
     </w:p>
     <w:p>
       <w:pPr>
         <w:pStyle w:val="BodyText"/>
-        <w:bidi w:val="0"/>
-        <w:spacing w:lineRule="auto" w:line="276" w:before="0" w:after="140"/>
-        <w:jc w:val="start"/>
-        <w:rPr/>
-      </w:pPr>
-      <w:r>
-        <w:rPr/>
+        <w:spacing w:before="0" w:after="140" w:line="276" w:lineRule="auto"/>
+        <w:jc w:val="start"/>
+      </w:pPr>
+      <w:r>
+        <w:rPr>
+          <w:rFonts w:ascii="Liberation Serif" w:hAnsi="Liberation Serif" w:eastAsia="Songti SC" w:cs="Arial Unicode MS"/>
+          <w:kern w:val="2"/>
+          <w:sz w:val="24"/>
+          <w:szCs w:val="24"/>
+        </w:rPr>
         <w:t>Every three minutes:</w:t>
       </w:r>
     </w:p>
     <w:p>
       <w:pPr>
         <w:pStyle w:val="BlockQuotation"/>
-        <w:bidi w:val="0"/>
         <w:spacing w:before="0" w:after="283"/>
-        <w:ind w:hanging="0" w:start="567" w:end="567"/>
-        <w:jc w:val="start"/>
-        <w:rPr/>
-      </w:pPr>
-      <w:r>
-        <w:rPr/>
+        <w:ind w:left="567" w:right="567" w:hanging="0"/>
+        <w:jc w:val="start"/>
+      </w:pPr>
+      <w:r>
+        <w:rPr>
+          <w:rFonts w:ascii="Liberation Serif" w:hAnsi="Liberation Serif" w:eastAsia="Songti SC" w:cs="Arial Unicode MS"/>
+          <w:kern w:val="2"/>
+          <w:sz w:val="24"/>
+          <w:szCs w:val="24"/>
+        </w:rPr>
         <w:t>Wake up!</w:t>
       </w:r>
     </w:p>
     <w:p>
       <w:pPr>
         <w:pStyle w:val="BodyText"/>
-        <w:bidi w:val="0"/>
-        <w:spacing w:lineRule="auto" w:line="276" w:before="0" w:after="140"/>
-        <w:jc w:val="start"/>
-        <w:rPr/>
-      </w:pPr>
-      <w:r>
-        <w:rPr/>
+        <w:spacing w:before="0" w:after="140" w:line="276" w:lineRule="auto"/>
+        <w:jc w:val="start"/>
+      </w:pPr>
+      <w:r>
+        <w:rPr>
+          <w:rFonts w:ascii="Liberation Serif" w:hAnsi="Liberation Serif" w:eastAsia="Songti SC" w:cs="Arial Unicode MS"/>
+          <w:kern w:val="2"/>
+          <w:sz w:val="24"/>
+          <w:szCs w:val="24"/>
+        </w:rPr>
         <w:t>Nothing more.</w:t>
       </w:r>
     </w:p>
     <w:p>
       <w:pPr>
         <w:pStyle w:val="BodyText"/>
-        <w:bidi w:val="0"/>
-        <w:spacing w:lineRule="auto" w:line="276" w:before="0" w:after="140"/>
-        <w:jc w:val="start"/>
-        <w:rPr/>
-      </w:pPr>
-      <w:r>
-        <w:rPr/>
+        <w:spacing w:before="0" w:after="140" w:line="276" w:lineRule="auto"/>
+        <w:jc w:val="start"/>
+      </w:pPr>
+      <w:r>
+        <w:rPr>
+          <w:rFonts w:ascii="Liberation Serif" w:hAnsi="Liberation Serif" w:eastAsia="Songti SC" w:cs="Arial Unicode MS"/>
+          <w:kern w:val="2"/>
+          <w:sz w:val="24"/>
+          <w:szCs w:val="24"/>
+        </w:rPr>
         <w:t>It doesn't know Facebook.</w:t>
       </w:r>
     </w:p>
     <w:p>
       <w:pPr>
         <w:pStyle w:val="BodyText"/>
-        <w:bidi w:val="0"/>
-        <w:spacing w:lineRule="auto" w:line="276" w:before="0" w:after="140"/>
-        <w:jc w:val="start"/>
-        <w:rPr/>
-      </w:pPr>
-      <w:r>
-        <w:rPr/>
+        <w:spacing w:before="0" w:after="140" w:line="276" w:lineRule="auto"/>
+        <w:jc w:val="start"/>
+      </w:pPr>
+      <w:r>
+        <w:rPr>
+          <w:rFonts w:ascii="Liberation Serif" w:hAnsi="Liberation Serif" w:eastAsia="Songti SC" w:cs="Arial Unicode MS"/>
+          <w:kern w:val="2"/>
+          <w:sz w:val="24"/>
+          <w:szCs w:val="24"/>
+        </w:rPr>
         <w:t>It doesn't know AI.</w:t>
       </w:r>
     </w:p>
     <w:p>
       <w:pPr>
         <w:pStyle w:val="BodyText"/>
-        <w:bidi w:val="0"/>
-        <w:spacing w:lineRule="auto" w:line="276" w:before="0" w:after="140"/>
-        <w:jc w:val="start"/>
-        <w:rPr/>
-      </w:pPr>
-      <w:r>
-        <w:rPr/>
+        <w:spacing w:before="0" w:after="140" w:line="276" w:lineRule="auto"/>
+        <w:jc w:val="start"/>
+      </w:pPr>
+      <w:r>
+        <w:rPr>
+          <w:rFonts w:ascii="Liberation Serif" w:hAnsi="Liberation Serif" w:eastAsia="Songti SC" w:cs="Arial Unicode MS"/>
+          <w:kern w:val="2"/>
+          <w:sz w:val="24"/>
+          <w:szCs w:val="24"/>
+        </w:rPr>
         <w:t>It simply keeps time.</w:t>
       </w:r>
     </w:p>
     <w:p>
       <w:pPr>
         <w:pStyle w:val="HorizontalLine"/>
-        <w:suppressLineNumbers/>
         <w:pBdr>
           <w:bottom w:val="double" w:sz="2" w:space="0" w:color="808080"/>
         </w:pBdr>
-        <w:bidi w:val="0"/>
+        <w:suppressLineNumbers/>
         <w:spacing w:before="0" w:after="283"/>
         <w:jc w:val="start"/>
-        <w:rPr/>
-      </w:pPr>
-      <w:r>
-        <w:rPr/>
-      </w:r>
+      </w:pPr>
+      <w:r/>
     </w:p>
     <w:p>
       <w:pPr>
@@ -2987,39 +3498,50 @@
           <w:ilvl w:val="0"/>
           <w:numId w:val="0"/>
         </w:numPr>
-        <w:bidi w:val="0"/>
         <w:spacing w:before="200" w:after="120"/>
         <w:jc w:val="start"/>
-        <w:rPr/>
-      </w:pPr>
-      <w:r>
-        <w:rPr/>
+      </w:pPr>
+      <w:r>
+        <w:rPr>
+          <w:rFonts w:ascii="Liberation Serif" w:hAnsi="Liberation Serif" w:eastAsia="Songti SC" w:cs="Arial Unicode MS"/>
+          <w:b/>
+          <w:bCs/>
+          <w:kern w:val="2"/>
+          <w:sz w:val="36"/>
+          <w:szCs w:val="36"/>
+        </w:rPr>
         <w:t>Lambda Poller</w:t>
       </w:r>
     </w:p>
     <w:p>
       <w:pPr>
         <w:pStyle w:val="BodyText"/>
-        <w:bidi w:val="0"/>
-        <w:spacing w:lineRule="auto" w:line="276" w:before="0" w:after="140"/>
-        <w:jc w:val="start"/>
-        <w:rPr/>
-      </w:pPr>
-      <w:r>
-        <w:rPr/>
+        <w:spacing w:before="0" w:after="140" w:line="276" w:lineRule="auto"/>
+        <w:jc w:val="start"/>
+      </w:pPr>
+      <w:r>
+        <w:rPr>
+          <w:rFonts w:ascii="Liberation Serif" w:hAnsi="Liberation Serif" w:eastAsia="Songti SC" w:cs="Arial Unicode MS"/>
+          <w:kern w:val="2"/>
+          <w:sz w:val="24"/>
+          <w:szCs w:val="24"/>
+        </w:rPr>
         <w:t>Lambda is our temporary worker.</w:t>
       </w:r>
     </w:p>
     <w:p>
       <w:pPr>
         <w:pStyle w:val="BodyText"/>
-        <w:bidi w:val="0"/>
-        <w:spacing w:lineRule="auto" w:line="276" w:before="0" w:after="140"/>
-        <w:jc w:val="start"/>
-        <w:rPr/>
-      </w:pPr>
-      <w:r>
-        <w:rPr/>
+        <w:spacing w:before="0" w:after="140" w:line="276" w:lineRule="auto"/>
+        <w:jc w:val="start"/>
+      </w:pPr>
+      <w:r>
+        <w:rPr>
+          <w:rFonts w:ascii="Liberation Serif" w:hAnsi="Liberation Serif" w:eastAsia="Songti SC" w:cs="Arial Unicode MS"/>
+          <w:kern w:val="2"/>
+          <w:sz w:val="24"/>
+          <w:szCs w:val="24"/>
+        </w:rPr>
         <w:t>Its responsibilities:</w:t>
       </w:r>
     </w:p>
@@ -3032,16 +3554,19 @@
         </w:numPr>
         <w:tabs>
           <w:tab w:val="clear" w:pos="709"/>
-          <w:tab w:val="left" w:pos="709" w:leader="none"/>
-        </w:tabs>
-        <w:bidi w:val="0"/>
-        <w:spacing w:before="0" w:after="0"/>
-        <w:ind w:hanging="283" w:start="709"/>
-        <w:jc w:val="start"/>
-        <w:rPr/>
-      </w:pPr>
-      <w:r>
-        <w:rPr/>
+          <w:tab w:val="left" w:pos="709"/>
+        </w:tabs>
+        <w:spacing w:before="0" w:after="0"/>
+        <w:ind w:left="709" w:hanging="283"/>
+        <w:jc w:val="start"/>
+      </w:pPr>
+      <w:r>
+        <w:rPr>
+          <w:rFonts w:ascii="Liberation Serif" w:hAnsi="Liberation Serif" w:eastAsia="Songti SC" w:cs="Arial Unicode MS"/>
+          <w:kern w:val="2"/>
+          <w:sz w:val="24"/>
+          <w:szCs w:val="24"/>
+        </w:rPr>
         <w:t xml:space="preserve">Connect to Facebook. </w:t>
       </w:r>
     </w:p>
@@ -3054,16 +3579,19 @@
         </w:numPr>
         <w:tabs>
           <w:tab w:val="clear" w:pos="709"/>
-          <w:tab w:val="left" w:pos="709" w:leader="none"/>
-        </w:tabs>
-        <w:bidi w:val="0"/>
-        <w:spacing w:before="0" w:after="0"/>
-        <w:ind w:hanging="283" w:start="709"/>
-        <w:jc w:val="start"/>
-        <w:rPr/>
-      </w:pPr>
-      <w:r>
-        <w:rPr/>
+          <w:tab w:val="left" w:pos="709"/>
+        </w:tabs>
+        <w:spacing w:before="0" w:after="0"/>
+        <w:ind w:left="709" w:hanging="283"/>
+        <w:jc w:val="start"/>
+      </w:pPr>
+      <w:r>
+        <w:rPr>
+          <w:rFonts w:ascii="Liberation Serif" w:hAnsi="Liberation Serif" w:eastAsia="Songti SC" w:cs="Arial Unicode MS"/>
+          <w:kern w:val="2"/>
+          <w:sz w:val="24"/>
+          <w:szCs w:val="24"/>
+        </w:rPr>
         <w:t xml:space="preserve">Read recent posts. </w:t>
       </w:r>
     </w:p>
@@ -3076,16 +3604,19 @@
         </w:numPr>
         <w:tabs>
           <w:tab w:val="clear" w:pos="709"/>
-          <w:tab w:val="left" w:pos="709" w:leader="none"/>
-        </w:tabs>
-        <w:bidi w:val="0"/>
-        <w:spacing w:before="0" w:after="0"/>
-        <w:ind w:hanging="283" w:start="709"/>
-        <w:jc w:val="start"/>
-        <w:rPr/>
-      </w:pPr>
-      <w:r>
-        <w:rPr/>
+          <w:tab w:val="left" w:pos="709"/>
+        </w:tabs>
+        <w:spacing w:before="0" w:after="0"/>
+        <w:ind w:left="709" w:hanging="283"/>
+        <w:jc w:val="start"/>
+      </w:pPr>
+      <w:r>
+        <w:rPr>
+          <w:rFonts w:ascii="Liberation Serif" w:hAnsi="Liberation Serif" w:eastAsia="Songti SC" w:cs="Arial Unicode MS"/>
+          <w:kern w:val="2"/>
+          <w:sz w:val="24"/>
+          <w:szCs w:val="24"/>
+        </w:rPr>
         <w:t xml:space="preserve">Determine which ones are new. </w:t>
       </w:r>
     </w:p>
@@ -3098,82 +3629,101 @@
         </w:numPr>
         <w:tabs>
           <w:tab w:val="clear" w:pos="709"/>
-          <w:tab w:val="left" w:pos="709" w:leader="none"/>
-        </w:tabs>
-        <w:bidi w:val="0"/>
-        <w:ind w:hanging="283" w:start="709"/>
-        <w:jc w:val="start"/>
-        <w:rPr/>
-      </w:pPr>
-      <w:r>
-        <w:rPr/>
+          <w:tab w:val="left" w:pos="709"/>
+        </w:tabs>
+        <w:ind w:left="709" w:hanging="283"/>
+        <w:jc w:val="start"/>
+      </w:pPr>
+      <w:r>
+        <w:rPr>
+          <w:rFonts w:ascii="Liberation Serif" w:hAnsi="Liberation Serif" w:eastAsia="Songti SC" w:cs="Arial Unicode MS"/>
+          <w:kern w:val="2"/>
+          <w:sz w:val="24"/>
+          <w:szCs w:val="24"/>
+        </w:rPr>
         <w:t xml:space="preserve">Send those posts to the AI agent. </w:t>
       </w:r>
     </w:p>
     <w:p>
       <w:pPr>
         <w:pStyle w:val="BodyText"/>
-        <w:bidi w:val="0"/>
-        <w:spacing w:lineRule="auto" w:line="276" w:before="0" w:after="140"/>
-        <w:jc w:val="start"/>
-        <w:rPr/>
-      </w:pPr>
-      <w:r>
-        <w:rPr/>
+        <w:spacing w:before="0" w:after="140" w:line="276" w:lineRule="auto"/>
+        <w:jc w:val="start"/>
+      </w:pPr>
+      <w:r>
+        <w:rPr>
+          <w:rFonts w:ascii="Liberation Serif" w:hAnsi="Liberation Serif" w:eastAsia="Songti SC" w:cs="Arial Unicode MS"/>
+          <w:kern w:val="2"/>
+          <w:sz w:val="24"/>
+          <w:szCs w:val="24"/>
+        </w:rPr>
         <w:t xml:space="preserve">Notice what Lambda does </w:t>
       </w:r>
       <w:r>
         <w:rPr>
           <w:rStyle w:val="Strong"/>
+          <w:rFonts w:ascii="Liberation Serif" w:hAnsi="Liberation Serif" w:eastAsia="Songti SC" w:cs="Arial Unicode MS"/>
+          <w:b/>
+          <w:bCs/>
+          <w:kern w:val="2"/>
+          <w:sz w:val="24"/>
+          <w:szCs w:val="24"/>
         </w:rPr>
         <w:t>not</w:t>
       </w:r>
       <w:r>
-        <w:rPr/>
+        <w:rPr>
+          <w:rFonts w:ascii="Liberation Serif" w:hAnsi="Liberation Serif" w:eastAsia="Songti SC" w:cs="Arial Unicode MS"/>
+          <w:kern w:val="2"/>
+          <w:sz w:val="24"/>
+          <w:szCs w:val="24"/>
+        </w:rPr>
         <w:t xml:space="preserve"> do.</w:t>
       </w:r>
     </w:p>
     <w:p>
       <w:pPr>
         <w:pStyle w:val="BodyText"/>
-        <w:bidi w:val="0"/>
-        <w:spacing w:lineRule="auto" w:line="276" w:before="0" w:after="140"/>
-        <w:jc w:val="start"/>
-        <w:rPr/>
-      </w:pPr>
-      <w:r>
-        <w:rPr/>
+        <w:spacing w:before="0" w:after="140" w:line="276" w:lineRule="auto"/>
+        <w:jc w:val="start"/>
+      </w:pPr>
+      <w:r>
+        <w:rPr>
+          <w:rFonts w:ascii="Liberation Serif" w:hAnsi="Liberation Serif" w:eastAsia="Songti SC" w:cs="Arial Unicode MS"/>
+          <w:kern w:val="2"/>
+          <w:sz w:val="24"/>
+          <w:szCs w:val="24"/>
+        </w:rPr>
         <w:t>It doesn't decide how to respond.</w:t>
       </w:r>
     </w:p>
     <w:p>
       <w:pPr>
         <w:pStyle w:val="BodyText"/>
-        <w:bidi w:val="0"/>
-        <w:spacing w:lineRule="auto" w:line="276" w:before="0" w:after="140"/>
-        <w:jc w:val="start"/>
-        <w:rPr/>
-      </w:pPr>
-      <w:r>
-        <w:rPr/>
+        <w:spacing w:before="0" w:after="140" w:line="276" w:lineRule="auto"/>
+        <w:jc w:val="start"/>
+      </w:pPr>
+      <w:r>
+        <w:rPr>
+          <w:rFonts w:ascii="Liberation Serif" w:hAnsi="Liberation Serif" w:eastAsia="Songti SC" w:cs="Arial Unicode MS"/>
+          <w:kern w:val="2"/>
+          <w:sz w:val="24"/>
+          <w:szCs w:val="24"/>
+        </w:rPr>
         <w:t>That's the agent's job.</w:t>
       </w:r>
     </w:p>
     <w:p>
       <w:pPr>
         <w:pStyle w:val="HorizontalLine"/>
-        <w:suppressLineNumbers/>
         <w:pBdr>
           <w:bottom w:val="double" w:sz="2" w:space="0" w:color="808080"/>
         </w:pBdr>
-        <w:bidi w:val="0"/>
+        <w:suppressLineNumbers/>
         <w:spacing w:before="0" w:after="283"/>
         <w:jc w:val="start"/>
-        <w:rPr/>
-      </w:pPr>
-      <w:r>
-        <w:rPr/>
-      </w:r>
+      </w:pPr>
+      <w:r/>
     </w:p>
     <w:p>
       <w:pPr>
@@ -3182,39 +3732,50 @@
           <w:ilvl w:val="0"/>
           <w:numId w:val="0"/>
         </w:numPr>
-        <w:bidi w:val="0"/>
         <w:spacing w:before="200" w:after="120"/>
         <w:jc w:val="start"/>
-        <w:rPr/>
-      </w:pPr>
-      <w:r>
-        <w:rPr/>
+      </w:pPr>
+      <w:r>
+        <w:rPr>
+          <w:rFonts w:ascii="Liberation Serif" w:hAnsi="Liberation Serif" w:eastAsia="Songti SC" w:cs="Arial Unicode MS"/>
+          <w:b/>
+          <w:bCs/>
+          <w:kern w:val="2"/>
+          <w:sz w:val="36"/>
+          <w:szCs w:val="36"/>
+        </w:rPr>
         <w:t>AgentCore</w:t>
       </w:r>
     </w:p>
     <w:p>
       <w:pPr>
         <w:pStyle w:val="BodyText"/>
-        <w:bidi w:val="0"/>
-        <w:spacing w:lineRule="auto" w:line="276" w:before="0" w:after="140"/>
-        <w:jc w:val="start"/>
-        <w:rPr/>
-      </w:pPr>
-      <w:r>
-        <w:rPr/>
+        <w:spacing w:before="0" w:after="140" w:line="276" w:lineRule="auto"/>
+        <w:jc w:val="start"/>
+      </w:pPr>
+      <w:r>
+        <w:rPr>
+          <w:rFonts w:ascii="Liberation Serif" w:hAnsi="Liberation Serif" w:eastAsia="Songti SC" w:cs="Arial Unicode MS"/>
+          <w:kern w:val="2"/>
+          <w:sz w:val="24"/>
+          <w:szCs w:val="24"/>
+        </w:rPr>
         <w:t>This is the decision maker.</w:t>
       </w:r>
     </w:p>
     <w:p>
       <w:pPr>
         <w:pStyle w:val="BodyText"/>
-        <w:bidi w:val="0"/>
-        <w:spacing w:lineRule="auto" w:line="276" w:before="0" w:after="140"/>
-        <w:jc w:val="start"/>
-        <w:rPr/>
-      </w:pPr>
-      <w:r>
-        <w:rPr/>
+        <w:spacing w:before="0" w:after="140" w:line="276" w:lineRule="auto"/>
+        <w:jc w:val="start"/>
+      </w:pPr>
+      <w:r>
+        <w:rPr>
+          <w:rFonts w:ascii="Liberation Serif" w:hAnsi="Liberation Serif" w:eastAsia="Songti SC" w:cs="Arial Unicode MS"/>
+          <w:kern w:val="2"/>
+          <w:sz w:val="24"/>
+          <w:szCs w:val="24"/>
+        </w:rPr>
         <w:t>Given a Facebook post, it asks:</w:t>
       </w:r>
     </w:p>
@@ -3227,16 +3788,19 @@
         </w:numPr>
         <w:tabs>
           <w:tab w:val="clear" w:pos="709"/>
-          <w:tab w:val="left" w:pos="709" w:leader="none"/>
-        </w:tabs>
-        <w:bidi w:val="0"/>
-        <w:spacing w:before="0" w:after="0"/>
-        <w:ind w:hanging="283" w:start="709"/>
-        <w:jc w:val="start"/>
-        <w:rPr/>
-      </w:pPr>
-      <w:r>
-        <w:rPr/>
+          <w:tab w:val="left" w:pos="709"/>
+        </w:tabs>
+        <w:spacing w:before="0" w:after="0"/>
+        <w:ind w:left="709" w:hanging="283"/>
+        <w:jc w:val="start"/>
+      </w:pPr>
+      <w:r>
+        <w:rPr>
+          <w:rFonts w:ascii="Liberation Serif" w:hAnsi="Liberation Serif" w:eastAsia="Songti SC" w:cs="Arial Unicode MS"/>
+          <w:kern w:val="2"/>
+          <w:sz w:val="24"/>
+          <w:szCs w:val="24"/>
+        </w:rPr>
         <w:t xml:space="preserve">Is this relevant? </w:t>
       </w:r>
     </w:p>
@@ -3249,16 +3813,19 @@
         </w:numPr>
         <w:tabs>
           <w:tab w:val="clear" w:pos="709"/>
-          <w:tab w:val="left" w:pos="709" w:leader="none"/>
-        </w:tabs>
-        <w:bidi w:val="0"/>
-        <w:spacing w:before="0" w:after="0"/>
-        <w:ind w:hanging="283" w:start="709"/>
-        <w:jc w:val="start"/>
-        <w:rPr/>
-      </w:pPr>
-      <w:r>
-        <w:rPr/>
+          <w:tab w:val="left" w:pos="709"/>
+        </w:tabs>
+        <w:spacing w:before="0" w:after="0"/>
+        <w:ind w:left="709" w:hanging="283"/>
+        <w:jc w:val="start"/>
+      </w:pPr>
+      <w:r>
+        <w:rPr>
+          <w:rFonts w:ascii="Liberation Serif" w:hAnsi="Liberation Serif" w:eastAsia="Songti SC" w:cs="Arial Unicode MS"/>
+          <w:kern w:val="2"/>
+          <w:sz w:val="24"/>
+          <w:szCs w:val="24"/>
+        </w:rPr>
         <w:t xml:space="preserve">What information is available? </w:t>
       </w:r>
     </w:p>
@@ -3271,16 +3838,19 @@
         </w:numPr>
         <w:tabs>
           <w:tab w:val="clear" w:pos="709"/>
-          <w:tab w:val="left" w:pos="709" w:leader="none"/>
-        </w:tabs>
-        <w:bidi w:val="0"/>
-        <w:spacing w:before="0" w:after="0"/>
-        <w:ind w:hanging="283" w:start="709"/>
-        <w:jc w:val="start"/>
-        <w:rPr/>
-      </w:pPr>
-      <w:r>
-        <w:rPr/>
+          <w:tab w:val="left" w:pos="709"/>
+        </w:tabs>
+        <w:spacing w:before="0" w:after="0"/>
+        <w:ind w:left="709" w:hanging="283"/>
+        <w:jc w:val="start"/>
+      </w:pPr>
+      <w:r>
+        <w:rPr>
+          <w:rFonts w:ascii="Liberation Serif" w:hAnsi="Liberation Serif" w:eastAsia="Songti SC" w:cs="Arial Unicode MS"/>
+          <w:kern w:val="2"/>
+          <w:sz w:val="24"/>
+          <w:szCs w:val="24"/>
+        </w:rPr>
         <w:t xml:space="preserve">What information is missing? </w:t>
       </w:r>
     </w:p>
@@ -3293,16 +3863,19 @@
         </w:numPr>
         <w:tabs>
           <w:tab w:val="clear" w:pos="709"/>
-          <w:tab w:val="left" w:pos="709" w:leader="none"/>
-        </w:tabs>
-        <w:bidi w:val="0"/>
-        <w:spacing w:before="0" w:after="0"/>
-        <w:ind w:hanging="283" w:start="709"/>
-        <w:jc w:val="start"/>
-        <w:rPr/>
-      </w:pPr>
-      <w:r>
-        <w:rPr/>
+          <w:tab w:val="left" w:pos="709"/>
+        </w:tabs>
+        <w:spacing w:before="0" w:after="0"/>
+        <w:ind w:left="709" w:hanging="283"/>
+        <w:jc w:val="start"/>
+      </w:pPr>
+      <w:r>
+        <w:rPr>
+          <w:rFonts w:ascii="Liberation Serif" w:hAnsi="Liberation Serif" w:eastAsia="Songti SC" w:cs="Arial Unicode MS"/>
+          <w:kern w:val="2"/>
+          <w:sz w:val="24"/>
+          <w:szCs w:val="24"/>
+        </w:rPr>
         <w:t xml:space="preserve">Which tools should I use? </w:t>
       </w:r>
     </w:p>
@@ -3315,33 +3888,32 @@
         </w:numPr>
         <w:tabs>
           <w:tab w:val="clear" w:pos="709"/>
-          <w:tab w:val="left" w:pos="709" w:leader="none"/>
-        </w:tabs>
-        <w:bidi w:val="0"/>
-        <w:ind w:hanging="283" w:start="709"/>
-        <w:jc w:val="start"/>
-        <w:rPr/>
-      </w:pPr>
-      <w:r>
-        <w:rPr/>
+          <w:tab w:val="left" w:pos="709"/>
+        </w:tabs>
+        <w:ind w:left="709" w:hanging="283"/>
+        <w:jc w:val="start"/>
+      </w:pPr>
+      <w:r>
+        <w:rPr>
+          <w:rFonts w:ascii="Liberation Serif" w:hAnsi="Liberation Serif" w:eastAsia="Songti SC" w:cs="Arial Unicode MS"/>
+          <w:kern w:val="2"/>
+          <w:sz w:val="24"/>
+          <w:szCs w:val="24"/>
+        </w:rPr>
         <w:t xml:space="preserve">How should I respond? </w:t>
       </w:r>
     </w:p>
     <w:p>
       <w:pPr>
         <w:pStyle w:val="HorizontalLine"/>
-        <w:suppressLineNumbers/>
         <w:pBdr>
           <w:bottom w:val="double" w:sz="2" w:space="0" w:color="808080"/>
         </w:pBdr>
-        <w:bidi w:val="0"/>
+        <w:suppressLineNumbers/>
         <w:spacing w:before="0" w:after="283"/>
         <w:jc w:val="start"/>
-        <w:rPr/>
-      </w:pPr>
-      <w:r>
-        <w:rPr/>
-      </w:r>
+      </w:pPr>
+      <w:r/>
     </w:p>
     <w:p>
       <w:pPr>
@@ -3350,138 +3922,163 @@
           <w:ilvl w:val="0"/>
           <w:numId w:val="0"/>
         </w:numPr>
-        <w:bidi w:val="0"/>
         <w:spacing w:before="200" w:after="120"/>
         <w:jc w:val="start"/>
-        <w:rPr/>
-      </w:pPr>
-      <w:r>
-        <w:rPr/>
+      </w:pPr>
+      <w:r>
+        <w:rPr>
+          <w:rFonts w:ascii="Liberation Serif" w:hAnsi="Liberation Serif" w:eastAsia="Songti SC" w:cs="Arial Unicode MS"/>
+          <w:b/>
+          <w:bCs/>
+          <w:kern w:val="2"/>
+          <w:sz w:val="36"/>
+          <w:szCs w:val="36"/>
+        </w:rPr>
         <w:t>Calendar Tool</w:t>
       </w:r>
     </w:p>
     <w:p>
       <w:pPr>
         <w:pStyle w:val="BodyText"/>
-        <w:bidi w:val="0"/>
-        <w:spacing w:lineRule="auto" w:line="276" w:before="0" w:after="140"/>
-        <w:jc w:val="start"/>
-        <w:rPr/>
-      </w:pPr>
-      <w:r>
-        <w:rPr/>
+        <w:spacing w:before="0" w:after="140" w:line="276" w:lineRule="auto"/>
+        <w:jc w:val="start"/>
+      </w:pPr>
+      <w:r>
+        <w:rPr>
+          <w:rFonts w:ascii="Liberation Serif" w:hAnsi="Liberation Serif" w:eastAsia="Songti SC" w:cs="Arial Unicode MS"/>
+          <w:kern w:val="2"/>
+          <w:sz w:val="24"/>
+          <w:szCs w:val="24"/>
+        </w:rPr>
         <w:t>The AI doesn't know your calendar.</w:t>
       </w:r>
     </w:p>
     <w:p>
       <w:pPr>
         <w:pStyle w:val="BodyText"/>
-        <w:bidi w:val="0"/>
-        <w:spacing w:lineRule="auto" w:line="276" w:before="0" w:after="140"/>
-        <w:jc w:val="start"/>
-        <w:rPr/>
-      </w:pPr>
-      <w:r>
-        <w:rPr/>
+        <w:spacing w:before="0" w:after="140" w:line="276" w:lineRule="auto"/>
+        <w:jc w:val="start"/>
+      </w:pPr>
+      <w:r>
+        <w:rPr>
+          <w:rFonts w:ascii="Liberation Serif" w:hAnsi="Liberation Serif" w:eastAsia="Songti SC" w:cs="Arial Unicode MS"/>
+          <w:kern w:val="2"/>
+          <w:sz w:val="24"/>
+          <w:szCs w:val="24"/>
+        </w:rPr>
         <w:t>Instead, it asks a specialized tool.</w:t>
       </w:r>
     </w:p>
     <w:p>
       <w:pPr>
         <w:pStyle w:val="BodyText"/>
-        <w:bidi w:val="0"/>
-        <w:spacing w:lineRule="auto" w:line="276" w:before="0" w:after="140"/>
-        <w:jc w:val="start"/>
-        <w:rPr/>
-      </w:pPr>
-      <w:r>
-        <w:rPr/>
+        <w:spacing w:before="0" w:after="140" w:line="276" w:lineRule="auto"/>
+        <w:jc w:val="start"/>
+      </w:pPr>
+      <w:r>
+        <w:rPr>
+          <w:rFonts w:ascii="Liberation Serif" w:hAnsi="Liberation Serif" w:eastAsia="Songti SC" w:cs="Arial Unicode MS"/>
+          <w:kern w:val="2"/>
+          <w:sz w:val="24"/>
+          <w:szCs w:val="24"/>
+        </w:rPr>
         <w:t>Input:</w:t>
       </w:r>
     </w:p>
     <w:p>
       <w:pPr>
         <w:pStyle w:val="BlockQuotation"/>
-        <w:bidi w:val="0"/>
         <w:spacing w:before="0" w:after="283"/>
-        <w:ind w:hanging="0" w:start="567" w:end="567"/>
-        <w:jc w:val="start"/>
-        <w:rPr/>
-      </w:pPr>
-      <w:r>
-        <w:rPr/>
+        <w:ind w:left="567" w:right="567" w:hanging="0"/>
+        <w:jc w:val="start"/>
+      </w:pPr>
+      <w:r>
+        <w:rPr>
+          <w:rFonts w:ascii="Liberation Serif" w:hAnsi="Liberation Serif" w:eastAsia="Songti SC" w:cs="Arial Unicode MS"/>
+          <w:kern w:val="2"/>
+          <w:sz w:val="24"/>
+          <w:szCs w:val="24"/>
+        </w:rPr>
         <w:t>August 12–14</w:t>
       </w:r>
     </w:p>
     <w:p>
       <w:pPr>
         <w:pStyle w:val="BodyText"/>
-        <w:bidi w:val="0"/>
-        <w:spacing w:lineRule="auto" w:line="276" w:before="0" w:after="140"/>
-        <w:jc w:val="start"/>
-        <w:rPr/>
-      </w:pPr>
-      <w:r>
-        <w:rPr/>
+        <w:spacing w:before="0" w:after="140" w:line="276" w:lineRule="auto"/>
+        <w:jc w:val="start"/>
+      </w:pPr>
+      <w:r>
+        <w:rPr>
+          <w:rFonts w:ascii="Liberation Serif" w:hAnsi="Liberation Serif" w:eastAsia="Songti SC" w:cs="Arial Unicode MS"/>
+          <w:kern w:val="2"/>
+          <w:sz w:val="24"/>
+          <w:szCs w:val="24"/>
+        </w:rPr>
         <w:t>Output:</w:t>
       </w:r>
     </w:p>
     <w:p>
       <w:pPr>
         <w:pStyle w:val="BlockQuotation"/>
-        <w:bidi w:val="0"/>
         <w:spacing w:before="0" w:after="283"/>
-        <w:ind w:hanging="0" w:start="567" w:end="567"/>
-        <w:jc w:val="start"/>
-        <w:rPr/>
-      </w:pPr>
-      <w:r>
-        <w:rPr/>
+        <w:ind w:left="567" w:right="567" w:hanging="0"/>
+        <w:jc w:val="start"/>
+      </w:pPr>
+      <w:r>
+        <w:rPr>
+          <w:rFonts w:ascii="Liberation Serif" w:hAnsi="Liberation Serif" w:eastAsia="Songti SC" w:cs="Arial Unicode MS"/>
+          <w:kern w:val="2"/>
+          <w:sz w:val="24"/>
+          <w:szCs w:val="24"/>
+        </w:rPr>
         <w:t>Available</w:t>
       </w:r>
     </w:p>
     <w:p>
       <w:pPr>
         <w:pStyle w:val="BodyText"/>
-        <w:bidi w:val="0"/>
-        <w:spacing w:lineRule="auto" w:line="276" w:before="0" w:after="140"/>
-        <w:jc w:val="start"/>
-        <w:rPr/>
-      </w:pPr>
-      <w:r>
-        <w:rPr/>
+        <w:spacing w:before="0" w:after="140" w:line="276" w:lineRule="auto"/>
+        <w:jc w:val="start"/>
+      </w:pPr>
+      <w:r>
+        <w:rPr>
+          <w:rFonts w:ascii="Liberation Serif" w:hAnsi="Liberation Serif" w:eastAsia="Songti SC" w:cs="Arial Unicode MS"/>
+          <w:kern w:val="2"/>
+          <w:sz w:val="24"/>
+          <w:szCs w:val="24"/>
+        </w:rPr>
         <w:t>or</w:t>
       </w:r>
     </w:p>
     <w:p>
       <w:pPr>
         <w:pStyle w:val="BlockQuotation"/>
-        <w:bidi w:val="0"/>
         <w:spacing w:before="0" w:after="283"/>
-        <w:ind w:hanging="0" w:start="567" w:end="567"/>
-        <w:jc w:val="start"/>
-        <w:rPr/>
-      </w:pPr>
-      <w:r>
-        <w:rPr/>
+        <w:ind w:left="567" w:right="567" w:hanging="0"/>
+        <w:jc w:val="start"/>
+      </w:pPr>
+      <w:r>
+        <w:rPr>
+          <w:rFonts w:ascii="Liberation Serif" w:hAnsi="Liberation Serif" w:eastAsia="Songti SC" w:cs="Arial Unicode MS"/>
+          <w:kern w:val="2"/>
+          <w:sz w:val="24"/>
+          <w:szCs w:val="24"/>
+        </w:rPr>
         <w:t>Fully booked</w:t>
       </w:r>
     </w:p>
     <w:p>
       <w:pPr>
         <w:pStyle w:val="HorizontalLine"/>
-        <w:suppressLineNumbers/>
         <w:pBdr>
           <w:bottom w:val="double" w:sz="2" w:space="0" w:color="808080"/>
         </w:pBdr>
-        <w:bidi w:val="0"/>
+        <w:suppressLineNumbers/>
         <w:spacing w:before="0" w:after="283"/>
         <w:jc w:val="start"/>
-        <w:rPr/>
-      </w:pPr>
-      <w:r>
-        <w:rPr/>
-      </w:r>
+      </w:pPr>
+      <w:r/>
     </w:p>
     <w:p>
       <w:pPr>
@@ -3490,39 +4087,50 @@
           <w:ilvl w:val="0"/>
           <w:numId w:val="0"/>
         </w:numPr>
-        <w:bidi w:val="0"/>
         <w:spacing w:before="200" w:after="120"/>
         <w:jc w:val="start"/>
-        <w:rPr/>
-      </w:pPr>
-      <w:r>
-        <w:rPr/>
+      </w:pPr>
+      <w:r>
+        <w:rPr>
+          <w:rFonts w:ascii="Liberation Serif" w:hAnsi="Liberation Serif" w:eastAsia="Songti SC" w:cs="Arial Unicode MS"/>
+          <w:b/>
+          <w:bCs/>
+          <w:kern w:val="2"/>
+          <w:sz w:val="36"/>
+          <w:szCs w:val="36"/>
+        </w:rPr>
         <w:t>Knowledge Base</w:t>
       </w:r>
     </w:p>
     <w:p>
       <w:pPr>
         <w:pStyle w:val="BodyText"/>
-        <w:bidi w:val="0"/>
-        <w:spacing w:lineRule="auto" w:line="276" w:before="0" w:after="140"/>
-        <w:jc w:val="start"/>
-        <w:rPr/>
-      </w:pPr>
-      <w:r>
-        <w:rPr/>
+        <w:spacing w:before="0" w:after="140" w:line="276" w:lineRule="auto"/>
+        <w:jc w:val="start"/>
+      </w:pPr>
+      <w:r>
+        <w:rPr>
+          <w:rFonts w:ascii="Liberation Serif" w:hAnsi="Liberation Serif" w:eastAsia="Songti SC" w:cs="Arial Unicode MS"/>
+          <w:kern w:val="2"/>
+          <w:sz w:val="24"/>
+          <w:szCs w:val="24"/>
+        </w:rPr>
         <w:t>This stores information about your property.</w:t>
       </w:r>
     </w:p>
     <w:p>
       <w:pPr>
         <w:pStyle w:val="BodyText"/>
-        <w:bidi w:val="0"/>
-        <w:spacing w:lineRule="auto" w:line="276" w:before="0" w:after="140"/>
-        <w:jc w:val="start"/>
-        <w:rPr/>
-      </w:pPr>
-      <w:r>
-        <w:rPr/>
+        <w:spacing w:before="0" w:after="140" w:line="276" w:lineRule="auto"/>
+        <w:jc w:val="start"/>
+      </w:pPr>
+      <w:r>
+        <w:rPr>
+          <w:rFonts w:ascii="Liberation Serif" w:hAnsi="Liberation Serif" w:eastAsia="Songti SC" w:cs="Arial Unicode MS"/>
+          <w:kern w:val="2"/>
+          <w:sz w:val="24"/>
+          <w:szCs w:val="24"/>
+        </w:rPr>
         <w:t>Examples:</w:t>
       </w:r>
     </w:p>
@@ -3535,16 +4143,19 @@
         </w:numPr>
         <w:tabs>
           <w:tab w:val="clear" w:pos="709"/>
-          <w:tab w:val="left" w:pos="709" w:leader="none"/>
-        </w:tabs>
-        <w:bidi w:val="0"/>
-        <w:spacing w:before="0" w:after="0"/>
-        <w:ind w:hanging="283" w:start="709"/>
-        <w:jc w:val="start"/>
-        <w:rPr/>
-      </w:pPr>
-      <w:r>
-        <w:rPr/>
+          <w:tab w:val="left" w:pos="709"/>
+        </w:tabs>
+        <w:spacing w:before="0" w:after="0"/>
+        <w:ind w:left="709" w:hanging="283"/>
+        <w:jc w:val="start"/>
+      </w:pPr>
+      <w:r>
+        <w:rPr>
+          <w:rFonts w:ascii="Liberation Serif" w:hAnsi="Liberation Serif" w:eastAsia="Songti SC" w:cs="Arial Unicode MS"/>
+          <w:kern w:val="2"/>
+          <w:sz w:val="24"/>
+          <w:szCs w:val="24"/>
+        </w:rPr>
         <w:t xml:space="preserve">Amenities </w:t>
       </w:r>
     </w:p>
@@ -3557,16 +4168,19 @@
         </w:numPr>
         <w:tabs>
           <w:tab w:val="clear" w:pos="709"/>
-          <w:tab w:val="left" w:pos="709" w:leader="none"/>
-        </w:tabs>
-        <w:bidi w:val="0"/>
-        <w:spacing w:before="0" w:after="0"/>
-        <w:ind w:hanging="283" w:start="709"/>
-        <w:jc w:val="start"/>
-        <w:rPr/>
-      </w:pPr>
-      <w:r>
-        <w:rPr/>
+          <w:tab w:val="left" w:pos="709"/>
+        </w:tabs>
+        <w:spacing w:before="0" w:after="0"/>
+        <w:ind w:left="709" w:hanging="283"/>
+        <w:jc w:val="start"/>
+      </w:pPr>
+      <w:r>
+        <w:rPr>
+          <w:rFonts w:ascii="Liberation Serif" w:hAnsi="Liberation Serif" w:eastAsia="Songti SC" w:cs="Arial Unicode MS"/>
+          <w:kern w:val="2"/>
+          <w:sz w:val="24"/>
+          <w:szCs w:val="24"/>
+        </w:rPr>
         <w:t xml:space="preserve">House rules </w:t>
       </w:r>
     </w:p>
@@ -3579,16 +4193,19 @@
         </w:numPr>
         <w:tabs>
           <w:tab w:val="clear" w:pos="709"/>
-          <w:tab w:val="left" w:pos="709" w:leader="none"/>
-        </w:tabs>
-        <w:bidi w:val="0"/>
-        <w:spacing w:before="0" w:after="0"/>
-        <w:ind w:hanging="283" w:start="709"/>
-        <w:jc w:val="start"/>
-        <w:rPr/>
-      </w:pPr>
-      <w:r>
-        <w:rPr/>
+          <w:tab w:val="left" w:pos="709"/>
+        </w:tabs>
+        <w:spacing w:before="0" w:after="0"/>
+        <w:ind w:left="709" w:hanging="283"/>
+        <w:jc w:val="start"/>
+      </w:pPr>
+      <w:r>
+        <w:rPr>
+          <w:rFonts w:ascii="Liberation Serif" w:hAnsi="Liberation Serif" w:eastAsia="Songti SC" w:cs="Arial Unicode MS"/>
+          <w:kern w:val="2"/>
+          <w:sz w:val="24"/>
+          <w:szCs w:val="24"/>
+        </w:rPr>
         <w:t xml:space="preserve">Nearby attractions </w:t>
       </w:r>
     </w:p>
@@ -3601,16 +4218,19 @@
         </w:numPr>
         <w:tabs>
           <w:tab w:val="clear" w:pos="709"/>
-          <w:tab w:val="left" w:pos="709" w:leader="none"/>
-        </w:tabs>
-        <w:bidi w:val="0"/>
-        <w:spacing w:before="0" w:after="0"/>
-        <w:ind w:hanging="283" w:start="709"/>
-        <w:jc w:val="start"/>
-        <w:rPr/>
-      </w:pPr>
-      <w:r>
-        <w:rPr/>
+          <w:tab w:val="left" w:pos="709"/>
+        </w:tabs>
+        <w:spacing w:before="0" w:after="0"/>
+        <w:ind w:left="709" w:hanging="283"/>
+        <w:jc w:val="start"/>
+      </w:pPr>
+      <w:r>
+        <w:rPr>
+          <w:rFonts w:ascii="Liberation Serif" w:hAnsi="Liberation Serif" w:eastAsia="Songti SC" w:cs="Arial Unicode MS"/>
+          <w:kern w:val="2"/>
+          <w:sz w:val="24"/>
+          <w:szCs w:val="24"/>
+        </w:rPr>
         <w:t xml:space="preserve">Frequently asked questions </w:t>
       </w:r>
     </w:p>
@@ -3623,16 +4243,19 @@
         </w:numPr>
         <w:tabs>
           <w:tab w:val="clear" w:pos="709"/>
-          <w:tab w:val="left" w:pos="709" w:leader="none"/>
-        </w:tabs>
-        <w:bidi w:val="0"/>
-        <w:spacing w:before="0" w:after="0"/>
-        <w:ind w:hanging="283" w:start="709"/>
-        <w:jc w:val="start"/>
-        <w:rPr/>
-      </w:pPr>
-      <w:r>
-        <w:rPr/>
+          <w:tab w:val="left" w:pos="709"/>
+        </w:tabs>
+        <w:spacing w:before="0" w:after="0"/>
+        <w:ind w:left="709" w:hanging="283"/>
+        <w:jc w:val="start"/>
+      </w:pPr>
+      <w:r>
+        <w:rPr>
+          <w:rFonts w:ascii="Liberation Serif" w:hAnsi="Liberation Serif" w:eastAsia="Songti SC" w:cs="Arial Unicode MS"/>
+          <w:kern w:val="2"/>
+          <w:sz w:val="24"/>
+          <w:szCs w:val="24"/>
+        </w:rPr>
         <w:t xml:space="preserve">Parking information </w:t>
       </w:r>
     </w:p>
@@ -3645,16 +4268,19 @@
         </w:numPr>
         <w:tabs>
           <w:tab w:val="clear" w:pos="709"/>
-          <w:tab w:val="left" w:pos="709" w:leader="none"/>
-        </w:tabs>
-        <w:bidi w:val="0"/>
-        <w:spacing w:before="0" w:after="0"/>
-        <w:ind w:hanging="283" w:start="709"/>
-        <w:jc w:val="start"/>
-        <w:rPr/>
-      </w:pPr>
-      <w:r>
-        <w:rPr/>
+          <w:tab w:val="left" w:pos="709"/>
+        </w:tabs>
+        <w:spacing w:before="0" w:after="0"/>
+        <w:ind w:left="709" w:hanging="283"/>
+        <w:jc w:val="start"/>
+      </w:pPr>
+      <w:r>
+        <w:rPr>
+          <w:rFonts w:ascii="Liberation Serif" w:hAnsi="Liberation Serif" w:eastAsia="Songti SC" w:cs="Arial Unicode MS"/>
+          <w:kern w:val="2"/>
+          <w:sz w:val="24"/>
+          <w:szCs w:val="24"/>
+        </w:rPr>
         <w:t xml:space="preserve">Wi-Fi details </w:t>
       </w:r>
     </w:p>
@@ -3667,59 +4293,64 @@
         </w:numPr>
         <w:tabs>
           <w:tab w:val="clear" w:pos="709"/>
-          <w:tab w:val="left" w:pos="709" w:leader="none"/>
-        </w:tabs>
-        <w:bidi w:val="0"/>
-        <w:ind w:hanging="283" w:start="709"/>
-        <w:jc w:val="start"/>
-        <w:rPr/>
-      </w:pPr>
-      <w:r>
-        <w:rPr/>
+          <w:tab w:val="left" w:pos="709"/>
+        </w:tabs>
+        <w:ind w:left="709" w:hanging="283"/>
+        <w:jc w:val="start"/>
+      </w:pPr>
+      <w:r>
+        <w:rPr>
+          <w:rFonts w:ascii="Liberation Serif" w:hAnsi="Liberation Serif" w:eastAsia="Songti SC" w:cs="Arial Unicode MS"/>
+          <w:kern w:val="2"/>
+          <w:sz w:val="24"/>
+          <w:szCs w:val="24"/>
+        </w:rPr>
         <w:t xml:space="preserve">Check-in instructions </w:t>
       </w:r>
     </w:p>
     <w:p>
       <w:pPr>
         <w:pStyle w:val="BodyText"/>
-        <w:bidi w:val="0"/>
-        <w:spacing w:lineRule="auto" w:line="276" w:before="0" w:after="140"/>
-        <w:jc w:val="start"/>
-        <w:rPr/>
-      </w:pPr>
-      <w:r>
-        <w:rPr/>
+        <w:spacing w:before="0" w:after="140" w:line="276" w:lineRule="auto"/>
+        <w:jc w:val="start"/>
+      </w:pPr>
+      <w:r>
+        <w:rPr>
+          <w:rFonts w:ascii="Liberation Serif" w:hAnsi="Liberation Serif" w:eastAsia="Songti SC" w:cs="Arial Unicode MS"/>
+          <w:kern w:val="2"/>
+          <w:sz w:val="24"/>
+          <w:szCs w:val="24"/>
+        </w:rPr>
         <w:t>Instead of hard-coding these details into prompts, we'll retrieve them when needed.</w:t>
       </w:r>
     </w:p>
     <w:p>
       <w:pPr>
         <w:pStyle w:val="BodyText"/>
-        <w:bidi w:val="0"/>
-        <w:spacing w:lineRule="auto" w:line="276" w:before="0" w:after="140"/>
-        <w:jc w:val="start"/>
-        <w:rPr/>
-      </w:pPr>
-      <w:r>
-        <w:rPr/>
+        <w:spacing w:before="0" w:after="140" w:line="276" w:lineRule="auto"/>
+        <w:jc w:val="start"/>
+      </w:pPr>
+      <w:r>
+        <w:rPr>
+          <w:rFonts w:ascii="Liberation Serif" w:hAnsi="Liberation Serif" w:eastAsia="Songti SC" w:cs="Arial Unicode MS"/>
+          <w:kern w:val="2"/>
+          <w:sz w:val="24"/>
+          <w:szCs w:val="24"/>
+        </w:rPr>
         <w:t>This is a form of Retrieval-Augmented Generation (RAG).</w:t>
       </w:r>
     </w:p>
     <w:p>
       <w:pPr>
         <w:pStyle w:val="HorizontalLine"/>
-        <w:suppressLineNumbers/>
         <w:pBdr>
           <w:bottom w:val="double" w:sz="2" w:space="0" w:color="808080"/>
         </w:pBdr>
-        <w:bidi w:val="0"/>
+        <w:suppressLineNumbers/>
         <w:spacing w:before="0" w:after="283"/>
         <w:jc w:val="start"/>
-        <w:rPr/>
-      </w:pPr>
-      <w:r>
-        <w:rPr/>
-      </w:r>
+      </w:pPr>
+      <w:r/>
     </w:p>
     <w:p>
       <w:pPr>
@@ -3728,39 +4359,50 @@
           <w:ilvl w:val="0"/>
           <w:numId w:val="0"/>
         </w:numPr>
-        <w:bidi w:val="0"/>
         <w:spacing w:before="200" w:after="120"/>
         <w:jc w:val="start"/>
-        <w:rPr/>
-      </w:pPr>
-      <w:r>
-        <w:rPr/>
+      </w:pPr>
+      <w:r>
+        <w:rPr>
+          <w:rFonts w:ascii="Liberation Serif" w:hAnsi="Liberation Serif" w:eastAsia="Songti SC" w:cs="Arial Unicode MS"/>
+          <w:b/>
+          <w:bCs/>
+          <w:kern w:val="2"/>
+          <w:sz w:val="36"/>
+          <w:szCs w:val="36"/>
+        </w:rPr>
         <w:t>Business Rules</w:t>
       </w:r>
     </w:p>
     <w:p>
       <w:pPr>
         <w:pStyle w:val="BodyText"/>
-        <w:bidi w:val="0"/>
-        <w:spacing w:lineRule="auto" w:line="276" w:before="0" w:after="140"/>
-        <w:jc w:val="start"/>
-        <w:rPr/>
-      </w:pPr>
-      <w:r>
-        <w:rPr/>
+        <w:spacing w:before="0" w:after="140" w:line="276" w:lineRule="auto"/>
+        <w:jc w:val="start"/>
+      </w:pPr>
+      <w:r>
+        <w:rPr>
+          <w:rFonts w:ascii="Liberation Serif" w:hAnsi="Liberation Serif" w:eastAsia="Songti SC" w:cs="Arial Unicode MS"/>
+          <w:kern w:val="2"/>
+          <w:sz w:val="24"/>
+          <w:szCs w:val="24"/>
+        </w:rPr>
         <w:t>Some decisions should not be left entirely to the model.</w:t>
       </w:r>
     </w:p>
     <w:p>
       <w:pPr>
         <w:pStyle w:val="BodyText"/>
-        <w:bidi w:val="0"/>
-        <w:spacing w:lineRule="auto" w:line="276" w:before="0" w:after="140"/>
-        <w:jc w:val="start"/>
-        <w:rPr/>
-      </w:pPr>
-      <w:r>
-        <w:rPr/>
+        <w:spacing w:before="0" w:after="140" w:line="276" w:lineRule="auto"/>
+        <w:jc w:val="start"/>
+      </w:pPr>
+      <w:r>
+        <w:rPr>
+          <w:rFonts w:ascii="Liberation Serif" w:hAnsi="Liberation Serif" w:eastAsia="Songti SC" w:cs="Arial Unicode MS"/>
+          <w:kern w:val="2"/>
+          <w:sz w:val="24"/>
+          <w:szCs w:val="24"/>
+        </w:rPr>
         <w:t>Examples:</w:t>
       </w:r>
     </w:p>
@@ -3773,16 +4415,19 @@
         </w:numPr>
         <w:tabs>
           <w:tab w:val="clear" w:pos="709"/>
-          <w:tab w:val="left" w:pos="709" w:leader="none"/>
-        </w:tabs>
-        <w:bidi w:val="0"/>
-        <w:spacing w:before="0" w:after="0"/>
-        <w:ind w:hanging="283" w:start="709"/>
-        <w:jc w:val="start"/>
-        <w:rPr/>
-      </w:pPr>
-      <w:r>
-        <w:rPr/>
+          <w:tab w:val="left" w:pos="709"/>
+        </w:tabs>
+        <w:spacing w:before="0" w:after="0"/>
+        <w:ind w:left="709" w:hanging="283"/>
+        <w:jc w:val="start"/>
+      </w:pPr>
+      <w:r>
+        <w:rPr>
+          <w:rFonts w:ascii="Liberation Serif" w:hAnsi="Liberation Serif" w:eastAsia="Songti SC" w:cs="Arial Unicode MS"/>
+          <w:kern w:val="2"/>
+          <w:sz w:val="24"/>
+          <w:szCs w:val="24"/>
+        </w:rPr>
         <w:t xml:space="preserve">Never promise unavailable dates. </w:t>
       </w:r>
     </w:p>
@@ -3795,16 +4440,19 @@
         </w:numPr>
         <w:tabs>
           <w:tab w:val="clear" w:pos="709"/>
-          <w:tab w:val="left" w:pos="709" w:leader="none"/>
-        </w:tabs>
-        <w:bidi w:val="0"/>
-        <w:spacing w:before="0" w:after="0"/>
-        <w:ind w:hanging="283" w:start="709"/>
-        <w:jc w:val="start"/>
-        <w:rPr/>
-      </w:pPr>
-      <w:r>
-        <w:rPr/>
+          <w:tab w:val="left" w:pos="709"/>
+        </w:tabs>
+        <w:spacing w:before="0" w:after="0"/>
+        <w:ind w:left="709" w:hanging="283"/>
+        <w:jc w:val="start"/>
+      </w:pPr>
+      <w:r>
+        <w:rPr>
+          <w:rFonts w:ascii="Liberation Serif" w:hAnsi="Liberation Serif" w:eastAsia="Songti SC" w:cs="Arial Unicode MS"/>
+          <w:kern w:val="2"/>
+          <w:sz w:val="24"/>
+          <w:szCs w:val="24"/>
+        </w:rPr>
         <w:t xml:space="preserve">Don't mention discounts unless authorized. </w:t>
       </w:r>
     </w:p>
@@ -3817,16 +4465,19 @@
         </w:numPr>
         <w:tabs>
           <w:tab w:val="clear" w:pos="709"/>
-          <w:tab w:val="left" w:pos="709" w:leader="none"/>
-        </w:tabs>
-        <w:bidi w:val="0"/>
-        <w:spacing w:before="0" w:after="0"/>
-        <w:ind w:hanging="283" w:start="709"/>
-        <w:jc w:val="start"/>
-        <w:rPr/>
-      </w:pPr>
-      <w:r>
-        <w:rPr/>
+          <w:tab w:val="left" w:pos="709"/>
+        </w:tabs>
+        <w:spacing w:before="0" w:after="0"/>
+        <w:ind w:left="709" w:hanging="283"/>
+        <w:jc w:val="start"/>
+      </w:pPr>
+      <w:r>
+        <w:rPr>
+          <w:rFonts w:ascii="Liberation Serif" w:hAnsi="Liberation Serif" w:eastAsia="Songti SC" w:cs="Arial Unicode MS"/>
+          <w:kern w:val="2"/>
+          <w:sz w:val="24"/>
+          <w:szCs w:val="24"/>
+        </w:rPr>
         <w:t xml:space="preserve">Don't post more than one reply to the same post. </w:t>
       </w:r>
     </w:p>
@@ -3839,46 +4490,48 @@
         </w:numPr>
         <w:tabs>
           <w:tab w:val="clear" w:pos="709"/>
-          <w:tab w:val="left" w:pos="709" w:leader="none"/>
-        </w:tabs>
-        <w:bidi w:val="0"/>
-        <w:ind w:hanging="283" w:start="709"/>
-        <w:jc w:val="start"/>
-        <w:rPr/>
-      </w:pPr>
-      <w:r>
-        <w:rPr/>
+          <w:tab w:val="left" w:pos="709"/>
+        </w:tabs>
+        <w:ind w:left="709" w:hanging="283"/>
+        <w:jc w:val="start"/>
+      </w:pPr>
+      <w:r>
+        <w:rPr>
+          <w:rFonts w:ascii="Liberation Serif" w:hAnsi="Liberation Serif" w:eastAsia="Songti SC" w:cs="Arial Unicode MS"/>
+          <w:kern w:val="2"/>
+          <w:sz w:val="24"/>
+          <w:szCs w:val="24"/>
+        </w:rPr>
         <w:t xml:space="preserve">Escalate uncertain cases for human review. </w:t>
       </w:r>
     </w:p>
     <w:p>
       <w:pPr>
         <w:pStyle w:val="BodyText"/>
-        <w:bidi w:val="0"/>
-        <w:spacing w:lineRule="auto" w:line="276" w:before="0" w:after="140"/>
-        <w:jc w:val="start"/>
-        <w:rPr/>
-      </w:pPr>
-      <w:r>
-        <w:rPr/>
+        <w:spacing w:before="0" w:after="140" w:line="276" w:lineRule="auto"/>
+        <w:jc w:val="start"/>
+      </w:pPr>
+      <w:r>
+        <w:rPr>
+          <w:rFonts w:ascii="Liberation Serif" w:hAnsi="Liberation Serif" w:eastAsia="Songti SC" w:cs="Arial Unicode MS"/>
+          <w:kern w:val="2"/>
+          <w:sz w:val="24"/>
+          <w:szCs w:val="24"/>
+        </w:rPr>
         <w:t>Business rules protect the system from undesirable behavior.</w:t>
       </w:r>
     </w:p>
     <w:p>
       <w:pPr>
         <w:pStyle w:val="HorizontalLine"/>
-        <w:suppressLineNumbers/>
         <w:pBdr>
           <w:bottom w:val="double" w:sz="2" w:space="0" w:color="808080"/>
         </w:pBdr>
-        <w:bidi w:val="0"/>
+        <w:suppressLineNumbers/>
         <w:spacing w:before="0" w:after="283"/>
         <w:jc w:val="start"/>
-        <w:rPr/>
-      </w:pPr>
-      <w:r>
-        <w:rPr/>
-      </w:r>
+      </w:pPr>
+      <w:r/>
     </w:p>
     <w:p>
       <w:pPr>
@@ -3887,70 +4540,80 @@
           <w:ilvl w:val="0"/>
           <w:numId w:val="0"/>
         </w:numPr>
-        <w:bidi w:val="0"/>
         <w:spacing w:before="200" w:after="120"/>
         <w:jc w:val="start"/>
-        <w:rPr/>
-      </w:pPr>
-      <w:r>
-        <w:rPr/>
+      </w:pPr>
+      <w:r>
+        <w:rPr>
+          <w:rFonts w:ascii="Liberation Serif" w:hAnsi="Liberation Serif" w:eastAsia="Songti SC" w:cs="Arial Unicode MS"/>
+          <w:b/>
+          <w:bCs/>
+          <w:kern w:val="2"/>
+          <w:sz w:val="36"/>
+          <w:szCs w:val="36"/>
+        </w:rPr>
         <w:t>Facebook Comment API</w:t>
       </w:r>
     </w:p>
     <w:p>
       <w:pPr>
         <w:pStyle w:val="BodyText"/>
-        <w:bidi w:val="0"/>
-        <w:spacing w:lineRule="auto" w:line="276" w:before="0" w:after="140"/>
-        <w:jc w:val="start"/>
-        <w:rPr/>
-      </w:pPr>
-      <w:r>
-        <w:rPr/>
+        <w:spacing w:before="0" w:after="140" w:line="276" w:lineRule="auto"/>
+        <w:jc w:val="start"/>
+      </w:pPr>
+      <w:r>
+        <w:rPr>
+          <w:rFonts w:ascii="Liberation Serif" w:hAnsi="Liberation Serif" w:eastAsia="Songti SC" w:cs="Arial Unicode MS"/>
+          <w:kern w:val="2"/>
+          <w:sz w:val="24"/>
+          <w:szCs w:val="24"/>
+        </w:rPr>
         <w:t>Once the reply is ready, another component posts it.</w:t>
       </w:r>
     </w:p>
     <w:p>
       <w:pPr>
         <w:pStyle w:val="BodyText"/>
-        <w:bidi w:val="0"/>
-        <w:spacing w:lineRule="auto" w:line="276" w:before="0" w:after="140"/>
-        <w:jc w:val="start"/>
-        <w:rPr/>
-      </w:pPr>
-      <w:r>
-        <w:rPr/>
+        <w:spacing w:before="0" w:after="140" w:line="276" w:lineRule="auto"/>
+        <w:jc w:val="start"/>
+      </w:pPr>
+      <w:r>
+        <w:rPr>
+          <w:rFonts w:ascii="Liberation Serif" w:hAnsi="Liberation Serif" w:eastAsia="Songti SC" w:cs="Arial Unicode MS"/>
+          <w:kern w:val="2"/>
+          <w:sz w:val="24"/>
+          <w:szCs w:val="24"/>
+        </w:rPr>
         <w:t>This separation is intentional.</w:t>
       </w:r>
     </w:p>
     <w:p>
       <w:pPr>
         <w:pStyle w:val="BodyText"/>
-        <w:bidi w:val="0"/>
-        <w:spacing w:lineRule="auto" w:line="276" w:before="0" w:after="140"/>
-        <w:jc w:val="start"/>
-        <w:rPr/>
-      </w:pPr>
-      <w:r>
-        <w:rPr/>
+        <w:spacing w:before="0" w:after="140" w:line="276" w:lineRule="auto"/>
+        <w:jc w:val="start"/>
+      </w:pPr>
+      <w:r>
+        <w:rPr>
+          <w:rFonts w:ascii="Liberation Serif" w:hAnsi="Liberation Serif" w:eastAsia="Songti SC" w:cs="Arial Unicode MS"/>
+          <w:kern w:val="2"/>
+          <w:sz w:val="24"/>
+          <w:szCs w:val="24"/>
+        </w:rPr>
         <w:t>Generating a response and publishing it are different responsibilities.</w:t>
       </w:r>
     </w:p>
     <w:p>
       <w:pPr>
         <w:pStyle w:val="HorizontalLine"/>
-        <w:suppressLineNumbers/>
         <w:pBdr>
           <w:bottom w:val="double" w:sz="2" w:space="0" w:color="808080"/>
         </w:pBdr>
-        <w:bidi w:val="0"/>
+        <w:suppressLineNumbers/>
         <w:spacing w:before="0" w:after="283"/>
         <w:jc w:val="start"/>
-        <w:rPr/>
-      </w:pPr>
-      <w:r>
-        <w:rPr/>
-      </w:r>
+      </w:pPr>
+      <w:r/>
     </w:p>
     <w:p>
       <w:pPr>
@@ -3959,26 +4622,34 @@
           <w:ilvl w:val="0"/>
           <w:numId w:val="0"/>
         </w:numPr>
-        <w:bidi w:val="0"/>
         <w:spacing w:before="240" w:after="120"/>
         <w:jc w:val="start"/>
-        <w:rPr/>
-      </w:pPr>
-      <w:r>
-        <w:rPr/>
+      </w:pPr>
+      <w:r>
+        <w:rPr>
+          <w:rFonts w:ascii="Liberation Serif" w:hAnsi="Liberation Serif" w:eastAsia="Songti SC" w:cs="Arial Unicode MS"/>
+          <w:b/>
+          <w:bCs/>
+          <w:kern w:val="2"/>
+          <w:sz w:val="48"/>
+          <w:szCs w:val="48"/>
+        </w:rPr>
         <w:t>5.8 End-to-End Walkthrough</w:t>
       </w:r>
     </w:p>
     <w:p>
       <w:pPr>
         <w:pStyle w:val="BodyText"/>
-        <w:bidi w:val="0"/>
-        <w:spacing w:lineRule="auto" w:line="276" w:before="0" w:after="140"/>
-        <w:jc w:val="start"/>
-        <w:rPr/>
-      </w:pPr>
-      <w:r>
-        <w:rPr/>
+        <w:spacing w:before="0" w:after="140" w:line="276" w:lineRule="auto"/>
+        <w:jc w:val="start"/>
+      </w:pPr>
+      <w:r>
+        <w:rPr>
+          <w:rFonts w:ascii="Liberation Serif" w:hAnsi="Liberation Serif" w:eastAsia="Songti SC" w:cs="Arial Unicode MS"/>
+          <w:kern w:val="2"/>
+          <w:sz w:val="24"/>
+          <w:szCs w:val="24"/>
+        </w:rPr>
         <w:t>Let's follow one complete request.</w:t>
       </w:r>
     </w:p>
@@ -3989,44 +4660,48 @@
           <w:ilvl w:val="0"/>
           <w:numId w:val="0"/>
         </w:numPr>
-        <w:bidi w:val="0"/>
         <w:spacing w:before="140" w:after="120"/>
         <w:jc w:val="start"/>
-        <w:rPr/>
-      </w:pPr>
-      <w:r>
-        <w:rPr/>
+      </w:pPr>
+      <w:r>
+        <w:rPr>
+          <w:rFonts w:ascii="Liberation Serif" w:hAnsi="Liberation Serif" w:eastAsia="Songti SC" w:cs="Arial Unicode MS"/>
+          <w:b/>
+          <w:bCs/>
+          <w:kern w:val="2"/>
+          <w:sz w:val="28"/>
+          <w:szCs w:val="28"/>
+        </w:rPr>
         <w:t>09:00:00</w:t>
       </w:r>
     </w:p>
     <w:p>
       <w:pPr>
         <w:pStyle w:val="BodyText"/>
-        <w:bidi w:val="0"/>
-        <w:spacing w:lineRule="auto" w:line="276" w:before="0" w:after="140"/>
-        <w:jc w:val="start"/>
-        <w:rPr/>
-      </w:pPr>
-      <w:r>
-        <w:rPr/>
+        <w:spacing w:before="0" w:after="140" w:line="276" w:lineRule="auto"/>
+        <w:jc w:val="start"/>
+      </w:pPr>
+      <w:r>
+        <w:rPr>
+          <w:rFonts w:ascii="Liberation Serif" w:hAnsi="Liberation Serif" w:eastAsia="Songti SC" w:cs="Arial Unicode MS"/>
+          <w:kern w:val="2"/>
+          <w:sz w:val="24"/>
+          <w:szCs w:val="24"/>
+        </w:rPr>
         <w:t>EventBridge triggers.</w:t>
       </w:r>
     </w:p>
     <w:p>
       <w:pPr>
         <w:pStyle w:val="HorizontalLine"/>
-        <w:suppressLineNumbers/>
         <w:pBdr>
           <w:bottom w:val="double" w:sz="2" w:space="0" w:color="808080"/>
         </w:pBdr>
-        <w:bidi w:val="0"/>
+        <w:suppressLineNumbers/>
         <w:spacing w:before="0" w:after="283"/>
         <w:jc w:val="start"/>
-        <w:rPr/>
-      </w:pPr>
-      <w:r>
-        <w:rPr/>
-      </w:r>
+      </w:pPr>
+      <w:r/>
     </w:p>
     <w:p>
       <w:pPr>
@@ -4035,71 +4710,81 @@
           <w:ilvl w:val="0"/>
           <w:numId w:val="0"/>
         </w:numPr>
-        <w:bidi w:val="0"/>
         <w:spacing w:before="140" w:after="120"/>
         <w:jc w:val="start"/>
-        <w:rPr/>
-      </w:pPr>
-      <w:r>
-        <w:rPr/>
+      </w:pPr>
+      <w:r>
+        <w:rPr>
+          <w:rFonts w:ascii="Liberation Serif" w:hAnsi="Liberation Serif" w:eastAsia="Songti SC" w:cs="Arial Unicode MS"/>
+          <w:b/>
+          <w:bCs/>
+          <w:kern w:val="2"/>
+          <w:sz w:val="28"/>
+          <w:szCs w:val="28"/>
+        </w:rPr>
         <w:t>09:00:01</w:t>
       </w:r>
     </w:p>
     <w:p>
       <w:pPr>
         <w:pStyle w:val="BodyText"/>
-        <w:bidi w:val="0"/>
-        <w:spacing w:lineRule="auto" w:line="276" w:before="0" w:after="140"/>
-        <w:jc w:val="start"/>
-        <w:rPr/>
-      </w:pPr>
-      <w:r>
-        <w:rPr/>
+        <w:spacing w:before="0" w:after="140" w:line="276" w:lineRule="auto"/>
+        <w:jc w:val="start"/>
+      </w:pPr>
+      <w:r>
+        <w:rPr>
+          <w:rFonts w:ascii="Liberation Serif" w:hAnsi="Liberation Serif" w:eastAsia="Songti SC" w:cs="Arial Unicode MS"/>
+          <w:kern w:val="2"/>
+          <w:sz w:val="24"/>
+          <w:szCs w:val="24"/>
+        </w:rPr>
         <w:t>Lambda checks Facebook.</w:t>
       </w:r>
     </w:p>
     <w:p>
       <w:pPr>
         <w:pStyle w:val="BodyText"/>
-        <w:bidi w:val="0"/>
-        <w:spacing w:lineRule="auto" w:line="276" w:before="0" w:after="140"/>
-        <w:jc w:val="start"/>
-        <w:rPr/>
-      </w:pPr>
-      <w:r>
-        <w:rPr/>
+        <w:spacing w:before="0" w:after="140" w:line="276" w:lineRule="auto"/>
+        <w:jc w:val="start"/>
+      </w:pPr>
+      <w:r>
+        <w:rPr>
+          <w:rFonts w:ascii="Liberation Serif" w:hAnsi="Liberation Serif" w:eastAsia="Songti SC" w:cs="Arial Unicode MS"/>
+          <w:kern w:val="2"/>
+          <w:sz w:val="24"/>
+          <w:szCs w:val="24"/>
+        </w:rPr>
         <w:t>Finds:</w:t>
       </w:r>
     </w:p>
     <w:p>
       <w:pPr>
         <w:pStyle w:val="BlockQuotation"/>
-        <w:bidi w:val="0"/>
         <w:spacing w:before="0" w:after="283"/>
-        <w:ind w:hanging="0" w:start="567" w:end="567"/>
-        <w:jc w:val="start"/>
-        <w:rPr/>
-      </w:pPr>
-      <w:r>
-        <w:rPr/>
+        <w:ind w:left="567" w:right="567" w:hanging="0"/>
+        <w:jc w:val="start"/>
+      </w:pPr>
+      <w:r>
+        <w:rPr>
+          <w:rFonts w:ascii="Liberation Serif" w:hAnsi="Liberation Serif" w:eastAsia="Songti SC" w:cs="Arial Unicode MS"/>
+          <w:kern w:val="2"/>
+          <w:sz w:val="24"/>
+          <w:szCs w:val="24"/>
+        </w:rPr>
         <w:t>Looking for accommodation for 6 adults this July 20–22.</w:t>
       </w:r>
     </w:p>
     <w:p>
       <w:pPr>
         <w:pStyle w:val="HorizontalLine"/>
-        <w:suppressLineNumbers/>
         <w:pBdr>
           <w:bottom w:val="double" w:sz="2" w:space="0" w:color="808080"/>
         </w:pBdr>
-        <w:bidi w:val="0"/>
+        <w:suppressLineNumbers/>
         <w:spacing w:before="0" w:after="283"/>
         <w:jc w:val="start"/>
-        <w:rPr/>
-      </w:pPr>
-      <w:r>
-        <w:rPr/>
-      </w:r>
+      </w:pPr>
+      <w:r/>
     </w:p>
     <w:p>
       <w:pPr>
@@ -4108,44 +4793,48 @@
           <w:ilvl w:val="0"/>
           <w:numId w:val="0"/>
         </w:numPr>
-        <w:bidi w:val="0"/>
         <w:spacing w:before="140" w:after="120"/>
         <w:jc w:val="start"/>
-        <w:rPr/>
-      </w:pPr>
-      <w:r>
-        <w:rPr/>
+      </w:pPr>
+      <w:r>
+        <w:rPr>
+          <w:rFonts w:ascii="Liberation Serif" w:hAnsi="Liberation Serif" w:eastAsia="Songti SC" w:cs="Arial Unicode MS"/>
+          <w:b/>
+          <w:bCs/>
+          <w:kern w:val="2"/>
+          <w:sz w:val="28"/>
+          <w:szCs w:val="28"/>
+        </w:rPr>
         <w:t>09:00:02</w:t>
       </w:r>
     </w:p>
     <w:p>
       <w:pPr>
         <w:pStyle w:val="BodyText"/>
-        <w:bidi w:val="0"/>
-        <w:spacing w:lineRule="auto" w:line="276" w:before="0" w:after="140"/>
-        <w:jc w:val="start"/>
-        <w:rPr/>
-      </w:pPr>
-      <w:r>
-        <w:rPr/>
+        <w:spacing w:before="0" w:after="140" w:line="276" w:lineRule="auto"/>
+        <w:jc w:val="start"/>
+      </w:pPr>
+      <w:r>
+        <w:rPr>
+          <w:rFonts w:ascii="Liberation Serif" w:hAnsi="Liberation Serif" w:eastAsia="Songti SC" w:cs="Arial Unicode MS"/>
+          <w:kern w:val="2"/>
+          <w:sz w:val="24"/>
+          <w:szCs w:val="24"/>
+        </w:rPr>
         <w:t>Lambda forwards the post to AgentCore.</w:t>
       </w:r>
     </w:p>
     <w:p>
       <w:pPr>
         <w:pStyle w:val="HorizontalLine"/>
-        <w:suppressLineNumbers/>
         <w:pBdr>
           <w:bottom w:val="double" w:sz="2" w:space="0" w:color="808080"/>
         </w:pBdr>
-        <w:bidi w:val="0"/>
+        <w:suppressLineNumbers/>
         <w:spacing w:before="0" w:after="283"/>
         <w:jc w:val="start"/>
-        <w:rPr/>
-      </w:pPr>
-      <w:r>
-        <w:rPr/>
-      </w:r>
+      </w:pPr>
+      <w:r/>
     </w:p>
     <w:p>
       <w:pPr>
@@ -4154,26 +4843,34 @@
           <w:ilvl w:val="0"/>
           <w:numId w:val="0"/>
         </w:numPr>
-        <w:bidi w:val="0"/>
         <w:spacing w:before="140" w:after="120"/>
         <w:jc w:val="start"/>
-        <w:rPr/>
-      </w:pPr>
-      <w:r>
-        <w:rPr/>
+      </w:pPr>
+      <w:r>
+        <w:rPr>
+          <w:rFonts w:ascii="Liberation Serif" w:hAnsi="Liberation Serif" w:eastAsia="Songti SC" w:cs="Arial Unicode MS"/>
+          <w:b/>
+          <w:bCs/>
+          <w:kern w:val="2"/>
+          <w:sz w:val="28"/>
+          <w:szCs w:val="28"/>
+        </w:rPr>
         <w:t>09:00:03</w:t>
       </w:r>
     </w:p>
     <w:p>
       <w:pPr>
         <w:pStyle w:val="BodyText"/>
-        <w:bidi w:val="0"/>
-        <w:spacing w:lineRule="auto" w:line="276" w:before="0" w:after="140"/>
-        <w:jc w:val="start"/>
-        <w:rPr/>
-      </w:pPr>
-      <w:r>
-        <w:rPr/>
+        <w:spacing w:before="0" w:after="140" w:line="276" w:lineRule="auto"/>
+        <w:jc w:val="start"/>
+      </w:pPr>
+      <w:r>
+        <w:rPr>
+          <w:rFonts w:ascii="Liberation Serif" w:hAnsi="Liberation Serif" w:eastAsia="Songti SC" w:cs="Arial Unicode MS"/>
+          <w:kern w:val="2"/>
+          <w:sz w:val="24"/>
+          <w:szCs w:val="24"/>
+        </w:rPr>
         <w:t>AgentCore extracts:</w:t>
       </w:r>
     </w:p>
@@ -4186,16 +4883,19 @@
         </w:numPr>
         <w:tabs>
           <w:tab w:val="clear" w:pos="709"/>
-          <w:tab w:val="left" w:pos="709" w:leader="none"/>
-        </w:tabs>
-        <w:bidi w:val="0"/>
-        <w:spacing w:before="0" w:after="0"/>
-        <w:ind w:hanging="283" w:start="709"/>
-        <w:jc w:val="start"/>
-        <w:rPr/>
-      </w:pPr>
-      <w:r>
-        <w:rPr/>
+          <w:tab w:val="left" w:pos="709"/>
+        </w:tabs>
+        <w:spacing w:before="0" w:after="0"/>
+        <w:ind w:left="709" w:hanging="283"/>
+        <w:jc w:val="start"/>
+      </w:pPr>
+      <w:r>
+        <w:rPr>
+          <w:rFonts w:ascii="Liberation Serif" w:hAnsi="Liberation Serif" w:eastAsia="Songti SC" w:cs="Arial Unicode MS"/>
+          <w:kern w:val="2"/>
+          <w:sz w:val="24"/>
+          <w:szCs w:val="24"/>
+        </w:rPr>
         <w:t xml:space="preserve">Guests: 6 </w:t>
       </w:r>
     </w:p>
@@ -4208,33 +4908,32 @@
         </w:numPr>
         <w:tabs>
           <w:tab w:val="clear" w:pos="709"/>
-          <w:tab w:val="left" w:pos="709" w:leader="none"/>
-        </w:tabs>
-        <w:bidi w:val="0"/>
-        <w:ind w:hanging="283" w:start="709"/>
-        <w:jc w:val="start"/>
-        <w:rPr/>
-      </w:pPr>
-      <w:r>
-        <w:rPr/>
+          <w:tab w:val="left" w:pos="709"/>
+        </w:tabs>
+        <w:ind w:left="709" w:hanging="283"/>
+        <w:jc w:val="start"/>
+      </w:pPr>
+      <w:r>
+        <w:rPr>
+          <w:rFonts w:ascii="Liberation Serif" w:hAnsi="Liberation Serif" w:eastAsia="Songti SC" w:cs="Arial Unicode MS"/>
+          <w:kern w:val="2"/>
+          <w:sz w:val="24"/>
+          <w:szCs w:val="24"/>
+        </w:rPr>
         <w:t xml:space="preserve">Dates: July 20–22 </w:t>
       </w:r>
     </w:p>
     <w:p>
       <w:pPr>
         <w:pStyle w:val="HorizontalLine"/>
-        <w:suppressLineNumbers/>
         <w:pBdr>
           <w:bottom w:val="double" w:sz="2" w:space="0" w:color="808080"/>
         </w:pBdr>
-        <w:bidi w:val="0"/>
+        <w:suppressLineNumbers/>
         <w:spacing w:before="0" w:after="283"/>
         <w:jc w:val="start"/>
-        <w:rPr/>
-      </w:pPr>
-      <w:r>
-        <w:rPr/>
-      </w:r>
+      </w:pPr>
+      <w:r/>
     </w:p>
     <w:p>
       <w:pPr>
@@ -4243,58 +4942,65 @@
           <w:ilvl w:val="0"/>
           <w:numId w:val="0"/>
         </w:numPr>
-        <w:bidi w:val="0"/>
         <w:spacing w:before="140" w:after="120"/>
         <w:jc w:val="start"/>
-        <w:rPr/>
-      </w:pPr>
-      <w:r>
-        <w:rPr/>
+      </w:pPr>
+      <w:r>
+        <w:rPr>
+          <w:rFonts w:ascii="Liberation Serif" w:hAnsi="Liberation Serif" w:eastAsia="Songti SC" w:cs="Arial Unicode MS"/>
+          <w:b/>
+          <w:bCs/>
+          <w:kern w:val="2"/>
+          <w:sz w:val="28"/>
+          <w:szCs w:val="28"/>
+        </w:rPr>
         <w:t>09:00:04</w:t>
       </w:r>
     </w:p>
     <w:p>
       <w:pPr>
         <w:pStyle w:val="BodyText"/>
-        <w:bidi w:val="0"/>
-        <w:spacing w:lineRule="auto" w:line="276" w:before="0" w:after="140"/>
-        <w:jc w:val="start"/>
-        <w:rPr/>
-      </w:pPr>
-      <w:r>
-        <w:rPr/>
+        <w:spacing w:before="0" w:after="140" w:line="276" w:lineRule="auto"/>
+        <w:jc w:val="start"/>
+      </w:pPr>
+      <w:r>
+        <w:rPr>
+          <w:rFonts w:ascii="Liberation Serif" w:hAnsi="Liberation Serif" w:eastAsia="Songti SC" w:cs="Arial Unicode MS"/>
+          <w:kern w:val="2"/>
+          <w:sz w:val="24"/>
+          <w:szCs w:val="24"/>
+        </w:rPr>
         <w:t>The agent decides:</w:t>
       </w:r>
     </w:p>
     <w:p>
       <w:pPr>
         <w:pStyle w:val="BlockQuotation"/>
-        <w:bidi w:val="0"/>
         <w:spacing w:before="0" w:after="283"/>
-        <w:ind w:hanging="0" w:start="567" w:end="567"/>
-        <w:jc w:val="start"/>
-        <w:rPr/>
-      </w:pPr>
-      <w:r>
-        <w:rPr/>
+        <w:ind w:left="567" w:right="567" w:hanging="0"/>
+        <w:jc w:val="start"/>
+      </w:pPr>
+      <w:r>
+        <w:rPr>
+          <w:rFonts w:ascii="Liberation Serif" w:hAnsi="Liberation Serif" w:eastAsia="Songti SC" w:cs="Arial Unicode MS"/>
+          <w:kern w:val="2"/>
+          <w:sz w:val="24"/>
+          <w:szCs w:val="24"/>
+        </w:rPr>
         <w:t>I need to check availability.</w:t>
       </w:r>
     </w:p>
     <w:p>
       <w:pPr>
         <w:pStyle w:val="HorizontalLine"/>
-        <w:suppressLineNumbers/>
         <w:pBdr>
           <w:bottom w:val="double" w:sz="2" w:space="0" w:color="808080"/>
         </w:pBdr>
-        <w:bidi w:val="0"/>
+        <w:suppressLineNumbers/>
         <w:spacing w:before="0" w:after="283"/>
         <w:jc w:val="start"/>
-        <w:rPr/>
-      </w:pPr>
-      <w:r>
-        <w:rPr/>
-      </w:r>
+      </w:pPr>
+      <w:r/>
     </w:p>
     <w:p>
       <w:pPr>
@@ -4303,57 +5009,64 @@
           <w:ilvl w:val="0"/>
           <w:numId w:val="0"/>
         </w:numPr>
-        <w:bidi w:val="0"/>
         <w:spacing w:before="140" w:after="120"/>
         <w:jc w:val="start"/>
-        <w:rPr/>
-      </w:pPr>
-      <w:r>
-        <w:rPr/>
+      </w:pPr>
+      <w:r>
+        <w:rPr>
+          <w:rFonts w:ascii="Liberation Serif" w:hAnsi="Liberation Serif" w:eastAsia="Songti SC" w:cs="Arial Unicode MS"/>
+          <w:b/>
+          <w:bCs/>
+          <w:kern w:val="2"/>
+          <w:sz w:val="28"/>
+          <w:szCs w:val="28"/>
+        </w:rPr>
         <w:t>09:00:05</w:t>
       </w:r>
     </w:p>
     <w:p>
       <w:pPr>
         <w:pStyle w:val="BodyText"/>
-        <w:bidi w:val="0"/>
-        <w:spacing w:lineRule="auto" w:line="276" w:before="0" w:after="140"/>
-        <w:jc w:val="start"/>
-        <w:rPr/>
-      </w:pPr>
-      <w:r>
-        <w:rPr/>
+        <w:spacing w:before="0" w:after="140" w:line="276" w:lineRule="auto"/>
+        <w:jc w:val="start"/>
+      </w:pPr>
+      <w:r>
+        <w:rPr>
+          <w:rFonts w:ascii="Liberation Serif" w:hAnsi="Liberation Serif" w:eastAsia="Songti SC" w:cs="Arial Unicode MS"/>
+          <w:kern w:val="2"/>
+          <w:sz w:val="24"/>
+          <w:szCs w:val="24"/>
+        </w:rPr>
         <w:t>Calendar tool returns:</w:t>
       </w:r>
     </w:p>
     <w:p>
       <w:pPr>
         <w:pStyle w:val="BodyText"/>
-        <w:bidi w:val="0"/>
-        <w:spacing w:lineRule="auto" w:line="276" w:before="0" w:after="140"/>
-        <w:jc w:val="start"/>
-        <w:rPr/>
-      </w:pPr>
-      <w:r>
-        <w:rPr/>
+        <w:spacing w:before="0" w:after="140" w:line="276" w:lineRule="auto"/>
+        <w:jc w:val="start"/>
+      </w:pPr>
+      <w:r>
+        <w:rPr>
+          <w:rFonts w:ascii="Liberation Serif" w:hAnsi="Liberation Serif" w:eastAsia="Songti SC" w:cs="Arial Unicode MS"/>
+          <w:kern w:val="2"/>
+          <w:sz w:val="24"/>
+          <w:szCs w:val="24"/>
+        </w:rPr>
         <w:t>Available.</w:t>
       </w:r>
     </w:p>
     <w:p>
       <w:pPr>
         <w:pStyle w:val="HorizontalLine"/>
-        <w:suppressLineNumbers/>
         <w:pBdr>
           <w:bottom w:val="double" w:sz="2" w:space="0" w:color="808080"/>
         </w:pBdr>
-        <w:bidi w:val="0"/>
+        <w:suppressLineNumbers/>
         <w:spacing w:before="0" w:after="283"/>
         <w:jc w:val="start"/>
-        <w:rPr/>
-      </w:pPr>
-      <w:r>
-        <w:rPr/>
-      </w:r>
+      </w:pPr>
+      <w:r/>
     </w:p>
     <w:p>
       <w:pPr>
@@ -4362,44 +5075,48 @@
           <w:ilvl w:val="0"/>
           <w:numId w:val="0"/>
         </w:numPr>
-        <w:bidi w:val="0"/>
         <w:spacing w:before="140" w:after="120"/>
         <w:jc w:val="start"/>
-        <w:rPr/>
-      </w:pPr>
-      <w:r>
-        <w:rPr/>
+      </w:pPr>
+      <w:r>
+        <w:rPr>
+          <w:rFonts w:ascii="Liberation Serif" w:hAnsi="Liberation Serif" w:eastAsia="Songti SC" w:cs="Arial Unicode MS"/>
+          <w:b/>
+          <w:bCs/>
+          <w:kern w:val="2"/>
+          <w:sz w:val="28"/>
+          <w:szCs w:val="28"/>
+        </w:rPr>
         <w:t>09:00:06</w:t>
       </w:r>
     </w:p>
     <w:p>
       <w:pPr>
         <w:pStyle w:val="BodyText"/>
-        <w:bidi w:val="0"/>
-        <w:spacing w:lineRule="auto" w:line="276" w:before="0" w:after="140"/>
-        <w:jc w:val="start"/>
-        <w:rPr/>
-      </w:pPr>
-      <w:r>
-        <w:rPr/>
+        <w:spacing w:before="0" w:after="140" w:line="276" w:lineRule="auto"/>
+        <w:jc w:val="start"/>
+      </w:pPr>
+      <w:r>
+        <w:rPr>
+          <w:rFonts w:ascii="Liberation Serif" w:hAnsi="Liberation Serif" w:eastAsia="Songti SC" w:cs="Arial Unicode MS"/>
+          <w:kern w:val="2"/>
+          <w:sz w:val="24"/>
+          <w:szCs w:val="24"/>
+        </w:rPr>
         <w:t>The agent retrieves property information from the knowledge base.</w:t>
       </w:r>
     </w:p>
     <w:p>
       <w:pPr>
         <w:pStyle w:val="HorizontalLine"/>
-        <w:suppressLineNumbers/>
         <w:pBdr>
           <w:bottom w:val="double" w:sz="2" w:space="0" w:color="808080"/>
         </w:pBdr>
-        <w:bidi w:val="0"/>
+        <w:suppressLineNumbers/>
         <w:spacing w:before="0" w:after="283"/>
         <w:jc w:val="start"/>
-        <w:rPr/>
-      </w:pPr>
-      <w:r>
-        <w:rPr/>
-      </w:r>
+      </w:pPr>
+      <w:r/>
     </w:p>
     <w:p>
       <w:pPr>
@@ -4408,44 +5125,48 @@
           <w:ilvl w:val="0"/>
           <w:numId w:val="0"/>
         </w:numPr>
-        <w:bidi w:val="0"/>
         <w:spacing w:before="140" w:after="120"/>
         <w:jc w:val="start"/>
-        <w:rPr/>
-      </w:pPr>
-      <w:r>
-        <w:rPr/>
+      </w:pPr>
+      <w:r>
+        <w:rPr>
+          <w:rFonts w:ascii="Liberation Serif" w:hAnsi="Liberation Serif" w:eastAsia="Songti SC" w:cs="Arial Unicode MS"/>
+          <w:b/>
+          <w:bCs/>
+          <w:kern w:val="2"/>
+          <w:sz w:val="28"/>
+          <w:szCs w:val="28"/>
+        </w:rPr>
         <w:t>09:00:07</w:t>
       </w:r>
     </w:p>
     <w:p>
       <w:pPr>
         <w:pStyle w:val="BodyText"/>
-        <w:bidi w:val="0"/>
-        <w:spacing w:lineRule="auto" w:line="276" w:before="0" w:after="140"/>
-        <w:jc w:val="start"/>
-        <w:rPr/>
-      </w:pPr>
-      <w:r>
-        <w:rPr/>
+        <w:spacing w:before="0" w:after="140" w:line="276" w:lineRule="auto"/>
+        <w:jc w:val="start"/>
+      </w:pPr>
+      <w:r>
+        <w:rPr>
+          <w:rFonts w:ascii="Liberation Serif" w:hAnsi="Liberation Serif" w:eastAsia="Songti SC" w:cs="Arial Unicode MS"/>
+          <w:kern w:val="2"/>
+          <w:sz w:val="24"/>
+          <w:szCs w:val="24"/>
+        </w:rPr>
         <w:t>The agent generates a personalized reply.</w:t>
       </w:r>
     </w:p>
     <w:p>
       <w:pPr>
         <w:pStyle w:val="HorizontalLine"/>
-        <w:suppressLineNumbers/>
         <w:pBdr>
           <w:bottom w:val="double" w:sz="2" w:space="0" w:color="808080"/>
         </w:pBdr>
-        <w:bidi w:val="0"/>
+        <w:suppressLineNumbers/>
         <w:spacing w:before="0" w:after="283"/>
         <w:jc w:val="start"/>
-        <w:rPr/>
-      </w:pPr>
-      <w:r>
-        <w:rPr/>
-      </w:r>
+      </w:pPr>
+      <w:r/>
     </w:p>
     <w:p>
       <w:pPr>
@@ -4454,44 +5175,48 @@
           <w:ilvl w:val="0"/>
           <w:numId w:val="0"/>
         </w:numPr>
-        <w:bidi w:val="0"/>
         <w:spacing w:before="140" w:after="120"/>
         <w:jc w:val="start"/>
-        <w:rPr/>
-      </w:pPr>
-      <w:r>
-        <w:rPr/>
+      </w:pPr>
+      <w:r>
+        <w:rPr>
+          <w:rFonts w:ascii="Liberation Serif" w:hAnsi="Liberation Serif" w:eastAsia="Songti SC" w:cs="Arial Unicode MS"/>
+          <w:b/>
+          <w:bCs/>
+          <w:kern w:val="2"/>
+          <w:sz w:val="28"/>
+          <w:szCs w:val="28"/>
+        </w:rPr>
         <w:t>09:00:08</w:t>
       </w:r>
     </w:p>
     <w:p>
       <w:pPr>
         <w:pStyle w:val="BodyText"/>
-        <w:bidi w:val="0"/>
-        <w:spacing w:lineRule="auto" w:line="276" w:before="0" w:after="140"/>
-        <w:jc w:val="start"/>
-        <w:rPr/>
-      </w:pPr>
-      <w:r>
-        <w:rPr/>
+        <w:spacing w:before="0" w:after="140" w:line="276" w:lineRule="auto"/>
+        <w:jc w:val="start"/>
+      </w:pPr>
+      <w:r>
+        <w:rPr>
+          <w:rFonts w:ascii="Liberation Serif" w:hAnsi="Liberation Serif" w:eastAsia="Songti SC" w:cs="Arial Unicode MS"/>
+          <w:kern w:val="2"/>
+          <w:sz w:val="24"/>
+          <w:szCs w:val="24"/>
+        </w:rPr>
         <w:t>Lambda posts the reply to Facebook.</w:t>
       </w:r>
     </w:p>
     <w:p>
       <w:pPr>
         <w:pStyle w:val="HorizontalLine"/>
-        <w:suppressLineNumbers/>
         <w:pBdr>
           <w:bottom w:val="double" w:sz="2" w:space="0" w:color="808080"/>
         </w:pBdr>
-        <w:bidi w:val="0"/>
+        <w:suppressLineNumbers/>
         <w:spacing w:before="0" w:after="283"/>
         <w:jc w:val="start"/>
-        <w:rPr/>
-      </w:pPr>
-      <w:r>
-        <w:rPr/>
-      </w:r>
+      </w:pPr>
+      <w:r/>
     </w:p>
     <w:p>
       <w:pPr>
@@ -4500,57 +5225,64 @@
           <w:ilvl w:val="0"/>
           <w:numId w:val="0"/>
         </w:numPr>
-        <w:bidi w:val="0"/>
         <w:spacing w:before="140" w:after="120"/>
         <w:jc w:val="start"/>
-        <w:rPr/>
-      </w:pPr>
-      <w:r>
-        <w:rPr/>
+      </w:pPr>
+      <w:r>
+        <w:rPr>
+          <w:rFonts w:ascii="Liberation Serif" w:hAnsi="Liberation Serif" w:eastAsia="Songti SC" w:cs="Arial Unicode MS"/>
+          <w:b/>
+          <w:bCs/>
+          <w:kern w:val="2"/>
+          <w:sz w:val="28"/>
+          <w:szCs w:val="28"/>
+        </w:rPr>
         <w:t>09:00:09</w:t>
       </w:r>
     </w:p>
     <w:p>
       <w:pPr>
         <w:pStyle w:val="BodyText"/>
-        <w:bidi w:val="0"/>
-        <w:spacing w:lineRule="auto" w:line="276" w:before="0" w:after="140"/>
-        <w:jc w:val="start"/>
-        <w:rPr/>
-      </w:pPr>
-      <w:r>
-        <w:rPr/>
+        <w:spacing w:before="0" w:after="140" w:line="276" w:lineRule="auto"/>
+        <w:jc w:val="start"/>
+      </w:pPr>
+      <w:r>
+        <w:rPr>
+          <w:rFonts w:ascii="Liberation Serif" w:hAnsi="Liberation Serif" w:eastAsia="Songti SC" w:cs="Arial Unicode MS"/>
+          <w:kern w:val="2"/>
+          <w:sz w:val="24"/>
+          <w:szCs w:val="24"/>
+        </w:rPr>
         <w:t>Logs are written for auditing.</w:t>
       </w:r>
     </w:p>
     <w:p>
       <w:pPr>
         <w:pStyle w:val="BodyText"/>
-        <w:bidi w:val="0"/>
-        <w:spacing w:lineRule="auto" w:line="276" w:before="0" w:after="140"/>
-        <w:jc w:val="start"/>
-        <w:rPr/>
-      </w:pPr>
-      <w:r>
-        <w:rPr/>
+        <w:spacing w:before="0" w:after="140" w:line="276" w:lineRule="auto"/>
+        <w:jc w:val="start"/>
+      </w:pPr>
+      <w:r>
+        <w:rPr>
+          <w:rFonts w:ascii="Liberation Serif" w:hAnsi="Liberation Serif" w:eastAsia="Songti SC" w:cs="Arial Unicode MS"/>
+          <w:kern w:val="2"/>
+          <w:sz w:val="24"/>
+          <w:szCs w:val="24"/>
+        </w:rPr>
         <w:t>Task complete.</w:t>
       </w:r>
     </w:p>
     <w:p>
       <w:pPr>
         <w:pStyle w:val="HorizontalLine"/>
-        <w:suppressLineNumbers/>
         <w:pBdr>
           <w:bottom w:val="double" w:sz="2" w:space="0" w:color="808080"/>
         </w:pBdr>
-        <w:bidi w:val="0"/>
+        <w:suppressLineNumbers/>
         <w:spacing w:before="0" w:after="283"/>
         <w:jc w:val="start"/>
-        <w:rPr/>
-      </w:pPr>
-      <w:r>
-        <w:rPr/>
-      </w:r>
+      </w:pPr>
+      <w:r/>
     </w:p>
     <w:p>
       <w:pPr>
@@ -4559,164 +5291,195 @@
           <w:ilvl w:val="0"/>
           <w:numId w:val="0"/>
         </w:numPr>
-        <w:bidi w:val="0"/>
         <w:spacing w:before="240" w:after="120"/>
         <w:jc w:val="start"/>
-        <w:rPr/>
-      </w:pPr>
-      <w:r>
-        <w:rPr/>
+      </w:pPr>
+      <w:r>
+        <w:rPr>
+          <w:rFonts w:ascii="Liberation Serif" w:hAnsi="Liberation Serif" w:eastAsia="Songti SC" w:cs="Arial Unicode MS"/>
+          <w:b/>
+          <w:bCs/>
+          <w:kern w:val="2"/>
+          <w:sz w:val="48"/>
+          <w:szCs w:val="48"/>
+        </w:rPr>
         <w:t>5.9 What Happens If Dates Are Missing?</w:t>
       </w:r>
     </w:p>
     <w:p>
       <w:pPr>
         <w:pStyle w:val="BodyText"/>
-        <w:bidi w:val="0"/>
-        <w:spacing w:lineRule="auto" w:line="276" w:before="0" w:after="140"/>
-        <w:jc w:val="start"/>
-        <w:rPr/>
-      </w:pPr>
-      <w:r>
-        <w:rPr/>
+        <w:spacing w:before="0" w:after="140" w:line="276" w:lineRule="auto"/>
+        <w:jc w:val="start"/>
+      </w:pPr>
+      <w:r>
+        <w:rPr>
+          <w:rFonts w:ascii="Liberation Serif" w:hAnsi="Liberation Serif" w:eastAsia="Songti SC" w:cs="Arial Unicode MS"/>
+          <w:kern w:val="2"/>
+          <w:sz w:val="24"/>
+          <w:szCs w:val="24"/>
+        </w:rPr>
         <w:t>Suppose the post says:</w:t>
       </w:r>
     </w:p>
     <w:p>
       <w:pPr>
         <w:pStyle w:val="BlockQuotation"/>
-        <w:bidi w:val="0"/>
         <w:spacing w:before="0" w:after="283"/>
-        <w:ind w:hanging="0" w:start="567" w:end="567"/>
-        <w:jc w:val="start"/>
-        <w:rPr/>
-      </w:pPr>
-      <w:r>
-        <w:rPr/>
+        <w:ind w:left="567" w:right="567" w:hanging="0"/>
+        <w:jc w:val="start"/>
+      </w:pPr>
+      <w:r>
+        <w:rPr>
+          <w:rFonts w:ascii="Liberation Serif" w:hAnsi="Liberation Serif" w:eastAsia="Songti SC" w:cs="Arial Unicode MS"/>
+          <w:kern w:val="2"/>
+          <w:sz w:val="24"/>
+          <w:szCs w:val="24"/>
+        </w:rPr>
         <w:t>Looking for accommodation for 8 adults.</w:t>
       </w:r>
     </w:p>
     <w:p>
       <w:pPr>
         <w:pStyle w:val="BodyText"/>
-        <w:bidi w:val="0"/>
-        <w:spacing w:lineRule="auto" w:line="276" w:before="0" w:after="140"/>
-        <w:jc w:val="start"/>
-        <w:rPr/>
-      </w:pPr>
-      <w:r>
-        <w:rPr/>
+        <w:spacing w:before="0" w:after="140" w:line="276" w:lineRule="auto"/>
+        <w:jc w:val="start"/>
+      </w:pPr>
+      <w:r>
+        <w:rPr>
+          <w:rFonts w:ascii="Liberation Serif" w:hAnsi="Liberation Serif" w:eastAsia="Songti SC" w:cs="Arial Unicode MS"/>
+          <w:kern w:val="2"/>
+          <w:sz w:val="24"/>
+          <w:szCs w:val="24"/>
+        </w:rPr>
         <w:t>No dates.</w:t>
       </w:r>
     </w:p>
     <w:p>
       <w:pPr>
         <w:pStyle w:val="BodyText"/>
-        <w:bidi w:val="0"/>
-        <w:spacing w:lineRule="auto" w:line="276" w:before="0" w:after="140"/>
-        <w:jc w:val="start"/>
-        <w:rPr/>
-      </w:pPr>
-      <w:r>
-        <w:rPr/>
+        <w:spacing w:before="0" w:after="140" w:line="276" w:lineRule="auto"/>
+        <w:jc w:val="start"/>
+      </w:pPr>
+      <w:r>
+        <w:rPr>
+          <w:rFonts w:ascii="Liberation Serif" w:hAnsi="Liberation Serif" w:eastAsia="Songti SC" w:cs="Arial Unicode MS"/>
+          <w:kern w:val="2"/>
+          <w:sz w:val="24"/>
+          <w:szCs w:val="24"/>
+        </w:rPr>
         <w:t>Our architecture adapts.</w:t>
       </w:r>
     </w:p>
     <w:p>
       <w:pPr>
         <w:pStyle w:val="BodyText"/>
-        <w:bidi w:val="0"/>
-        <w:spacing w:lineRule="auto" w:line="276" w:before="0" w:after="140"/>
-        <w:jc w:val="start"/>
-        <w:rPr/>
-      </w:pPr>
-      <w:r>
-        <w:rPr/>
+        <w:spacing w:before="0" w:after="140" w:line="276" w:lineRule="auto"/>
+        <w:jc w:val="start"/>
+      </w:pPr>
+      <w:r>
+        <w:rPr>
+          <w:rFonts w:ascii="Liberation Serif" w:hAnsi="Liberation Serif" w:eastAsia="Songti SC" w:cs="Arial Unicode MS"/>
+          <w:kern w:val="2"/>
+          <w:sz w:val="24"/>
+          <w:szCs w:val="24"/>
+        </w:rPr>
         <w:t>Instead of calling the calendar:</w:t>
       </w:r>
     </w:p>
     <w:p>
       <w:pPr>
         <w:pStyle w:val="BodyText"/>
-        <w:bidi w:val="0"/>
-        <w:spacing w:lineRule="auto" w:line="276" w:before="0" w:after="140"/>
-        <w:jc w:val="start"/>
-        <w:rPr/>
-      </w:pPr>
-      <w:r>
-        <w:rPr/>
+        <w:spacing w:before="0" w:after="140" w:line="276" w:lineRule="auto"/>
+        <w:jc w:val="start"/>
+      </w:pPr>
+      <w:r>
+        <w:rPr>
+          <w:rFonts w:ascii="Liberation Serif" w:hAnsi="Liberation Serif" w:eastAsia="Songti SC" w:cs="Arial Unicode MS"/>
+          <w:kern w:val="2"/>
+          <w:sz w:val="24"/>
+          <w:szCs w:val="24"/>
+        </w:rPr>
         <w:t>The agent reasons:</w:t>
       </w:r>
     </w:p>
     <w:p>
       <w:pPr>
         <w:pStyle w:val="BlockQuotation"/>
-        <w:bidi w:val="0"/>
         <w:spacing w:before="0" w:after="283"/>
-        <w:ind w:hanging="0" w:start="567" w:end="567"/>
-        <w:jc w:val="start"/>
-        <w:rPr/>
-      </w:pPr>
-      <w:r>
-        <w:rPr/>
+        <w:ind w:left="567" w:right="567" w:hanging="0"/>
+        <w:jc w:val="start"/>
+      </w:pPr>
+      <w:r>
+        <w:rPr>
+          <w:rFonts w:ascii="Liberation Serif" w:hAnsi="Liberation Serif" w:eastAsia="Songti SC" w:cs="Arial Unicode MS"/>
+          <w:kern w:val="2"/>
+          <w:sz w:val="24"/>
+          <w:szCs w:val="24"/>
+        </w:rPr>
         <w:t>I can't check availability yet.</w:t>
       </w:r>
     </w:p>
     <w:p>
       <w:pPr>
         <w:pStyle w:val="BodyText"/>
-        <w:bidi w:val="0"/>
-        <w:spacing w:lineRule="auto" w:line="276" w:before="0" w:after="140"/>
-        <w:jc w:val="start"/>
-        <w:rPr/>
-      </w:pPr>
-      <w:r>
-        <w:rPr/>
+        <w:spacing w:before="0" w:after="140" w:line="276" w:lineRule="auto"/>
+        <w:jc w:val="start"/>
+      </w:pPr>
+      <w:r>
+        <w:rPr>
+          <w:rFonts w:ascii="Liberation Serif" w:hAnsi="Liberation Serif" w:eastAsia="Songti SC" w:cs="Arial Unicode MS"/>
+          <w:kern w:val="2"/>
+          <w:sz w:val="24"/>
+          <w:szCs w:val="24"/>
+        </w:rPr>
         <w:t>It generates a response like:</w:t>
       </w:r>
     </w:p>
     <w:p>
       <w:pPr>
         <w:pStyle w:val="BlockQuotation"/>
-        <w:bidi w:val="0"/>
         <w:spacing w:before="0" w:after="283"/>
-        <w:ind w:hanging="0" w:start="567" w:end="567"/>
-        <w:jc w:val="start"/>
-        <w:rPr/>
-      </w:pPr>
-      <w:r>
-        <w:rPr/>
+        <w:ind w:left="567" w:right="567" w:hanging="0"/>
+        <w:jc w:val="start"/>
+      </w:pPr>
+      <w:r>
+        <w:rPr>
+          <w:rFonts w:ascii="Liberation Serif" w:hAnsi="Liberation Serif" w:eastAsia="Songti SC" w:cs="Arial Unicode MS"/>
+          <w:kern w:val="2"/>
+          <w:sz w:val="24"/>
+          <w:szCs w:val="24"/>
+        </w:rPr>
         <w:t>Hi! We'd be happy to host your group. Could you let us know your preferred dates? Here's our Airbnb listing so you can explore the property while we wait for your reply.</w:t>
       </w:r>
     </w:p>
     <w:p>
       <w:pPr>
         <w:pStyle w:val="BodyText"/>
-        <w:bidi w:val="0"/>
-        <w:spacing w:lineRule="auto" w:line="276" w:before="0" w:after="140"/>
-        <w:jc w:val="start"/>
-        <w:rPr/>
-      </w:pPr>
-      <w:r>
-        <w:rPr/>
+        <w:spacing w:before="0" w:after="140" w:line="276" w:lineRule="auto"/>
+        <w:jc w:val="start"/>
+      </w:pPr>
+      <w:r>
+        <w:rPr>
+          <w:rFonts w:ascii="Liberation Serif" w:hAnsi="Liberation Serif" w:eastAsia="Songti SC" w:cs="Arial Unicode MS"/>
+          <w:kern w:val="2"/>
+          <w:sz w:val="24"/>
+          <w:szCs w:val="24"/>
+        </w:rPr>
         <w:t>The system skips unnecessary work.</w:t>
       </w:r>
     </w:p>
     <w:p>
       <w:pPr>
         <w:pStyle w:val="HorizontalLine"/>
-        <w:suppressLineNumbers/>
         <w:pBdr>
           <w:bottom w:val="double" w:sz="2" w:space="0" w:color="808080"/>
         </w:pBdr>
-        <w:bidi w:val="0"/>
+        <w:suppressLineNumbers/>
         <w:spacing w:before="0" w:after="283"/>
         <w:jc w:val="start"/>
-        <w:rPr/>
-      </w:pPr>
-      <w:r>
-        <w:rPr/>
-      </w:r>
+      </w:pPr>
+      <w:r/>
     </w:p>
     <w:p>
       <w:pPr>
@@ -4725,26 +5488,34 @@
           <w:ilvl w:val="0"/>
           <w:numId w:val="0"/>
         </w:numPr>
-        <w:bidi w:val="0"/>
         <w:spacing w:before="240" w:after="120"/>
         <w:jc w:val="start"/>
-        <w:rPr/>
-      </w:pPr>
-      <w:r>
-        <w:rPr/>
+      </w:pPr>
+      <w:r>
+        <w:rPr>
+          <w:rFonts w:ascii="Liberation Serif" w:hAnsi="Liberation Serif" w:eastAsia="Songti SC" w:cs="Arial Unicode MS"/>
+          <w:b/>
+          <w:bCs/>
+          <w:kern w:val="2"/>
+          <w:sz w:val="48"/>
+          <w:szCs w:val="48"/>
+        </w:rPr>
         <w:t>5.10 Architectural Principles</w:t>
       </w:r>
     </w:p>
     <w:p>
       <w:pPr>
         <w:pStyle w:val="BodyText"/>
-        <w:bidi w:val="0"/>
-        <w:spacing w:lineRule="auto" w:line="276" w:before="0" w:after="140"/>
-        <w:jc w:val="start"/>
-        <w:rPr/>
-      </w:pPr>
-      <w:r>
-        <w:rPr/>
+        <w:spacing w:before="0" w:after="140" w:line="276" w:lineRule="auto"/>
+        <w:jc w:val="start"/>
+      </w:pPr>
+      <w:r>
+        <w:rPr>
+          <w:rFonts w:ascii="Liberation Serif" w:hAnsi="Liberation Serif" w:eastAsia="Songti SC" w:cs="Arial Unicode MS"/>
+          <w:kern w:val="2"/>
+          <w:sz w:val="24"/>
+          <w:szCs w:val="24"/>
+        </w:rPr>
         <w:t>As we build the system, we'll follow several design principles.</w:t>
       </w:r>
     </w:p>
@@ -4755,39 +5526,50 @@
           <w:ilvl w:val="0"/>
           <w:numId w:val="0"/>
         </w:numPr>
-        <w:bidi w:val="0"/>
         <w:spacing w:before="140" w:after="120"/>
         <w:jc w:val="start"/>
-        <w:rPr/>
-      </w:pPr>
-      <w:r>
-        <w:rPr/>
+      </w:pPr>
+      <w:r>
+        <w:rPr>
+          <w:rFonts w:ascii="Liberation Serif" w:hAnsi="Liberation Serif" w:eastAsia="Songti SC" w:cs="Arial Unicode MS"/>
+          <w:b/>
+          <w:bCs/>
+          <w:kern w:val="2"/>
+          <w:sz w:val="28"/>
+          <w:szCs w:val="28"/>
+        </w:rPr>
         <w:t>Single Responsibility</w:t>
       </w:r>
     </w:p>
     <w:p>
       <w:pPr>
         <w:pStyle w:val="BodyText"/>
-        <w:bidi w:val="0"/>
-        <w:spacing w:lineRule="auto" w:line="276" w:before="0" w:after="140"/>
-        <w:jc w:val="start"/>
-        <w:rPr/>
-      </w:pPr>
-      <w:r>
-        <w:rPr/>
+        <w:spacing w:before="0" w:after="140" w:line="276" w:lineRule="auto"/>
+        <w:jc w:val="start"/>
+      </w:pPr>
+      <w:r>
+        <w:rPr>
+          <w:rFonts w:ascii="Liberation Serif" w:hAnsi="Liberation Serif" w:eastAsia="Songti SC" w:cs="Arial Unicode MS"/>
+          <w:kern w:val="2"/>
+          <w:sz w:val="24"/>
+          <w:szCs w:val="24"/>
+        </w:rPr>
         <w:t>Each component has one clear job.</w:t>
       </w:r>
     </w:p>
     <w:p>
       <w:pPr>
         <w:pStyle w:val="BodyText"/>
-        <w:bidi w:val="0"/>
-        <w:spacing w:lineRule="auto" w:line="276" w:before="0" w:after="140"/>
-        <w:jc w:val="start"/>
-        <w:rPr/>
-      </w:pPr>
-      <w:r>
-        <w:rPr/>
+        <w:spacing w:before="0" w:after="140" w:line="276" w:lineRule="auto"/>
+        <w:jc w:val="start"/>
+      </w:pPr>
+      <w:r>
+        <w:rPr>
+          <w:rFonts w:ascii="Liberation Serif" w:hAnsi="Liberation Serif" w:eastAsia="Songti SC" w:cs="Arial Unicode MS"/>
+          <w:kern w:val="2"/>
+          <w:sz w:val="24"/>
+          <w:szCs w:val="24"/>
+        </w:rPr>
         <w:t>For example:</w:t>
       </w:r>
     </w:p>
@@ -4800,16 +5582,19 @@
         </w:numPr>
         <w:tabs>
           <w:tab w:val="clear" w:pos="709"/>
-          <w:tab w:val="left" w:pos="709" w:leader="none"/>
-        </w:tabs>
-        <w:bidi w:val="0"/>
-        <w:spacing w:before="0" w:after="0"/>
-        <w:ind w:hanging="283" w:start="709"/>
-        <w:jc w:val="start"/>
-        <w:rPr/>
-      </w:pPr>
-      <w:r>
-        <w:rPr/>
+          <w:tab w:val="left" w:pos="709"/>
+        </w:tabs>
+        <w:spacing w:before="0" w:after="0"/>
+        <w:ind w:left="709" w:hanging="283"/>
+        <w:jc w:val="start"/>
+      </w:pPr>
+      <w:r>
+        <w:rPr>
+          <w:rFonts w:ascii="Liberation Serif" w:hAnsi="Liberation Serif" w:eastAsia="Songti SC" w:cs="Arial Unicode MS"/>
+          <w:kern w:val="2"/>
+          <w:sz w:val="24"/>
+          <w:szCs w:val="24"/>
+        </w:rPr>
         <w:t xml:space="preserve">EventBridge schedules. </w:t>
       </w:r>
     </w:p>
@@ -4822,16 +5607,19 @@
         </w:numPr>
         <w:tabs>
           <w:tab w:val="clear" w:pos="709"/>
-          <w:tab w:val="left" w:pos="709" w:leader="none"/>
-        </w:tabs>
-        <w:bidi w:val="0"/>
-        <w:spacing w:before="0" w:after="0"/>
-        <w:ind w:hanging="283" w:start="709"/>
-        <w:jc w:val="start"/>
-        <w:rPr/>
-      </w:pPr>
-      <w:r>
-        <w:rPr/>
+          <w:tab w:val="left" w:pos="709"/>
+        </w:tabs>
+        <w:spacing w:before="0" w:after="0"/>
+        <w:ind w:left="709" w:hanging="283"/>
+        <w:jc w:val="start"/>
+      </w:pPr>
+      <w:r>
+        <w:rPr>
+          <w:rFonts w:ascii="Liberation Serif" w:hAnsi="Liberation Serif" w:eastAsia="Songti SC" w:cs="Arial Unicode MS"/>
+          <w:kern w:val="2"/>
+          <w:sz w:val="24"/>
+          <w:szCs w:val="24"/>
+        </w:rPr>
         <w:t xml:space="preserve">Lambda polls. </w:t>
       </w:r>
     </w:p>
@@ -4844,16 +5632,19 @@
         </w:numPr>
         <w:tabs>
           <w:tab w:val="clear" w:pos="709"/>
-          <w:tab w:val="left" w:pos="709" w:leader="none"/>
-        </w:tabs>
-        <w:bidi w:val="0"/>
-        <w:spacing w:before="0" w:after="0"/>
-        <w:ind w:hanging="283" w:start="709"/>
-        <w:jc w:val="start"/>
-        <w:rPr/>
-      </w:pPr>
-      <w:r>
-        <w:rPr/>
+          <w:tab w:val="left" w:pos="709"/>
+        </w:tabs>
+        <w:spacing w:before="0" w:after="0"/>
+        <w:ind w:left="709" w:hanging="283"/>
+        <w:jc w:val="start"/>
+      </w:pPr>
+      <w:r>
+        <w:rPr>
+          <w:rFonts w:ascii="Liberation Serif" w:hAnsi="Liberation Serif" w:eastAsia="Songti SC" w:cs="Arial Unicode MS"/>
+          <w:kern w:val="2"/>
+          <w:sz w:val="24"/>
+          <w:szCs w:val="24"/>
+        </w:rPr>
         <w:t xml:space="preserve">AgentCore reasons. </w:t>
       </w:r>
     </w:p>
@@ -4866,46 +5657,48 @@
         </w:numPr>
         <w:tabs>
           <w:tab w:val="clear" w:pos="709"/>
-          <w:tab w:val="left" w:pos="709" w:leader="none"/>
-        </w:tabs>
-        <w:bidi w:val="0"/>
-        <w:ind w:hanging="283" w:start="709"/>
-        <w:jc w:val="start"/>
-        <w:rPr/>
-      </w:pPr>
-      <w:r>
-        <w:rPr/>
+          <w:tab w:val="left" w:pos="709"/>
+        </w:tabs>
+        <w:ind w:left="709" w:hanging="283"/>
+        <w:jc w:val="start"/>
+      </w:pPr>
+      <w:r>
+        <w:rPr>
+          <w:rFonts w:ascii="Liberation Serif" w:hAnsi="Liberation Serif" w:eastAsia="Songti SC" w:cs="Arial Unicode MS"/>
+          <w:kern w:val="2"/>
+          <w:sz w:val="24"/>
+          <w:szCs w:val="24"/>
+        </w:rPr>
         <w:t xml:space="preserve">Calendar tool checks availability. </w:t>
       </w:r>
     </w:p>
     <w:p>
       <w:pPr>
         <w:pStyle w:val="BodyText"/>
-        <w:bidi w:val="0"/>
-        <w:spacing w:lineRule="auto" w:line="276" w:before="0" w:after="140"/>
-        <w:jc w:val="start"/>
-        <w:rPr/>
-      </w:pPr>
-      <w:r>
-        <w:rPr/>
+        <w:spacing w:before="0" w:after="140" w:line="276" w:lineRule="auto"/>
+        <w:jc w:val="start"/>
+      </w:pPr>
+      <w:r>
+        <w:rPr>
+          <w:rFonts w:ascii="Liberation Serif" w:hAnsi="Liberation Serif" w:eastAsia="Songti SC" w:cs="Arial Unicode MS"/>
+          <w:kern w:val="2"/>
+          <w:sz w:val="24"/>
+          <w:szCs w:val="24"/>
+        </w:rPr>
         <w:t>Avoid giving one service too many responsibilities.</w:t>
       </w:r>
     </w:p>
     <w:p>
       <w:pPr>
         <w:pStyle w:val="HorizontalLine"/>
-        <w:suppressLineNumbers/>
         <w:pBdr>
           <w:bottom w:val="double" w:sz="2" w:space="0" w:color="808080"/>
         </w:pBdr>
-        <w:bidi w:val="0"/>
+        <w:suppressLineNumbers/>
         <w:spacing w:before="0" w:after="283"/>
         <w:jc w:val="start"/>
-        <w:rPr/>
-      </w:pPr>
-      <w:r>
-        <w:rPr/>
-      </w:r>
+      </w:pPr>
+      <w:r/>
     </w:p>
     <w:p>
       <w:pPr>
@@ -4914,83 +5707,96 @@
           <w:ilvl w:val="0"/>
           <w:numId w:val="0"/>
         </w:numPr>
-        <w:bidi w:val="0"/>
         <w:spacing w:before="140" w:after="120"/>
         <w:jc w:val="start"/>
-        <w:rPr/>
-      </w:pPr>
-      <w:r>
-        <w:rPr/>
+      </w:pPr>
+      <w:r>
+        <w:rPr>
+          <w:rFonts w:ascii="Liberation Serif" w:hAnsi="Liberation Serif" w:eastAsia="Songti SC" w:cs="Arial Unicode MS"/>
+          <w:b/>
+          <w:bCs/>
+          <w:kern w:val="2"/>
+          <w:sz w:val="28"/>
+          <w:szCs w:val="28"/>
+        </w:rPr>
         <w:t>Separation of Concerns</w:t>
       </w:r>
     </w:p>
     <w:p>
       <w:pPr>
         <w:pStyle w:val="BodyText"/>
-        <w:bidi w:val="0"/>
-        <w:spacing w:lineRule="auto" w:line="276" w:before="0" w:after="140"/>
-        <w:jc w:val="start"/>
-        <w:rPr/>
-      </w:pPr>
-      <w:r>
-        <w:rPr/>
+        <w:spacing w:before="0" w:after="140" w:line="276" w:lineRule="auto"/>
+        <w:jc w:val="start"/>
+      </w:pPr>
+      <w:r>
+        <w:rPr>
+          <w:rFonts w:ascii="Liberation Serif" w:hAnsi="Liberation Serif" w:eastAsia="Songti SC" w:cs="Arial Unicode MS"/>
+          <w:kern w:val="2"/>
+          <w:sz w:val="24"/>
+          <w:szCs w:val="24"/>
+        </w:rPr>
         <w:t>Reasoning is separate from infrastructure.</w:t>
       </w:r>
     </w:p>
     <w:p>
       <w:pPr>
         <w:pStyle w:val="BodyText"/>
-        <w:bidi w:val="0"/>
-        <w:spacing w:lineRule="auto" w:line="276" w:before="0" w:after="140"/>
-        <w:jc w:val="start"/>
-        <w:rPr/>
-      </w:pPr>
-      <w:r>
-        <w:rPr/>
+        <w:spacing w:before="0" w:after="140" w:line="276" w:lineRule="auto"/>
+        <w:jc w:val="start"/>
+      </w:pPr>
+      <w:r>
+        <w:rPr>
+          <w:rFonts w:ascii="Liberation Serif" w:hAnsi="Liberation Serif" w:eastAsia="Songti SC" w:cs="Arial Unicode MS"/>
+          <w:kern w:val="2"/>
+          <w:sz w:val="24"/>
+          <w:szCs w:val="24"/>
+        </w:rPr>
         <w:t>Publishing is separate from content generation.</w:t>
       </w:r>
     </w:p>
     <w:p>
       <w:pPr>
         <w:pStyle w:val="BodyText"/>
-        <w:bidi w:val="0"/>
-        <w:spacing w:lineRule="auto" w:line="276" w:before="0" w:after="140"/>
-        <w:jc w:val="start"/>
-        <w:rPr/>
-      </w:pPr>
-      <w:r>
-        <w:rPr/>
+        <w:spacing w:before="0" w:after="140" w:line="276" w:lineRule="auto"/>
+        <w:jc w:val="start"/>
+      </w:pPr>
+      <w:r>
+        <w:rPr>
+          <w:rFonts w:ascii="Liberation Serif" w:hAnsi="Liberation Serif" w:eastAsia="Songti SC" w:cs="Arial Unicode MS"/>
+          <w:kern w:val="2"/>
+          <w:sz w:val="24"/>
+          <w:szCs w:val="24"/>
+        </w:rPr>
         <w:t>Storage is separate from processing.</w:t>
       </w:r>
     </w:p>
     <w:p>
       <w:pPr>
         <w:pStyle w:val="BodyText"/>
-        <w:bidi w:val="0"/>
-        <w:spacing w:lineRule="auto" w:line="276" w:before="0" w:after="140"/>
-        <w:jc w:val="start"/>
-        <w:rPr/>
-      </w:pPr>
-      <w:r>
-        <w:rPr/>
+        <w:spacing w:before="0" w:after="140" w:line="276" w:lineRule="auto"/>
+        <w:jc w:val="start"/>
+      </w:pPr>
+      <w:r>
+        <w:rPr>
+          <w:rFonts w:ascii="Liberation Serif" w:hAnsi="Liberation Serif" w:eastAsia="Songti SC" w:cs="Arial Unicode MS"/>
+          <w:kern w:val="2"/>
+          <w:sz w:val="24"/>
+          <w:szCs w:val="24"/>
+        </w:rPr>
         <w:t>This makes the system easier to maintain.</w:t>
       </w:r>
     </w:p>
     <w:p>
       <w:pPr>
         <w:pStyle w:val="HorizontalLine"/>
-        <w:suppressLineNumbers/>
         <w:pBdr>
           <w:bottom w:val="double" w:sz="2" w:space="0" w:color="808080"/>
         </w:pBdr>
-        <w:bidi w:val="0"/>
+        <w:suppressLineNumbers/>
         <w:spacing w:before="0" w:after="283"/>
         <w:jc w:val="start"/>
-        <w:rPr/>
-      </w:pPr>
-      <w:r>
-        <w:rPr/>
-      </w:r>
+      </w:pPr>
+      <w:r/>
     </w:p>
     <w:p>
       <w:pPr>
@@ -4999,57 +5805,64 @@
           <w:ilvl w:val="0"/>
           <w:numId w:val="0"/>
         </w:numPr>
-        <w:bidi w:val="0"/>
         <w:spacing w:before="140" w:after="120"/>
         <w:jc w:val="start"/>
-        <w:rPr/>
-      </w:pPr>
-      <w:r>
-        <w:rPr/>
+      </w:pPr>
+      <w:r>
+        <w:rPr>
+          <w:rFonts w:ascii="Liberation Serif" w:hAnsi="Liberation Serif" w:eastAsia="Songti SC" w:cs="Arial Unicode MS"/>
+          <w:b/>
+          <w:bCs/>
+          <w:kern w:val="2"/>
+          <w:sz w:val="28"/>
+          <w:szCs w:val="28"/>
+        </w:rPr>
         <w:t>Loose Coupling</w:t>
       </w:r>
     </w:p>
     <w:p>
       <w:pPr>
         <w:pStyle w:val="BodyText"/>
-        <w:bidi w:val="0"/>
-        <w:spacing w:lineRule="auto" w:line="276" w:before="0" w:after="140"/>
-        <w:jc w:val="start"/>
-        <w:rPr/>
-      </w:pPr>
-      <w:r>
-        <w:rPr/>
+        <w:spacing w:before="0" w:after="140" w:line="276" w:lineRule="auto"/>
+        <w:jc w:val="start"/>
+      </w:pPr>
+      <w:r>
+        <w:rPr>
+          <w:rFonts w:ascii="Liberation Serif" w:hAnsi="Liberation Serif" w:eastAsia="Songti SC" w:cs="Arial Unicode MS"/>
+          <w:kern w:val="2"/>
+          <w:sz w:val="24"/>
+          <w:szCs w:val="24"/>
+        </w:rPr>
         <w:t>Components communicate through well-defined interfaces.</w:t>
       </w:r>
     </w:p>
     <w:p>
       <w:pPr>
         <w:pStyle w:val="BodyText"/>
-        <w:bidi w:val="0"/>
-        <w:spacing w:lineRule="auto" w:line="276" w:before="0" w:after="140"/>
-        <w:jc w:val="start"/>
-        <w:rPr/>
-      </w:pPr>
-      <w:r>
-        <w:rPr/>
+        <w:spacing w:before="0" w:after="140" w:line="276" w:lineRule="auto"/>
+        <w:jc w:val="start"/>
+      </w:pPr>
+      <w:r>
+        <w:rPr>
+          <w:rFonts w:ascii="Liberation Serif" w:hAnsi="Liberation Serif" w:eastAsia="Songti SC" w:cs="Arial Unicode MS"/>
+          <w:kern w:val="2"/>
+          <w:sz w:val="24"/>
+          <w:szCs w:val="24"/>
+        </w:rPr>
         <w:t>If we later replace Facebook with another platform, most of the architecture remains unchanged.</w:t>
       </w:r>
     </w:p>
     <w:p>
       <w:pPr>
         <w:pStyle w:val="HorizontalLine"/>
-        <w:suppressLineNumbers/>
         <w:pBdr>
           <w:bottom w:val="double" w:sz="2" w:space="0" w:color="808080"/>
         </w:pBdr>
-        <w:bidi w:val="0"/>
+        <w:suppressLineNumbers/>
         <w:spacing w:before="0" w:after="283"/>
         <w:jc w:val="start"/>
-        <w:rPr/>
-      </w:pPr>
-      <w:r>
-        <w:rPr/>
-      </w:r>
+      </w:pPr>
+      <w:r/>
     </w:p>
     <w:p>
       <w:pPr>
@@ -5058,39 +5871,50 @@
           <w:ilvl w:val="0"/>
           <w:numId w:val="0"/>
         </w:numPr>
-        <w:bidi w:val="0"/>
         <w:spacing w:before="140" w:after="120"/>
         <w:jc w:val="start"/>
-        <w:rPr/>
-      </w:pPr>
-      <w:r>
-        <w:rPr/>
+      </w:pPr>
+      <w:r>
+        <w:rPr>
+          <w:rFonts w:ascii="Liberation Serif" w:hAnsi="Liberation Serif" w:eastAsia="Songti SC" w:cs="Arial Unicode MS"/>
+          <w:b/>
+          <w:bCs/>
+          <w:kern w:val="2"/>
+          <w:sz w:val="28"/>
+          <w:szCs w:val="28"/>
+        </w:rPr>
         <w:t>Fail Gracefully</w:t>
       </w:r>
     </w:p>
     <w:p>
       <w:pPr>
         <w:pStyle w:val="BodyText"/>
-        <w:bidi w:val="0"/>
-        <w:spacing w:lineRule="auto" w:line="276" w:before="0" w:after="140"/>
-        <w:jc w:val="start"/>
-        <w:rPr/>
-      </w:pPr>
-      <w:r>
-        <w:rPr/>
+        <w:spacing w:before="0" w:after="140" w:line="276" w:lineRule="auto"/>
+        <w:jc w:val="start"/>
+      </w:pPr>
+      <w:r>
+        <w:rPr>
+          <w:rFonts w:ascii="Liberation Serif" w:hAnsi="Liberation Serif" w:eastAsia="Songti SC" w:cs="Arial Unicode MS"/>
+          <w:kern w:val="2"/>
+          <w:sz w:val="24"/>
+          <w:szCs w:val="24"/>
+        </w:rPr>
         <w:t>If the calendar tool is temporarily unavailable, the system should not crash.</w:t>
       </w:r>
     </w:p>
     <w:p>
       <w:pPr>
         <w:pStyle w:val="BodyText"/>
-        <w:bidi w:val="0"/>
-        <w:spacing w:lineRule="auto" w:line="276" w:before="0" w:after="140"/>
-        <w:jc w:val="start"/>
-        <w:rPr/>
-      </w:pPr>
-      <w:r>
-        <w:rPr/>
+        <w:spacing w:before="0" w:after="140" w:line="276" w:lineRule="auto"/>
+        <w:jc w:val="start"/>
+      </w:pPr>
+      <w:r>
+        <w:rPr>
+          <w:rFonts w:ascii="Liberation Serif" w:hAnsi="Liberation Serif" w:eastAsia="Songti SC" w:cs="Arial Unicode MS"/>
+          <w:kern w:val="2"/>
+          <w:sz w:val="24"/>
+          <w:szCs w:val="24"/>
+        </w:rPr>
         <w:t>Instead, it might:</w:t>
       </w:r>
     </w:p>
@@ -5103,16 +5927,19 @@
         </w:numPr>
         <w:tabs>
           <w:tab w:val="clear" w:pos="709"/>
-          <w:tab w:val="left" w:pos="709" w:leader="none"/>
-        </w:tabs>
-        <w:bidi w:val="0"/>
-        <w:spacing w:before="0" w:after="0"/>
-        <w:ind w:hanging="283" w:start="709"/>
-        <w:jc w:val="start"/>
-        <w:rPr/>
-      </w:pPr>
-      <w:r>
-        <w:rPr/>
+          <w:tab w:val="left" w:pos="709"/>
+        </w:tabs>
+        <w:spacing w:before="0" w:after="0"/>
+        <w:ind w:left="709" w:hanging="283"/>
+        <w:jc w:val="start"/>
+      </w:pPr>
+      <w:r>
+        <w:rPr>
+          <w:rFonts w:ascii="Liberation Serif" w:hAnsi="Liberation Serif" w:eastAsia="Songti SC" w:cs="Arial Unicode MS"/>
+          <w:kern w:val="2"/>
+          <w:sz w:val="24"/>
+          <w:szCs w:val="24"/>
+        </w:rPr>
         <w:t xml:space="preserve">Retry. </w:t>
       </w:r>
     </w:p>
@@ -5125,16 +5952,19 @@
         </w:numPr>
         <w:tabs>
           <w:tab w:val="clear" w:pos="709"/>
-          <w:tab w:val="left" w:pos="709" w:leader="none"/>
-        </w:tabs>
-        <w:bidi w:val="0"/>
-        <w:spacing w:before="0" w:after="0"/>
-        <w:ind w:hanging="283" w:start="709"/>
-        <w:jc w:val="start"/>
-        <w:rPr/>
-      </w:pPr>
-      <w:r>
-        <w:rPr/>
+          <w:tab w:val="left" w:pos="709"/>
+        </w:tabs>
+        <w:spacing w:before="0" w:after="0"/>
+        <w:ind w:left="709" w:hanging="283"/>
+        <w:jc w:val="start"/>
+      </w:pPr>
+      <w:r>
+        <w:rPr>
+          <w:rFonts w:ascii="Liberation Serif" w:hAnsi="Liberation Serif" w:eastAsia="Songti SC" w:cs="Arial Unicode MS"/>
+          <w:kern w:val="2"/>
+          <w:sz w:val="24"/>
+          <w:szCs w:val="24"/>
+        </w:rPr>
         <w:t xml:space="preserve">Log the error. </w:t>
       </w:r>
     </w:p>
@@ -5147,16 +5977,19 @@
         </w:numPr>
         <w:tabs>
           <w:tab w:val="clear" w:pos="709"/>
-          <w:tab w:val="left" w:pos="709" w:leader="none"/>
-        </w:tabs>
-        <w:bidi w:val="0"/>
-        <w:spacing w:before="0" w:after="0"/>
-        <w:ind w:hanging="283" w:start="709"/>
-        <w:jc w:val="start"/>
-        <w:rPr/>
-      </w:pPr>
-      <w:r>
-        <w:rPr/>
+          <w:tab w:val="left" w:pos="709"/>
+        </w:tabs>
+        <w:spacing w:before="0" w:after="0"/>
+        <w:ind w:left="709" w:hanging="283"/>
+        <w:jc w:val="start"/>
+      </w:pPr>
+      <w:r>
+        <w:rPr>
+          <w:rFonts w:ascii="Liberation Serif" w:hAnsi="Liberation Serif" w:eastAsia="Songti SC" w:cs="Arial Unicode MS"/>
+          <w:kern w:val="2"/>
+          <w:sz w:val="24"/>
+          <w:szCs w:val="24"/>
+        </w:rPr>
         <w:t xml:space="preserve">Notify an administrator. </w:t>
       </w:r>
     </w:p>
@@ -5169,46 +6002,48 @@
         </w:numPr>
         <w:tabs>
           <w:tab w:val="clear" w:pos="709"/>
-          <w:tab w:val="left" w:pos="709" w:leader="none"/>
-        </w:tabs>
-        <w:bidi w:val="0"/>
-        <w:ind w:hanging="283" w:start="709"/>
-        <w:jc w:val="start"/>
-        <w:rPr/>
-      </w:pPr>
-      <w:r>
-        <w:rPr/>
+          <w:tab w:val="left" w:pos="709"/>
+        </w:tabs>
+        <w:ind w:left="709" w:hanging="283"/>
+        <w:jc w:val="start"/>
+      </w:pPr>
+      <w:r>
+        <w:rPr>
+          <w:rFonts w:ascii="Liberation Serif" w:hAnsi="Liberation Serif" w:eastAsia="Songti SC" w:cs="Arial Unicode MS"/>
+          <w:kern w:val="2"/>
+          <w:sz w:val="24"/>
+          <w:szCs w:val="24"/>
+        </w:rPr>
         <w:t xml:space="preserve">Ask the customer to wait. </w:t>
       </w:r>
     </w:p>
     <w:p>
       <w:pPr>
         <w:pStyle w:val="BodyText"/>
-        <w:bidi w:val="0"/>
-        <w:spacing w:lineRule="auto" w:line="276" w:before="0" w:after="140"/>
-        <w:jc w:val="start"/>
-        <w:rPr/>
-      </w:pPr>
-      <w:r>
-        <w:rPr/>
+        <w:spacing w:before="0" w:after="140" w:line="276" w:lineRule="auto"/>
+        <w:jc w:val="start"/>
+      </w:pPr>
+      <w:r>
+        <w:rPr>
+          <w:rFonts w:ascii="Liberation Serif" w:hAnsi="Liberation Serif" w:eastAsia="Songti SC" w:cs="Arial Unicode MS"/>
+          <w:kern w:val="2"/>
+          <w:sz w:val="24"/>
+          <w:szCs w:val="24"/>
+        </w:rPr>
         <w:t>Good systems anticipate failures.</w:t>
       </w:r>
     </w:p>
     <w:p>
       <w:pPr>
         <w:pStyle w:val="HorizontalLine"/>
-        <w:suppressLineNumbers/>
         <w:pBdr>
           <w:bottom w:val="double" w:sz="2" w:space="0" w:color="808080"/>
         </w:pBdr>
-        <w:bidi w:val="0"/>
+        <w:suppressLineNumbers/>
         <w:spacing w:before="0" w:after="283"/>
         <w:jc w:val="start"/>
-        <w:rPr/>
-      </w:pPr>
-      <w:r>
-        <w:rPr/>
-      </w:r>
+      </w:pPr>
+      <w:r/>
     </w:p>
     <w:p>
       <w:pPr>
@@ -5217,52 +6052,66 @@
           <w:ilvl w:val="0"/>
           <w:numId w:val="0"/>
         </w:numPr>
-        <w:bidi w:val="0"/>
         <w:spacing w:before="240" w:after="120"/>
         <w:jc w:val="start"/>
-        <w:rPr/>
-      </w:pPr>
-      <w:r>
-        <w:rPr/>
+      </w:pPr>
+      <w:r>
+        <w:rPr>
+          <w:rFonts w:ascii="Liberation Serif" w:hAnsi="Liberation Serif" w:eastAsia="Songti SC" w:cs="Arial Unicode MS"/>
+          <w:b/>
+          <w:bCs/>
+          <w:kern w:val="2"/>
+          <w:sz w:val="48"/>
+          <w:szCs w:val="48"/>
+        </w:rPr>
         <w:t>5.11 Looking Ahead</w:t>
       </w:r>
     </w:p>
     <w:p>
       <w:pPr>
         <w:pStyle w:val="BodyText"/>
-        <w:bidi w:val="0"/>
-        <w:spacing w:lineRule="auto" w:line="276" w:before="0" w:after="140"/>
-        <w:jc w:val="start"/>
-        <w:rPr/>
-      </w:pPr>
-      <w:r>
-        <w:rPr/>
+        <w:spacing w:before="0" w:after="140" w:line="276" w:lineRule="auto"/>
+        <w:jc w:val="start"/>
+      </w:pPr>
+      <w:r>
+        <w:rPr>
+          <w:rFonts w:ascii="Liberation Serif" w:hAnsi="Liberation Serif" w:eastAsia="Songti SC" w:cs="Arial Unicode MS"/>
+          <w:kern w:val="2"/>
+          <w:sz w:val="24"/>
+          <w:szCs w:val="24"/>
+        </w:rPr>
         <w:t>Right now, our architecture uses one AI agent.</w:t>
       </w:r>
     </w:p>
     <w:p>
       <w:pPr>
         <w:pStyle w:val="BodyText"/>
-        <w:bidi w:val="0"/>
-        <w:spacing w:lineRule="auto" w:line="276" w:before="0" w:after="140"/>
-        <w:jc w:val="start"/>
-        <w:rPr/>
-      </w:pPr>
-      <w:r>
-        <w:rPr/>
+        <w:spacing w:before="0" w:after="140" w:line="276" w:lineRule="auto"/>
+        <w:jc w:val="start"/>
+      </w:pPr>
+      <w:r>
+        <w:rPr>
+          <w:rFonts w:ascii="Liberation Serif" w:hAnsi="Liberation Serif" w:eastAsia="Songti SC" w:cs="Arial Unicode MS"/>
+          <w:kern w:val="2"/>
+          <w:sz w:val="24"/>
+          <w:szCs w:val="24"/>
+        </w:rPr>
         <w:t>Later in the course, we'll evolve it into a multi-agent system.</w:t>
       </w:r>
     </w:p>
     <w:p>
       <w:pPr>
         <w:pStyle w:val="BodyText"/>
-        <w:bidi w:val="0"/>
-        <w:spacing w:lineRule="auto" w:line="276" w:before="0" w:after="140"/>
-        <w:jc w:val="start"/>
-        <w:rPr/>
-      </w:pPr>
-      <w:r>
-        <w:rPr/>
+        <w:spacing w:before="0" w:after="140" w:line="276" w:lineRule="auto"/>
+        <w:jc w:val="start"/>
+      </w:pPr>
+      <w:r>
+        <w:rPr>
+          <w:rFonts w:ascii="Liberation Serif" w:hAnsi="Liberation Serif" w:eastAsia="Songti SC" w:cs="Arial Unicode MS"/>
+          <w:kern w:val="2"/>
+          <w:sz w:val="24"/>
+          <w:szCs w:val="24"/>
+        </w:rPr>
         <w:t>For example:</w:t>
       </w:r>
     </w:p>
@@ -5271,10 +6120,7 @@
         <w:sectPr>
           <w:type w:val="continuous"/>
           <w:pgSz w:w="12240" w:h="15840"/>
-          <w:pgMar w:left="1134" w:right="1134" w:gutter="0" w:header="0" w:top="1134" w:footer="0" w:bottom="1134"/>
-          <w:pgNumType w:fmt="decimal"/>
-          <w:formProt w:val="false"/>
-          <w:textDirection w:val="lrTb"/>
+          <w:pgMar w:top="1134" w:right="1134" w:bottom="1134" w:left="1134" w:header="0" w:footer="0" w:gutter="0"/>
           <w:docGrid w:type="default" w:linePitch="600" w:charSpace="32768"/>
         </w:sectPr>
       </w:pPr>
@@ -5282,31 +6128,96 @@
     <w:p>
       <w:pPr>
         <w:pStyle w:val="PreformattedText"/>
-        <w:bidi w:val="0"/>
-        <w:ind w:hanging="0" w:start="0" w:end="0"/>
-        <w:jc w:val="start"/>
-        <w:rPr/>
+        <w:ind w:left="0" w:right="0" w:hanging="0"/>
+        <w:jc w:val="start"/>
       </w:pPr>
       <w:bookmarkStart w:id="0" w:name="code-block-viewer"/>
+      <w:r>
+        <w:rPr>
+          <w:rStyle w:val="SourceText"/>
+          <w:rFonts w:ascii="Liberation Mono" w:hAnsi="Liberation Mono" w:eastAsia="Liberation Mono" w:cs="Liberation Mono"/>
+          <w:kern w:val="2"/>
+          <w:sz w:val="20"/>
+          <w:szCs w:val="20"/>
+        </w:rPr>
+        <w:t>Facebook Post</w:t>
+      </w:r>
       <w:bookmarkEnd w:id="0"/>
+    </w:p>
+    <w:p>
+      <w:pPr>
+        <w:pStyle w:val="PreformattedText"/>
+        <w:spacing w:before="0" w:after="0"/>
+        <w:jc w:val="start"/>
+      </w:pPr>
       <w:r>
         <w:rPr>
           <w:rStyle w:val="SourceText"/>
-        </w:rPr>
-        <w:t>Facebook Post</w:t>
+          <w:rFonts w:ascii="Liberation Mono" w:hAnsi="Liberation Mono" w:eastAsia="Liberation Mono" w:cs="Liberation Mono"/>
+          <w:kern w:val="2"/>
+          <w:sz w:val="20"/>
+          <w:szCs w:val="20"/>
+        </w:rPr>
+        <w:t xml:space="preserve">      │</w:t>
       </w:r>
     </w:p>
     <w:p>
       <w:pPr>
         <w:pStyle w:val="PreformattedText"/>
-        <w:bidi w:val="0"/>
-        <w:spacing w:before="0" w:after="0"/>
-        <w:jc w:val="start"/>
-        <w:rPr/>
+        <w:spacing w:before="0" w:after="0"/>
+        <w:jc w:val="start"/>
       </w:pPr>
       <w:r>
         <w:rPr>
           <w:rStyle w:val="SourceText"/>
+          <w:rFonts w:ascii="Liberation Mono" w:hAnsi="Liberation Mono" w:eastAsia="Liberation Mono" w:cs="Liberation Mono"/>
+          <w:kern w:val="2"/>
+          <w:sz w:val="20"/>
+          <w:szCs w:val="20"/>
+        </w:rPr>
+        <w:t xml:space="preserve">      ▼</w:t>
+      </w:r>
+    </w:p>
+    <w:p>
+      <w:pPr>
+        <w:pStyle w:val="PreformattedText"/>
+        <w:spacing w:before="0" w:after="0"/>
+        <w:jc w:val="start"/>
+      </w:pPr>
+      <w:r>
+        <w:rPr>
+          <w:rStyle w:val="SourceText"/>
+          <w:rFonts w:ascii="Liberation Mono" w:hAnsi="Liberation Mono" w:eastAsia="Liberation Mono" w:cs="Liberation Mono"/>
+          <w:kern w:val="2"/>
+          <w:sz w:val="20"/>
+          <w:szCs w:val="20"/>
+        </w:rPr>
+        <w:t xml:space="preserve"> </w:t>
+      </w:r>
+      <w:r>
+        <w:rPr>
+          <w:rStyle w:val="SourceText"/>
+          <w:rFonts w:ascii="Liberation Mono" w:hAnsi="Liberation Mono" w:eastAsia="Liberation Mono" w:cs="Liberation Mono"/>
+          <w:kern w:val="2"/>
+          <w:sz w:val="20"/>
+          <w:szCs w:val="20"/>
+        </w:rPr>
+        <w:t>Scout Agent</w:t>
+      </w:r>
+    </w:p>
+    <w:p>
+      <w:pPr>
+        <w:pStyle w:val="PreformattedText"/>
+        <w:spacing w:before="0" w:after="0"/>
+        <w:jc w:val="start"/>
+      </w:pPr>
+      <w:r>
+        <w:rPr>
+          <w:rStyle w:val="SourceText"/>
+          <w:rFonts w:ascii="Liberation Mono" w:hAnsi="Liberation Mono" w:eastAsia="Liberation Mono" w:cs="Liberation Mono"/>
+          <w:kern w:val="2"/>
+          <w:sz w:val="20"/>
+          <w:szCs w:val="20"/>
         </w:rPr>
         <w:t xml:space="preserve">      │</w:t>
       </w:r>
@@ -5314,14 +6225,16 @@
     <w:p>
       <w:pPr>
         <w:pStyle w:val="PreformattedText"/>
-        <w:bidi w:val="0"/>
-        <w:spacing w:before="0" w:after="0"/>
-        <w:jc w:val="start"/>
-        <w:rPr/>
+        <w:spacing w:before="0" w:after="0"/>
+        <w:jc w:val="start"/>
       </w:pPr>
       <w:r>
         <w:rPr>
           <w:rStyle w:val="SourceText"/>
+          <w:rFonts w:ascii="Liberation Mono" w:hAnsi="Liberation Mono" w:eastAsia="Liberation Mono" w:cs="Liberation Mono"/>
+          <w:kern w:val="2"/>
+          <w:sz w:val="20"/>
+          <w:szCs w:val="20"/>
         </w:rPr>
         <w:t xml:space="preserve">      ▼</w:t>
       </w:r>
@@ -5329,35 +6242,84 @@
     <w:p>
       <w:pPr>
         <w:pStyle w:val="PreformattedText"/>
-        <w:bidi w:val="0"/>
-        <w:spacing w:before="0" w:after="0"/>
-        <w:jc w:val="start"/>
-        <w:rPr/>
+        <w:spacing w:before="0" w:after="0"/>
+        <w:jc w:val="start"/>
       </w:pPr>
       <w:r>
         <w:rPr>
           <w:rStyle w:val="SourceText"/>
-        </w:rPr>
-        <w:t xml:space="preserve"> </w:t>
-      </w:r>
+          <w:rFonts w:ascii="Liberation Mono" w:hAnsi="Liberation Mono" w:eastAsia="Liberation Mono" w:cs="Liberation Mono"/>
+          <w:kern w:val="2"/>
+          <w:sz w:val="20"/>
+          <w:szCs w:val="20"/>
+        </w:rPr>
+        <w:t>Booking Analyst Agent</w:t>
+      </w:r>
+    </w:p>
+    <w:p>
+      <w:pPr>
+        <w:pStyle w:val="PreformattedText"/>
+        <w:spacing w:before="0" w:after="0"/>
+        <w:jc w:val="start"/>
+      </w:pPr>
       <w:r>
         <w:rPr>
           <w:rStyle w:val="SourceText"/>
-        </w:rPr>
-        <w:t>Scout Agent</w:t>
+          <w:rFonts w:ascii="Liberation Mono" w:hAnsi="Liberation Mono" w:eastAsia="Liberation Mono" w:cs="Liberation Mono"/>
+          <w:kern w:val="2"/>
+          <w:sz w:val="20"/>
+          <w:szCs w:val="20"/>
+        </w:rPr>
+        <w:t xml:space="preserve">      │</w:t>
       </w:r>
     </w:p>
     <w:p>
       <w:pPr>
         <w:pStyle w:val="PreformattedText"/>
-        <w:bidi w:val="0"/>
-        <w:spacing w:before="0" w:after="0"/>
-        <w:jc w:val="start"/>
-        <w:rPr/>
+        <w:spacing w:before="0" w:after="0"/>
+        <w:jc w:val="start"/>
       </w:pPr>
       <w:r>
         <w:rPr>
           <w:rStyle w:val="SourceText"/>
+          <w:rFonts w:ascii="Liberation Mono" w:hAnsi="Liberation Mono" w:eastAsia="Liberation Mono" w:cs="Liberation Mono"/>
+          <w:kern w:val="2"/>
+          <w:sz w:val="20"/>
+          <w:szCs w:val="20"/>
+        </w:rPr>
+        <w:t xml:space="preserve">      ▼</w:t>
+      </w:r>
+    </w:p>
+    <w:p>
+      <w:pPr>
+        <w:pStyle w:val="PreformattedText"/>
+        <w:spacing w:before="0" w:after="0"/>
+        <w:jc w:val="start"/>
+      </w:pPr>
+      <w:r>
+        <w:rPr>
+          <w:rStyle w:val="SourceText"/>
+          <w:rFonts w:ascii="Liberation Mono" w:hAnsi="Liberation Mono" w:eastAsia="Liberation Mono" w:cs="Liberation Mono"/>
+          <w:kern w:val="2"/>
+          <w:sz w:val="20"/>
+          <w:szCs w:val="20"/>
+        </w:rPr>
+        <w:t>Availability Agent</w:t>
+      </w:r>
+    </w:p>
+    <w:p>
+      <w:pPr>
+        <w:pStyle w:val="PreformattedText"/>
+        <w:spacing w:before="0" w:after="0"/>
+        <w:jc w:val="start"/>
+      </w:pPr>
+      <w:r>
+        <w:rPr>
+          <w:rStyle w:val="SourceText"/>
+          <w:rFonts w:ascii="Liberation Mono" w:hAnsi="Liberation Mono" w:eastAsia="Liberation Mono" w:cs="Liberation Mono"/>
+          <w:kern w:val="2"/>
+          <w:sz w:val="20"/>
+          <w:szCs w:val="20"/>
         </w:rPr>
         <w:t xml:space="preserve">      │</w:t>
       </w:r>
@@ -5365,14 +6327,16 @@
     <w:p>
       <w:pPr>
         <w:pStyle w:val="PreformattedText"/>
-        <w:bidi w:val="0"/>
-        <w:spacing w:before="0" w:after="0"/>
-        <w:jc w:val="start"/>
-        <w:rPr/>
+        <w:spacing w:before="0" w:after="0"/>
+        <w:jc w:val="start"/>
       </w:pPr>
       <w:r>
         <w:rPr>
           <w:rStyle w:val="SourceText"/>
+          <w:rFonts w:ascii="Liberation Mono" w:hAnsi="Liberation Mono" w:eastAsia="Liberation Mono" w:cs="Liberation Mono"/>
+          <w:kern w:val="2"/>
+          <w:sz w:val="20"/>
+          <w:szCs w:val="20"/>
         </w:rPr>
         <w:t xml:space="preserve">      ▼</w:t>
       </w:r>
@@ -5380,29 +6344,33 @@
     <w:p>
       <w:pPr>
         <w:pStyle w:val="PreformattedText"/>
-        <w:bidi w:val="0"/>
-        <w:spacing w:before="0" w:after="0"/>
-        <w:jc w:val="start"/>
-        <w:rPr/>
+        <w:spacing w:before="0" w:after="0"/>
+        <w:jc w:val="start"/>
       </w:pPr>
       <w:r>
         <w:rPr>
           <w:rStyle w:val="SourceText"/>
-        </w:rPr>
-        <w:t>Booking Analyst Agent</w:t>
+          <w:rFonts w:ascii="Liberation Mono" w:hAnsi="Liberation Mono" w:eastAsia="Liberation Mono" w:cs="Liberation Mono"/>
+          <w:kern w:val="2"/>
+          <w:sz w:val="20"/>
+          <w:szCs w:val="20"/>
+        </w:rPr>
+        <w:t>Marketing Agent</w:t>
       </w:r>
     </w:p>
     <w:p>
       <w:pPr>
         <w:pStyle w:val="PreformattedText"/>
-        <w:bidi w:val="0"/>
-        <w:spacing w:before="0" w:after="0"/>
-        <w:jc w:val="start"/>
-        <w:rPr/>
+        <w:spacing w:before="0" w:after="0"/>
+        <w:jc w:val="start"/>
       </w:pPr>
       <w:r>
         <w:rPr>
           <w:rStyle w:val="SourceText"/>
+          <w:rFonts w:ascii="Liberation Mono" w:hAnsi="Liberation Mono" w:eastAsia="Liberation Mono" w:cs="Liberation Mono"/>
+          <w:kern w:val="2"/>
+          <w:sz w:val="20"/>
+          <w:szCs w:val="20"/>
         </w:rPr>
         <w:t xml:space="preserve">      │</w:t>
       </w:r>
@@ -5410,14 +6378,16 @@
     <w:p>
       <w:pPr>
         <w:pStyle w:val="PreformattedText"/>
-        <w:bidi w:val="0"/>
-        <w:spacing w:before="0" w:after="0"/>
-        <w:jc w:val="start"/>
-        <w:rPr/>
+        <w:spacing w:before="0" w:after="0"/>
+        <w:jc w:val="start"/>
       </w:pPr>
       <w:r>
         <w:rPr>
           <w:rStyle w:val="SourceText"/>
+          <w:rFonts w:ascii="Liberation Mono" w:hAnsi="Liberation Mono" w:eastAsia="Liberation Mono" w:cs="Liberation Mono"/>
+          <w:kern w:val="2"/>
+          <w:sz w:val="20"/>
+          <w:szCs w:val="20"/>
         </w:rPr>
         <w:t xml:space="preserve">      ▼</w:t>
       </w:r>
@@ -5425,29 +6395,33 @@
     <w:p>
       <w:pPr>
         <w:pStyle w:val="PreformattedText"/>
-        <w:bidi w:val="0"/>
-        <w:spacing w:before="0" w:after="0"/>
-        <w:jc w:val="start"/>
-        <w:rPr/>
+        <w:spacing w:before="0" w:after="0"/>
+        <w:jc w:val="start"/>
       </w:pPr>
       <w:r>
         <w:rPr>
           <w:rStyle w:val="SourceText"/>
-        </w:rPr>
-        <w:t>Availability Agent</w:t>
+          <w:rFonts w:ascii="Liberation Mono" w:hAnsi="Liberation Mono" w:eastAsia="Liberation Mono" w:cs="Liberation Mono"/>
+          <w:kern w:val="2"/>
+          <w:sz w:val="20"/>
+          <w:szCs w:val="20"/>
+        </w:rPr>
+        <w:t>Supervisor Agent</w:t>
       </w:r>
     </w:p>
     <w:p>
       <w:pPr>
         <w:pStyle w:val="PreformattedText"/>
-        <w:bidi w:val="0"/>
-        <w:spacing w:before="0" w:after="0"/>
-        <w:jc w:val="start"/>
-        <w:rPr/>
+        <w:spacing w:before="0" w:after="0"/>
+        <w:jc w:val="start"/>
       </w:pPr>
       <w:r>
         <w:rPr>
           <w:rStyle w:val="SourceText"/>
+          <w:rFonts w:ascii="Liberation Mono" w:hAnsi="Liberation Mono" w:eastAsia="Liberation Mono" w:cs="Liberation Mono"/>
+          <w:kern w:val="2"/>
+          <w:sz w:val="20"/>
+          <w:szCs w:val="20"/>
         </w:rPr>
         <w:t xml:space="preserve">      │</w:t>
       </w:r>
@@ -5455,14 +6429,16 @@
     <w:p>
       <w:pPr>
         <w:pStyle w:val="PreformattedText"/>
-        <w:bidi w:val="0"/>
-        <w:spacing w:before="0" w:after="0"/>
-        <w:jc w:val="start"/>
-        <w:rPr/>
+        <w:spacing w:before="0" w:after="0"/>
+        <w:jc w:val="start"/>
       </w:pPr>
       <w:r>
         <w:rPr>
           <w:rStyle w:val="SourceText"/>
+          <w:rFonts w:ascii="Liberation Mono" w:hAnsi="Liberation Mono" w:eastAsia="Liberation Mono" w:cs="Liberation Mono"/>
+          <w:kern w:val="2"/>
+          <w:sz w:val="20"/>
+          <w:szCs w:val="20"/>
         </w:rPr>
         <w:t xml:space="preserve">      ▼</w:t>
       </w:r>
@@ -5470,104 +6446,16 @@
     <w:p>
       <w:pPr>
         <w:pStyle w:val="PreformattedText"/>
-        <w:bidi w:val="0"/>
-        <w:spacing w:before="0" w:after="0"/>
-        <w:jc w:val="start"/>
-        <w:rPr/>
+        <w:spacing w:before="0" w:after="283"/>
+        <w:jc w:val="start"/>
       </w:pPr>
       <w:r>
         <w:rPr>
           <w:rStyle w:val="SourceText"/>
-        </w:rPr>
-        <w:t>Marketing Agent</w:t>
-      </w:r>
-    </w:p>
-    <w:p>
-      <w:pPr>
-        <w:pStyle w:val="PreformattedText"/>
-        <w:bidi w:val="0"/>
-        <w:spacing w:before="0" w:after="0"/>
-        <w:jc w:val="start"/>
-        <w:rPr/>
-      </w:pPr>
-      <w:r>
-        <w:rPr>
-          <w:rStyle w:val="SourceText"/>
-        </w:rPr>
-        <w:t xml:space="preserve">      │</w:t>
-      </w:r>
-    </w:p>
-    <w:p>
-      <w:pPr>
-        <w:pStyle w:val="PreformattedText"/>
-        <w:bidi w:val="0"/>
-        <w:spacing w:before="0" w:after="0"/>
-        <w:jc w:val="start"/>
-        <w:rPr/>
-      </w:pPr>
-      <w:r>
-        <w:rPr>
-          <w:rStyle w:val="SourceText"/>
-        </w:rPr>
-        <w:t xml:space="preserve">      ▼</w:t>
-      </w:r>
-    </w:p>
-    <w:p>
-      <w:pPr>
-        <w:pStyle w:val="PreformattedText"/>
-        <w:bidi w:val="0"/>
-        <w:spacing w:before="0" w:after="0"/>
-        <w:jc w:val="start"/>
-        <w:rPr/>
-      </w:pPr>
-      <w:r>
-        <w:rPr>
-          <w:rStyle w:val="SourceText"/>
-        </w:rPr>
-        <w:t>Supervisor Agent</w:t>
-      </w:r>
-    </w:p>
-    <w:p>
-      <w:pPr>
-        <w:pStyle w:val="PreformattedText"/>
-        <w:bidi w:val="0"/>
-        <w:spacing w:before="0" w:after="0"/>
-        <w:jc w:val="start"/>
-        <w:rPr/>
-      </w:pPr>
-      <w:r>
-        <w:rPr>
-          <w:rStyle w:val="SourceText"/>
-        </w:rPr>
-        <w:t xml:space="preserve">      │</w:t>
-      </w:r>
-    </w:p>
-    <w:p>
-      <w:pPr>
-        <w:pStyle w:val="PreformattedText"/>
-        <w:bidi w:val="0"/>
-        <w:spacing w:before="0" w:after="0"/>
-        <w:jc w:val="start"/>
-        <w:rPr/>
-      </w:pPr>
-      <w:r>
-        <w:rPr>
-          <w:rStyle w:val="SourceText"/>
-        </w:rPr>
-        <w:t xml:space="preserve">      ▼</w:t>
-      </w:r>
-    </w:p>
-    <w:p>
-      <w:pPr>
-        <w:pStyle w:val="PreformattedText"/>
-        <w:bidi w:val="0"/>
-        <w:spacing w:before="0" w:after="283"/>
-        <w:jc w:val="start"/>
-        <w:rPr/>
-      </w:pPr>
-      <w:r>
-        <w:rPr>
-          <w:rStyle w:val="SourceText"/>
+          <w:rFonts w:ascii="Liberation Mono" w:hAnsi="Liberation Mono" w:eastAsia="Liberation Mono" w:cs="Liberation Mono"/>
+          <w:kern w:val="2"/>
+          <w:sz w:val="20"/>
+          <w:szCs w:val="20"/>
         </w:rPr>
         <w:t>Facebook Reply</w:t>
       </w:r>
@@ -5577,9 +6465,7 @@
         <w:sectPr>
           <w:type w:val="continuous"/>
           <w:pgSz w:w="12240" w:h="15840"/>
-          <w:pgMar w:left="1134" w:right="1134" w:gutter="0" w:header="0" w:top="1134" w:footer="0" w:bottom="1134"/>
-          <w:formProt w:val="false"/>
-          <w:textDirection w:val="lrTb"/>
+          <w:pgMar w:top="1134" w:right="1134" w:bottom="1134" w:left="1134" w:header="0" w:footer="0" w:gutter="0"/>
           <w:docGrid w:type="default" w:linePitch="600" w:charSpace="32768"/>
         </w:sectPr>
       </w:pPr>
@@ -5587,44 +6473,46 @@
     <w:p>
       <w:pPr>
         <w:pStyle w:val="BodyText"/>
-        <w:bidi w:val="0"/>
-        <w:spacing w:lineRule="auto" w:line="276" w:before="0" w:after="140"/>
-        <w:jc w:val="start"/>
-        <w:rPr/>
-      </w:pPr>
-      <w:r>
-        <w:rPr/>
+        <w:spacing w:before="0" w:after="140" w:line="276" w:lineRule="auto"/>
+        <w:jc w:val="start"/>
+      </w:pPr>
+      <w:r>
+        <w:rPr>
+          <w:rFonts w:ascii="Liberation Serif" w:hAnsi="Liberation Serif" w:eastAsia="Songti SC" w:cs="Arial Unicode MS"/>
+          <w:kern w:val="2"/>
+          <w:sz w:val="24"/>
+          <w:szCs w:val="24"/>
+        </w:rPr>
         <w:t>Each agent has a focused responsibility.</w:t>
       </w:r>
     </w:p>
     <w:p>
       <w:pPr>
         <w:pStyle w:val="BodyText"/>
-        <w:bidi w:val="0"/>
-        <w:spacing w:lineRule="auto" w:line="276" w:before="0" w:after="140"/>
-        <w:jc w:val="start"/>
-        <w:rPr/>
-      </w:pPr>
-      <w:r>
-        <w:rPr/>
+        <w:spacing w:before="0" w:after="140" w:line="276" w:lineRule="auto"/>
+        <w:jc w:val="start"/>
+      </w:pPr>
+      <w:r>
+        <w:rPr>
+          <w:rFonts w:ascii="Liberation Serif" w:hAnsi="Liberation Serif" w:eastAsia="Songti SC" w:cs="Arial Unicode MS"/>
+          <w:kern w:val="2"/>
+          <w:sz w:val="24"/>
+          <w:szCs w:val="24"/>
+        </w:rPr>
         <w:t>This mirrors patterns increasingly used in enterprise AI systems.</w:t>
       </w:r>
     </w:p>
     <w:p>
       <w:pPr>
         <w:pStyle w:val="HorizontalLine"/>
-        <w:suppressLineNumbers/>
         <w:pBdr>
           <w:bottom w:val="double" w:sz="2" w:space="0" w:color="808080"/>
         </w:pBdr>
-        <w:bidi w:val="0"/>
+        <w:suppressLineNumbers/>
         <w:spacing w:before="0" w:after="283"/>
         <w:jc w:val="start"/>
-        <w:rPr/>
-      </w:pPr>
-      <w:r>
-        <w:rPr/>
-      </w:r>
+      </w:pPr>
+      <w:r/>
     </w:p>
     <w:p>
       <w:pPr>
@@ -5633,13 +6521,18 @@
           <w:ilvl w:val="0"/>
           <w:numId w:val="0"/>
         </w:numPr>
-        <w:bidi w:val="0"/>
         <w:spacing w:before="240" w:after="120"/>
         <w:jc w:val="start"/>
-        <w:rPr/>
-      </w:pPr>
-      <w:r>
-        <w:rPr/>
+      </w:pPr>
+      <w:r>
+        <w:rPr>
+          <w:rFonts w:ascii="Liberation Serif" w:hAnsi="Liberation Serif" w:eastAsia="Songti SC" w:cs="Arial Unicode MS"/>
+          <w:b/>
+          <w:bCs/>
+          <w:kern w:val="2"/>
+          <w:sz w:val="48"/>
+          <w:szCs w:val="48"/>
+        </w:rPr>
         <w:t>Knowledge Check</w:t>
       </w:r>
     </w:p>
@@ -5650,13 +6543,18 @@
           <w:ilvl w:val="0"/>
           <w:numId w:val="0"/>
         </w:numPr>
-        <w:bidi w:val="0"/>
         <w:spacing w:before="140" w:after="120"/>
         <w:jc w:val="start"/>
-        <w:rPr/>
-      </w:pPr>
-      <w:r>
-        <w:rPr/>
+      </w:pPr>
+      <w:r>
+        <w:rPr>
+          <w:rFonts w:ascii="Liberation Serif" w:hAnsi="Liberation Serif" w:eastAsia="Songti SC" w:cs="Arial Unicode MS"/>
+          <w:b/>
+          <w:bCs/>
+          <w:kern w:val="2"/>
+          <w:sz w:val="28"/>
+          <w:szCs w:val="28"/>
+        </w:rPr>
         <w:t>Questions</w:t>
       </w:r>
     </w:p>
@@ -5669,16 +6567,19 @@
         </w:numPr>
         <w:tabs>
           <w:tab w:val="clear" w:pos="709"/>
-          <w:tab w:val="left" w:pos="709" w:leader="none"/>
-        </w:tabs>
-        <w:bidi w:val="0"/>
-        <w:spacing w:before="0" w:after="0"/>
-        <w:ind w:hanging="283" w:start="709"/>
-        <w:jc w:val="start"/>
-        <w:rPr/>
-      </w:pPr>
-      <w:r>
-        <w:rPr/>
+          <w:tab w:val="left" w:pos="709"/>
+        </w:tabs>
+        <w:spacing w:before="0" w:after="0"/>
+        <w:ind w:left="709" w:hanging="283"/>
+        <w:jc w:val="start"/>
+      </w:pPr>
+      <w:r>
+        <w:rPr>
+          <w:rFonts w:ascii="Liberation Serif" w:hAnsi="Liberation Serif" w:eastAsia="Songti SC" w:cs="Arial Unicode MS"/>
+          <w:kern w:val="2"/>
+          <w:sz w:val="24"/>
+          <w:szCs w:val="24"/>
+        </w:rPr>
         <w:t xml:space="preserve">Why did we choose a serverless architecture instead of a continuously running server? </w:t>
       </w:r>
     </w:p>
@@ -5691,16 +6592,19 @@
         </w:numPr>
         <w:tabs>
           <w:tab w:val="clear" w:pos="709"/>
-          <w:tab w:val="left" w:pos="709" w:leader="none"/>
-        </w:tabs>
-        <w:bidi w:val="0"/>
-        <w:spacing w:before="0" w:after="0"/>
-        <w:ind w:hanging="283" w:start="709"/>
-        <w:jc w:val="start"/>
-        <w:rPr/>
-      </w:pPr>
-      <w:r>
-        <w:rPr/>
+          <w:tab w:val="left" w:pos="709"/>
+        </w:tabs>
+        <w:spacing w:before="0" w:after="0"/>
+        <w:ind w:left="709" w:hanging="283"/>
+        <w:jc w:val="start"/>
+      </w:pPr>
+      <w:r>
+        <w:rPr>
+          <w:rFonts w:ascii="Liberation Serif" w:hAnsi="Liberation Serif" w:eastAsia="Songti SC" w:cs="Arial Unicode MS"/>
+          <w:kern w:val="2"/>
+          <w:sz w:val="24"/>
+          <w:szCs w:val="24"/>
+        </w:rPr>
         <w:t xml:space="preserve">What is the responsibility of EventBridge? </w:t>
       </w:r>
     </w:p>
@@ -5713,16 +6617,19 @@
         </w:numPr>
         <w:tabs>
           <w:tab w:val="clear" w:pos="709"/>
-          <w:tab w:val="left" w:pos="709" w:leader="none"/>
-        </w:tabs>
-        <w:bidi w:val="0"/>
-        <w:spacing w:before="0" w:after="0"/>
-        <w:ind w:hanging="283" w:start="709"/>
-        <w:jc w:val="start"/>
-        <w:rPr/>
-      </w:pPr>
-      <w:r>
-        <w:rPr/>
+          <w:tab w:val="left" w:pos="709"/>
+        </w:tabs>
+        <w:spacing w:before="0" w:after="0"/>
+        <w:ind w:left="709" w:hanging="283"/>
+        <w:jc w:val="start"/>
+      </w:pPr>
+      <w:r>
+        <w:rPr>
+          <w:rFonts w:ascii="Liberation Serif" w:hAnsi="Liberation Serif" w:eastAsia="Songti SC" w:cs="Arial Unicode MS"/>
+          <w:kern w:val="2"/>
+          <w:sz w:val="24"/>
+          <w:szCs w:val="24"/>
+        </w:rPr>
         <w:t xml:space="preserve">Why shouldn't Lambda generate the marketing reply? </w:t>
       </w:r>
     </w:p>
@@ -5735,16 +6642,19 @@
         </w:numPr>
         <w:tabs>
           <w:tab w:val="clear" w:pos="709"/>
-          <w:tab w:val="left" w:pos="709" w:leader="none"/>
-        </w:tabs>
-        <w:bidi w:val="0"/>
-        <w:spacing w:before="0" w:after="0"/>
-        <w:ind w:hanging="283" w:start="709"/>
-        <w:jc w:val="start"/>
-        <w:rPr/>
-      </w:pPr>
-      <w:r>
-        <w:rPr/>
+          <w:tab w:val="left" w:pos="709"/>
+        </w:tabs>
+        <w:spacing w:before="0" w:after="0"/>
+        <w:ind w:left="709" w:hanging="283"/>
+        <w:jc w:val="start"/>
+      </w:pPr>
+      <w:r>
+        <w:rPr>
+          <w:rFonts w:ascii="Liberation Serif" w:hAnsi="Liberation Serif" w:eastAsia="Songti SC" w:cs="Arial Unicode MS"/>
+          <w:kern w:val="2"/>
+          <w:sz w:val="24"/>
+          <w:szCs w:val="24"/>
+        </w:rPr>
         <w:t xml:space="preserve">Why do we separate the calendar tool from the LLM? </w:t>
       </w:r>
     </w:p>
@@ -5757,16 +6667,19 @@
         </w:numPr>
         <w:tabs>
           <w:tab w:val="clear" w:pos="709"/>
-          <w:tab w:val="left" w:pos="709" w:leader="none"/>
-        </w:tabs>
-        <w:bidi w:val="0"/>
-        <w:spacing w:before="0" w:after="0"/>
-        <w:ind w:hanging="283" w:start="709"/>
-        <w:jc w:val="start"/>
-        <w:rPr/>
-      </w:pPr>
-      <w:r>
-        <w:rPr/>
+          <w:tab w:val="left" w:pos="709"/>
+        </w:tabs>
+        <w:spacing w:before="0" w:after="0"/>
+        <w:ind w:left="709" w:hanging="283"/>
+        <w:jc w:val="start"/>
+      </w:pPr>
+      <w:r>
+        <w:rPr>
+          <w:rFonts w:ascii="Liberation Serif" w:hAnsi="Liberation Serif" w:eastAsia="Songti SC" w:cs="Arial Unicode MS"/>
+          <w:kern w:val="2"/>
+          <w:sz w:val="24"/>
+          <w:szCs w:val="24"/>
+        </w:rPr>
         <w:t xml:space="preserve">What information belongs in the knowledge base? </w:t>
       </w:r>
     </w:p>
@@ -5779,16 +6692,19 @@
         </w:numPr>
         <w:tabs>
           <w:tab w:val="clear" w:pos="709"/>
-          <w:tab w:val="left" w:pos="709" w:leader="none"/>
-        </w:tabs>
-        <w:bidi w:val="0"/>
-        <w:spacing w:before="0" w:after="0"/>
-        <w:ind w:hanging="283" w:start="709"/>
-        <w:jc w:val="start"/>
-        <w:rPr/>
-      </w:pPr>
-      <w:r>
-        <w:rPr/>
+          <w:tab w:val="left" w:pos="709"/>
+        </w:tabs>
+        <w:spacing w:before="0" w:after="0"/>
+        <w:ind w:left="709" w:hanging="283"/>
+        <w:jc w:val="start"/>
+      </w:pPr>
+      <w:r>
+        <w:rPr>
+          <w:rFonts w:ascii="Liberation Serif" w:hAnsi="Liberation Serif" w:eastAsia="Songti SC" w:cs="Arial Unicode MS"/>
+          <w:kern w:val="2"/>
+          <w:sz w:val="24"/>
+          <w:szCs w:val="24"/>
+        </w:rPr>
         <w:t xml:space="preserve">Give one example of a business rule. </w:t>
       </w:r>
     </w:p>
@@ -5801,33 +6717,32 @@
         </w:numPr>
         <w:tabs>
           <w:tab w:val="clear" w:pos="709"/>
-          <w:tab w:val="left" w:pos="709" w:leader="none"/>
-        </w:tabs>
-        <w:bidi w:val="0"/>
-        <w:ind w:hanging="283" w:start="709"/>
-        <w:jc w:val="start"/>
-        <w:rPr/>
-      </w:pPr>
-      <w:r>
-        <w:rPr/>
+          <w:tab w:val="left" w:pos="709"/>
+        </w:tabs>
+        <w:ind w:left="709" w:hanging="283"/>
+        <w:jc w:val="start"/>
+      </w:pPr>
+      <w:r>
+        <w:rPr>
+          <w:rFonts w:ascii="Liberation Serif" w:hAnsi="Liberation Serif" w:eastAsia="Songti SC" w:cs="Arial Unicode MS"/>
+          <w:kern w:val="2"/>
+          <w:sz w:val="24"/>
+          <w:szCs w:val="24"/>
+        </w:rPr>
         <w:t xml:space="preserve">What architectural principle helps us replace one component without redesigning the whole system? </w:t>
       </w:r>
     </w:p>
     <w:p>
       <w:pPr>
         <w:pStyle w:val="HorizontalLine"/>
-        <w:suppressLineNumbers/>
         <w:pBdr>
           <w:bottom w:val="double" w:sz="2" w:space="0" w:color="808080"/>
         </w:pBdr>
-        <w:bidi w:val="0"/>
+        <w:suppressLineNumbers/>
         <w:spacing w:before="0" w:after="283"/>
         <w:jc w:val="start"/>
-        <w:rPr/>
-      </w:pPr>
-      <w:r>
-        <w:rPr/>
-      </w:r>
+      </w:pPr>
+      <w:r/>
     </w:p>
     <w:p>
       <w:pPr>
@@ -5836,13 +6751,18 @@
           <w:ilvl w:val="0"/>
           <w:numId w:val="0"/>
         </w:numPr>
-        <w:bidi w:val="0"/>
         <w:spacing w:before="240" w:after="120"/>
         <w:jc w:val="start"/>
-        <w:rPr/>
-      </w:pPr>
-      <w:r>
-        <w:rPr/>
+      </w:pPr>
+      <w:r>
+        <w:rPr>
+          <w:rFonts w:ascii="Liberation Serif" w:hAnsi="Liberation Serif" w:eastAsia="Songti SC" w:cs="Arial Unicode MS"/>
+          <w:b/>
+          <w:bCs/>
+          <w:kern w:val="2"/>
+          <w:sz w:val="48"/>
+          <w:szCs w:val="48"/>
+        </w:rPr>
         <w:t>Answers</w:t>
       </w:r>
     </w:p>
@@ -5855,16 +6775,19 @@
         </w:numPr>
         <w:tabs>
           <w:tab w:val="clear" w:pos="709"/>
-          <w:tab w:val="left" w:pos="709" w:leader="none"/>
-        </w:tabs>
-        <w:bidi w:val="0"/>
-        <w:spacing w:before="0" w:after="0"/>
-        <w:ind w:hanging="283" w:start="709"/>
-        <w:jc w:val="start"/>
-        <w:rPr/>
-      </w:pPr>
-      <w:r>
-        <w:rPr/>
+          <w:tab w:val="left" w:pos="709"/>
+        </w:tabs>
+        <w:spacing w:before="0" w:after="0"/>
+        <w:ind w:left="709" w:hanging="283"/>
+        <w:jc w:val="start"/>
+      </w:pPr>
+      <w:r>
+        <w:rPr>
+          <w:rFonts w:ascii="Liberation Serif" w:hAnsi="Liberation Serif" w:eastAsia="Songti SC" w:cs="Arial Unicode MS"/>
+          <w:kern w:val="2"/>
+          <w:sz w:val="24"/>
+          <w:szCs w:val="24"/>
+        </w:rPr>
         <w:t xml:space="preserve">It is more cost-effective, scales well, and only runs when needed. </w:t>
       </w:r>
     </w:p>
@@ -5877,16 +6800,19 @@
         </w:numPr>
         <w:tabs>
           <w:tab w:val="clear" w:pos="709"/>
-          <w:tab w:val="left" w:pos="709" w:leader="none"/>
-        </w:tabs>
-        <w:bidi w:val="0"/>
-        <w:spacing w:before="0" w:after="0"/>
-        <w:ind w:hanging="283" w:start="709"/>
-        <w:jc w:val="start"/>
-        <w:rPr/>
-      </w:pPr>
-      <w:r>
-        <w:rPr/>
+          <w:tab w:val="left" w:pos="709"/>
+        </w:tabs>
+        <w:spacing w:before="0" w:after="0"/>
+        <w:ind w:left="709" w:hanging="283"/>
+        <w:jc w:val="start"/>
+      </w:pPr>
+      <w:r>
+        <w:rPr>
+          <w:rFonts w:ascii="Liberation Serif" w:hAnsi="Liberation Serif" w:eastAsia="Songti SC" w:cs="Arial Unicode MS"/>
+          <w:kern w:val="2"/>
+          <w:sz w:val="24"/>
+          <w:szCs w:val="24"/>
+        </w:rPr>
         <w:t xml:space="preserve">To trigger the workflow every three minutes. </w:t>
       </w:r>
     </w:p>
@@ -5899,16 +6825,19 @@
         </w:numPr>
         <w:tabs>
           <w:tab w:val="clear" w:pos="709"/>
-          <w:tab w:val="left" w:pos="709" w:leader="none"/>
-        </w:tabs>
-        <w:bidi w:val="0"/>
-        <w:spacing w:before="0" w:after="0"/>
-        <w:ind w:hanging="283" w:start="709"/>
-        <w:jc w:val="start"/>
-        <w:rPr/>
-      </w:pPr>
-      <w:r>
-        <w:rPr/>
+          <w:tab w:val="left" w:pos="709"/>
+        </w:tabs>
+        <w:spacing w:before="0" w:after="0"/>
+        <w:ind w:left="709" w:hanging="283"/>
+        <w:jc w:val="start"/>
+      </w:pPr>
+      <w:r>
+        <w:rPr>
+          <w:rFonts w:ascii="Liberation Serif" w:hAnsi="Liberation Serif" w:eastAsia="Songti SC" w:cs="Arial Unicode MS"/>
+          <w:kern w:val="2"/>
+          <w:sz w:val="24"/>
+          <w:szCs w:val="24"/>
+        </w:rPr>
         <w:t xml:space="preserve">Because Lambda handles orchestration and infrastructure, while the AI agent specializes in reasoning and content generation. </w:t>
       </w:r>
     </w:p>
@@ -5921,16 +6850,19 @@
         </w:numPr>
         <w:tabs>
           <w:tab w:val="clear" w:pos="709"/>
-          <w:tab w:val="left" w:pos="709" w:leader="none"/>
-        </w:tabs>
-        <w:bidi w:val="0"/>
-        <w:spacing w:before="0" w:after="0"/>
-        <w:ind w:hanging="283" w:start="709"/>
-        <w:jc w:val="start"/>
-        <w:rPr/>
-      </w:pPr>
-      <w:r>
-        <w:rPr/>
+          <w:tab w:val="left" w:pos="709"/>
+        </w:tabs>
+        <w:spacing w:before="0" w:after="0"/>
+        <w:ind w:left="709" w:hanging="283"/>
+        <w:jc w:val="start"/>
+      </w:pPr>
+      <w:r>
+        <w:rPr>
+          <w:rFonts w:ascii="Liberation Serif" w:hAnsi="Liberation Serif" w:eastAsia="Songti SC" w:cs="Arial Unicode MS"/>
+          <w:kern w:val="2"/>
+          <w:sz w:val="24"/>
+          <w:szCs w:val="24"/>
+        </w:rPr>
         <w:t xml:space="preserve">Calendar availability is real-time operational data, not something the model knows inherently. </w:t>
       </w:r>
     </w:p>
@@ -5943,16 +6875,19 @@
         </w:numPr>
         <w:tabs>
           <w:tab w:val="clear" w:pos="709"/>
-          <w:tab w:val="left" w:pos="709" w:leader="none"/>
-        </w:tabs>
-        <w:bidi w:val="0"/>
-        <w:spacing w:before="0" w:after="0"/>
-        <w:ind w:hanging="283" w:start="709"/>
-        <w:jc w:val="start"/>
-        <w:rPr/>
-      </w:pPr>
-      <w:r>
-        <w:rPr/>
+          <w:tab w:val="left" w:pos="709"/>
+        </w:tabs>
+        <w:spacing w:before="0" w:after="0"/>
+        <w:ind w:left="709" w:hanging="283"/>
+        <w:jc w:val="start"/>
+      </w:pPr>
+      <w:r>
+        <w:rPr>
+          <w:rFonts w:ascii="Liberation Serif" w:hAnsi="Liberation Serif" w:eastAsia="Songti SC" w:cs="Arial Unicode MS"/>
+          <w:kern w:val="2"/>
+          <w:sz w:val="24"/>
+          <w:szCs w:val="24"/>
+        </w:rPr>
         <w:t xml:space="preserve">Property descriptions, amenities, FAQs, house rules, check-in instructions, and other relatively stable information. </w:t>
       </w:r>
     </w:p>
@@ -5965,16 +6900,19 @@
         </w:numPr>
         <w:tabs>
           <w:tab w:val="clear" w:pos="709"/>
-          <w:tab w:val="left" w:pos="709" w:leader="none"/>
-        </w:tabs>
-        <w:bidi w:val="0"/>
-        <w:spacing w:before="0" w:after="0"/>
-        <w:ind w:hanging="283" w:start="709"/>
-        <w:jc w:val="start"/>
-        <w:rPr/>
-      </w:pPr>
-      <w:r>
-        <w:rPr/>
+          <w:tab w:val="left" w:pos="709"/>
+        </w:tabs>
+        <w:spacing w:before="0" w:after="0"/>
+        <w:ind w:left="709" w:hanging="283"/>
+        <w:jc w:val="start"/>
+      </w:pPr>
+      <w:r>
+        <w:rPr>
+          <w:rFonts w:ascii="Liberation Serif" w:hAnsi="Liberation Serif" w:eastAsia="Songti SC" w:cs="Arial Unicode MS"/>
+          <w:kern w:val="2"/>
+          <w:sz w:val="24"/>
+          <w:szCs w:val="24"/>
+        </w:rPr>
         <w:t xml:space="preserve">Examples include "Never advertise unavailable dates" or "Do not reply twice to the same Facebook post." </w:t>
       </w:r>
     </w:p>
@@ -5987,33 +6925,32 @@
         </w:numPr>
         <w:tabs>
           <w:tab w:val="clear" w:pos="709"/>
-          <w:tab w:val="left" w:pos="709" w:leader="none"/>
-        </w:tabs>
-        <w:bidi w:val="0"/>
-        <w:ind w:hanging="283" w:start="709"/>
-        <w:jc w:val="start"/>
-        <w:rPr/>
-      </w:pPr>
-      <w:r>
-        <w:rPr/>
+          <w:tab w:val="left" w:pos="709"/>
+        </w:tabs>
+        <w:ind w:left="709" w:hanging="283"/>
+        <w:jc w:val="start"/>
+      </w:pPr>
+      <w:r>
+        <w:rPr>
+          <w:rFonts w:ascii="Liberation Serif" w:hAnsi="Liberation Serif" w:eastAsia="Songti SC" w:cs="Arial Unicode MS"/>
+          <w:kern w:val="2"/>
+          <w:sz w:val="24"/>
+          <w:szCs w:val="24"/>
+        </w:rPr>
         <w:t xml:space="preserve">Loose coupling. </w:t>
       </w:r>
     </w:p>
     <w:p>
       <w:pPr>
         <w:pStyle w:val="HorizontalLine"/>
-        <w:suppressLineNumbers/>
         <w:pBdr>
           <w:bottom w:val="double" w:sz="2" w:space="0" w:color="808080"/>
         </w:pBdr>
-        <w:bidi w:val="0"/>
+        <w:suppressLineNumbers/>
         <w:spacing w:before="0" w:after="283"/>
         <w:jc w:val="start"/>
-        <w:rPr/>
-      </w:pPr>
-      <w:r>
-        <w:rPr/>
-      </w:r>
+      </w:pPr>
+      <w:r/>
     </w:p>
     <w:p>
       <w:pPr>
@@ -6022,39 +6959,50 @@
           <w:ilvl w:val="0"/>
           <w:numId w:val="0"/>
         </w:numPr>
-        <w:bidi w:val="0"/>
         <w:spacing w:before="240" w:after="120"/>
         <w:jc w:val="start"/>
-        <w:rPr/>
-      </w:pPr>
-      <w:r>
-        <w:rPr/>
+      </w:pPr>
+      <w:r>
+        <w:rPr>
+          <w:rFonts w:ascii="Liberation Serif" w:hAnsi="Liberation Serif" w:eastAsia="Songti SC" w:cs="Arial Unicode MS"/>
+          <w:b/>
+          <w:bCs/>
+          <w:kern w:val="2"/>
+          <w:sz w:val="48"/>
+          <w:szCs w:val="48"/>
+        </w:rPr>
         <w:t>Chapter Summary</w:t>
       </w:r>
     </w:p>
     <w:p>
       <w:pPr>
         <w:pStyle w:val="BodyText"/>
-        <w:bidi w:val="0"/>
-        <w:spacing w:lineRule="auto" w:line="276" w:before="0" w:after="140"/>
-        <w:jc w:val="start"/>
-        <w:rPr/>
-      </w:pPr>
-      <w:r>
-        <w:rPr/>
+        <w:spacing w:before="0" w:after="140" w:line="276" w:lineRule="auto"/>
+        <w:jc w:val="start"/>
+      </w:pPr>
+      <w:r>
+        <w:rPr>
+          <w:rFonts w:ascii="Liberation Serif" w:hAnsi="Liberation Serif" w:eastAsia="Songti SC" w:cs="Arial Unicode MS"/>
+          <w:kern w:val="2"/>
+          <w:sz w:val="24"/>
+          <w:szCs w:val="24"/>
+        </w:rPr>
         <w:t>In this chapter, we transformed a business idea into a complete system architecture.</w:t>
       </w:r>
     </w:p>
     <w:p>
       <w:pPr>
         <w:pStyle w:val="BodyText"/>
-        <w:bidi w:val="0"/>
-        <w:spacing w:lineRule="auto" w:line="276" w:before="0" w:after="140"/>
-        <w:jc w:val="start"/>
-        <w:rPr/>
-      </w:pPr>
-      <w:r>
-        <w:rPr/>
+        <w:spacing w:before="0" w:after="140" w:line="276" w:lineRule="auto"/>
+        <w:jc w:val="start"/>
+      </w:pPr>
+      <w:r>
+        <w:rPr>
+          <w:rFonts w:ascii="Liberation Serif" w:hAnsi="Liberation Serif" w:eastAsia="Songti SC" w:cs="Arial Unicode MS"/>
+          <w:kern w:val="2"/>
+          <w:sz w:val="24"/>
+          <w:szCs w:val="24"/>
+        </w:rPr>
         <w:t>You learned that:</w:t>
       </w:r>
     </w:p>
@@ -6067,16 +7015,19 @@
         </w:numPr>
         <w:tabs>
           <w:tab w:val="clear" w:pos="709"/>
-          <w:tab w:val="left" w:pos="709" w:leader="none"/>
-        </w:tabs>
-        <w:bidi w:val="0"/>
-        <w:spacing w:before="0" w:after="0"/>
-        <w:ind w:hanging="283" w:start="709"/>
-        <w:jc w:val="start"/>
-        <w:rPr/>
-      </w:pPr>
-      <w:r>
-        <w:rPr/>
+          <w:tab w:val="left" w:pos="709"/>
+        </w:tabs>
+        <w:spacing w:before="0" w:after="0"/>
+        <w:ind w:left="709" w:hanging="283"/>
+        <w:jc w:val="start"/>
+      </w:pPr>
+      <w:r>
+        <w:rPr>
+          <w:rFonts w:ascii="Liberation Serif" w:hAnsi="Liberation Serif" w:eastAsia="Songti SC" w:cs="Arial Unicode MS"/>
+          <w:kern w:val="2"/>
+          <w:sz w:val="24"/>
+          <w:szCs w:val="24"/>
+        </w:rPr>
         <w:t xml:space="preserve">Architecture starts with business requirements, not AWS services. </w:t>
       </w:r>
     </w:p>
@@ -6089,16 +7040,19 @@
         </w:numPr>
         <w:tabs>
           <w:tab w:val="clear" w:pos="709"/>
-          <w:tab w:val="left" w:pos="709" w:leader="none"/>
-        </w:tabs>
-        <w:bidi w:val="0"/>
-        <w:spacing w:before="0" w:after="0"/>
-        <w:ind w:hanging="283" w:start="709"/>
-        <w:jc w:val="start"/>
-        <w:rPr/>
-      </w:pPr>
-      <w:r>
-        <w:rPr/>
+          <w:tab w:val="left" w:pos="709"/>
+        </w:tabs>
+        <w:spacing w:before="0" w:after="0"/>
+        <w:ind w:left="709" w:hanging="283"/>
+        <w:jc w:val="start"/>
+      </w:pPr>
+      <w:r>
+        <w:rPr>
+          <w:rFonts w:ascii="Liberation Serif" w:hAnsi="Liberation Serif" w:eastAsia="Songti SC" w:cs="Arial Unicode MS"/>
+          <w:kern w:val="2"/>
+          <w:sz w:val="24"/>
+          <w:szCs w:val="24"/>
+        </w:rPr>
         <w:t xml:space="preserve">Event-driven systems are a natural fit for this project. </w:t>
       </w:r>
     </w:p>
@@ -6111,16 +7065,19 @@
         </w:numPr>
         <w:tabs>
           <w:tab w:val="clear" w:pos="709"/>
-          <w:tab w:val="left" w:pos="709" w:leader="none"/>
-        </w:tabs>
-        <w:bidi w:val="0"/>
-        <w:spacing w:before="0" w:after="0"/>
-        <w:ind w:hanging="283" w:start="709"/>
-        <w:jc w:val="start"/>
-        <w:rPr/>
-      </w:pPr>
-      <w:r>
-        <w:rPr/>
+          <w:tab w:val="left" w:pos="709"/>
+        </w:tabs>
+        <w:spacing w:before="0" w:after="0"/>
+        <w:ind w:left="709" w:hanging="283"/>
+        <w:jc w:val="start"/>
+      </w:pPr>
+      <w:r>
+        <w:rPr>
+          <w:rFonts w:ascii="Liberation Serif" w:hAnsi="Liberation Serif" w:eastAsia="Songti SC" w:cs="Arial Unicode MS"/>
+          <w:kern w:val="2"/>
+          <w:sz w:val="24"/>
+          <w:szCs w:val="24"/>
+        </w:rPr>
         <w:t xml:space="preserve">Each component should have a single responsibility. </w:t>
       </w:r>
     </w:p>
@@ -6133,16 +7090,19 @@
         </w:numPr>
         <w:tabs>
           <w:tab w:val="clear" w:pos="709"/>
-          <w:tab w:val="left" w:pos="709" w:leader="none"/>
-        </w:tabs>
-        <w:bidi w:val="0"/>
-        <w:spacing w:before="0" w:after="0"/>
-        <w:ind w:hanging="283" w:start="709"/>
-        <w:jc w:val="start"/>
-        <w:rPr/>
-      </w:pPr>
-      <w:r>
-        <w:rPr/>
+          <w:tab w:val="left" w:pos="709"/>
+        </w:tabs>
+        <w:spacing w:before="0" w:after="0"/>
+        <w:ind w:left="709" w:hanging="283"/>
+        <w:jc w:val="start"/>
+      </w:pPr>
+      <w:r>
+        <w:rPr>
+          <w:rFonts w:ascii="Liberation Serif" w:hAnsi="Liberation Serif" w:eastAsia="Songti SC" w:cs="Arial Unicode MS"/>
+          <w:kern w:val="2"/>
+          <w:sz w:val="24"/>
+          <w:szCs w:val="24"/>
+        </w:rPr>
         <w:t xml:space="preserve">AI is one part of a broader software system that includes scheduling, orchestration, storage, monitoring, and external integrations. </w:t>
       </w:r>
     </w:p>
@@ -6155,46 +7115,48 @@
         </w:numPr>
         <w:tabs>
           <w:tab w:val="clear" w:pos="709"/>
-          <w:tab w:val="left" w:pos="709" w:leader="none"/>
-        </w:tabs>
-        <w:bidi w:val="0"/>
-        <w:ind w:hanging="283" w:start="709"/>
-        <w:jc w:val="start"/>
-        <w:rPr/>
-      </w:pPr>
-      <w:r>
-        <w:rPr/>
+          <w:tab w:val="left" w:pos="709"/>
+        </w:tabs>
+        <w:ind w:left="709" w:hanging="283"/>
+        <w:jc w:val="start"/>
+      </w:pPr>
+      <w:r>
+        <w:rPr>
+          <w:rFonts w:ascii="Liberation Serif" w:hAnsi="Liberation Serif" w:eastAsia="Songti SC" w:cs="Arial Unicode MS"/>
+          <w:kern w:val="2"/>
+          <w:sz w:val="24"/>
+          <w:szCs w:val="24"/>
+        </w:rPr>
         <w:t xml:space="preserve">Good architecture anticipates growth, change, and failure. </w:t>
       </w:r>
     </w:p>
     <w:p>
       <w:pPr>
         <w:pStyle w:val="BodyText"/>
-        <w:bidi w:val="0"/>
-        <w:spacing w:lineRule="auto" w:line="276" w:before="0" w:after="140"/>
-        <w:jc w:val="start"/>
-        <w:rPr/>
-      </w:pPr>
-      <w:r>
-        <w:rPr/>
+        <w:spacing w:before="0" w:after="140" w:line="276" w:lineRule="auto"/>
+        <w:jc w:val="start"/>
+      </w:pPr>
+      <w:r>
+        <w:rPr>
+          <w:rFonts w:ascii="Liberation Serif" w:hAnsi="Liberation Serif" w:eastAsia="Songti SC" w:cs="Arial Unicode MS"/>
+          <w:kern w:val="2"/>
+          <w:sz w:val="24"/>
+          <w:szCs w:val="24"/>
+        </w:rPr>
         <w:t>This architectural mindset will guide every implementation decision we make from this point onward.</w:t>
       </w:r>
     </w:p>
     <w:p>
       <w:pPr>
         <w:pStyle w:val="HorizontalLine"/>
-        <w:suppressLineNumbers/>
         <w:pBdr>
           <w:bottom w:val="double" w:sz="2" w:space="0" w:color="808080"/>
         </w:pBdr>
-        <w:bidi w:val="0"/>
+        <w:suppressLineNumbers/>
         <w:spacing w:before="0" w:after="283"/>
         <w:jc w:val="start"/>
-        <w:rPr/>
-      </w:pPr>
-      <w:r>
-        <w:rPr/>
-      </w:r>
+      </w:pPr>
+      <w:r/>
     </w:p>
     <w:p>
       <w:pPr>
@@ -6203,39 +7165,50 @@
           <w:ilvl w:val="0"/>
           <w:numId w:val="0"/>
         </w:numPr>
-        <w:bidi w:val="0"/>
         <w:spacing w:before="240" w:after="120"/>
         <w:jc w:val="start"/>
-        <w:rPr/>
-      </w:pPr>
-      <w:r>
-        <w:rPr/>
+      </w:pPr>
+      <w:r>
+        <w:rPr>
+          <w:rFonts w:ascii="Liberation Serif" w:hAnsi="Liberation Serif" w:eastAsia="Songti SC" w:cs="Arial Unicode MS"/>
+          <w:b/>
+          <w:bCs/>
+          <w:kern w:val="2"/>
+          <w:sz w:val="48"/>
+          <w:szCs w:val="48"/>
+        </w:rPr>
         <w:t>Coming Up in Chapter 6</w:t>
       </w:r>
     </w:p>
     <w:p>
       <w:pPr>
         <w:pStyle w:val="BodyText"/>
-        <w:bidi w:val="0"/>
-        <w:spacing w:lineRule="auto" w:line="276" w:before="0" w:after="140"/>
-        <w:jc w:val="start"/>
-        <w:rPr/>
-      </w:pPr>
-      <w:r>
-        <w:rPr/>
+        <w:spacing w:before="0" w:after="140" w:line="276" w:lineRule="auto"/>
+        <w:jc w:val="start"/>
+      </w:pPr>
+      <w:r>
+        <w:rPr>
+          <w:rFonts w:ascii="Liberation Serif" w:hAnsi="Liberation Serif" w:eastAsia="Songti SC" w:cs="Arial Unicode MS"/>
+          <w:kern w:val="2"/>
+          <w:sz w:val="24"/>
+          <w:szCs w:val="24"/>
+        </w:rPr>
         <w:t>Chapter 6 will conclude Module 1 by bringing everything together.</w:t>
       </w:r>
     </w:p>
     <w:p>
       <w:pPr>
         <w:pStyle w:val="BodyText"/>
-        <w:bidi w:val="0"/>
-        <w:spacing w:lineRule="auto" w:line="276" w:before="0" w:after="140"/>
-        <w:jc w:val="start"/>
-        <w:rPr/>
-      </w:pPr>
-      <w:r>
-        <w:rPr/>
+        <w:spacing w:before="0" w:after="140" w:line="276" w:lineRule="auto"/>
+        <w:jc w:val="start"/>
+      </w:pPr>
+      <w:r>
+        <w:rPr>
+          <w:rFonts w:ascii="Liberation Serif" w:hAnsi="Liberation Serif" w:eastAsia="Songti SC" w:cs="Arial Unicode MS"/>
+          <w:kern w:val="2"/>
+          <w:sz w:val="24"/>
+          <w:szCs w:val="24"/>
+        </w:rPr>
         <w:t>We'll:</w:t>
       </w:r>
     </w:p>
@@ -6248,16 +7221,19 @@
         </w:numPr>
         <w:tabs>
           <w:tab w:val="clear" w:pos="709"/>
-          <w:tab w:val="left" w:pos="709" w:leader="none"/>
-        </w:tabs>
-        <w:bidi w:val="0"/>
-        <w:spacing w:before="0" w:after="0"/>
-        <w:ind w:hanging="283" w:start="709"/>
-        <w:jc w:val="start"/>
-        <w:rPr/>
-      </w:pPr>
-      <w:r>
-        <w:rPr/>
+          <w:tab w:val="left" w:pos="709"/>
+        </w:tabs>
+        <w:spacing w:before="0" w:after="0"/>
+        <w:ind w:left="709" w:hanging="283"/>
+        <w:jc w:val="start"/>
+      </w:pPr>
+      <w:r>
+        <w:rPr>
+          <w:rFonts w:ascii="Liberation Serif" w:hAnsi="Liberation Serif" w:eastAsia="Songti SC" w:cs="Arial Unicode MS"/>
+          <w:kern w:val="2"/>
+          <w:sz w:val="24"/>
+          <w:szCs w:val="24"/>
+        </w:rPr>
         <w:t xml:space="preserve">Review all major concepts from the module. </w:t>
       </w:r>
     </w:p>
@@ -6270,16 +7246,19 @@
         </w:numPr>
         <w:tabs>
           <w:tab w:val="clear" w:pos="709"/>
-          <w:tab w:val="left" w:pos="709" w:leader="none"/>
-        </w:tabs>
-        <w:bidi w:val="0"/>
-        <w:spacing w:before="0" w:after="0"/>
-        <w:ind w:hanging="283" w:start="709"/>
-        <w:jc w:val="start"/>
-        <w:rPr/>
-      </w:pPr>
-      <w:r>
-        <w:rPr/>
+          <w:tab w:val="left" w:pos="709"/>
+        </w:tabs>
+        <w:spacing w:before="0" w:after="0"/>
+        <w:ind w:left="709" w:hanging="283"/>
+        <w:jc w:val="start"/>
+      </w:pPr>
+      <w:r>
+        <w:rPr>
+          <w:rFonts w:ascii="Liberation Serif" w:hAnsi="Liberation Serif" w:eastAsia="Songti SC" w:cs="Arial Unicode MS"/>
+          <w:kern w:val="2"/>
+          <w:sz w:val="24"/>
+          <w:szCs w:val="24"/>
+        </w:rPr>
         <w:t xml:space="preserve">Walk through the complete lifecycle of a Facebook post one final time. </w:t>
       </w:r>
     </w:p>
@@ -6292,16 +7271,19 @@
         </w:numPr>
         <w:tabs>
           <w:tab w:val="clear" w:pos="709"/>
-          <w:tab w:val="left" w:pos="709" w:leader="none"/>
-        </w:tabs>
-        <w:bidi w:val="0"/>
-        <w:spacing w:before="0" w:after="0"/>
-        <w:ind w:hanging="283" w:start="709"/>
-        <w:jc w:val="start"/>
-        <w:rPr/>
-      </w:pPr>
-      <w:r>
-        <w:rPr/>
+          <w:tab w:val="left" w:pos="709"/>
+        </w:tabs>
+        <w:spacing w:before="0" w:after="0"/>
+        <w:ind w:left="709" w:hanging="283"/>
+        <w:jc w:val="start"/>
+      </w:pPr>
+      <w:r>
+        <w:rPr>
+          <w:rFonts w:ascii="Liberation Serif" w:hAnsi="Liberation Serif" w:eastAsia="Songti SC" w:cs="Arial Unicode MS"/>
+          <w:kern w:val="2"/>
+          <w:sz w:val="24"/>
+          <w:szCs w:val="24"/>
+        </w:rPr>
         <w:t xml:space="preserve">Introduce the idea of thinking like an AI Solutions Architect. </w:t>
       </w:r>
     </w:p>
@@ -6314,16 +7296,19 @@
         </w:numPr>
         <w:tabs>
           <w:tab w:val="clear" w:pos="709"/>
-          <w:tab w:val="left" w:pos="709" w:leader="none"/>
-        </w:tabs>
-        <w:bidi w:val="0"/>
-        <w:spacing w:before="0" w:after="0"/>
-        <w:ind w:hanging="283" w:start="709"/>
-        <w:jc w:val="start"/>
-        <w:rPr/>
-      </w:pPr>
-      <w:r>
-        <w:rPr/>
+          <w:tab w:val="left" w:pos="709"/>
+        </w:tabs>
+        <w:spacing w:before="0" w:after="0"/>
+        <w:ind w:left="709" w:hanging="283"/>
+        <w:jc w:val="start"/>
+      </w:pPr>
+      <w:r>
+        <w:rPr>
+          <w:rFonts w:ascii="Liberation Serif" w:hAnsi="Liberation Serif" w:eastAsia="Songti SC" w:cs="Arial Unicode MS"/>
+          <w:kern w:val="2"/>
+          <w:sz w:val="24"/>
+          <w:szCs w:val="24"/>
+        </w:rPr>
         <w:t xml:space="preserve">Discuss common misconceptions about AI agents. </w:t>
       </w:r>
     </w:p>
@@ -6336,16 +7321,19 @@
         </w:numPr>
         <w:tabs>
           <w:tab w:val="clear" w:pos="709"/>
-          <w:tab w:val="left" w:pos="709" w:leader="none"/>
-        </w:tabs>
-        <w:bidi w:val="0"/>
-        <w:spacing w:before="0" w:after="0"/>
-        <w:ind w:hanging="283" w:start="709"/>
-        <w:jc w:val="start"/>
-        <w:rPr/>
-      </w:pPr>
-      <w:r>
-        <w:rPr/>
+          <w:tab w:val="left" w:pos="709"/>
+        </w:tabs>
+        <w:spacing w:before="0" w:after="0"/>
+        <w:ind w:left="709" w:hanging="283"/>
+        <w:jc w:val="start"/>
+      </w:pPr>
+      <w:r>
+        <w:rPr>
+          <w:rFonts w:ascii="Liberation Serif" w:hAnsi="Liberation Serif" w:eastAsia="Songti SC" w:cs="Arial Unicode MS"/>
+          <w:kern w:val="2"/>
+          <w:sz w:val="24"/>
+          <w:szCs w:val="24"/>
+        </w:rPr>
         <w:t xml:space="preserve">Complete a comprehensive knowledge assessment. </w:t>
       </w:r>
     </w:p>
@@ -6358,49 +7346,41 @@
         </w:numPr>
         <w:tabs>
           <w:tab w:val="clear" w:pos="709"/>
-          <w:tab w:val="left" w:pos="709" w:leader="none"/>
-        </w:tabs>
-        <w:bidi w:val="0"/>
-        <w:ind w:hanging="283" w:start="709"/>
-        <w:jc w:val="start"/>
-        <w:rPr/>
-      </w:pPr>
-      <w:r>
-        <w:rPr/>
+          <w:tab w:val="left" w:pos="709"/>
+        </w:tabs>
+        <w:ind w:left="709" w:hanging="283"/>
+        <w:jc w:val="start"/>
+      </w:pPr>
+      <w:r>
+        <w:rPr>
+          <w:rFonts w:ascii="Liberation Serif" w:hAnsi="Liberation Serif" w:eastAsia="Songti SC" w:cs="Arial Unicode MS"/>
+          <w:kern w:val="2"/>
+          <w:sz w:val="24"/>
+          <w:szCs w:val="24"/>
+        </w:rPr>
         <w:t xml:space="preserve">Prepare for Module 2, where we'll build the AWS development environment. </w:t>
       </w:r>
     </w:p>
     <w:p>
       <w:pPr>
         <w:pStyle w:val="BodyText"/>
-        <w:bidi w:val="0"/>
-        <w:spacing w:lineRule="auto" w:line="276" w:before="0" w:after="140"/>
-        <w:jc w:val="start"/>
-        <w:rPr/>
-      </w:pPr>
-      <w:r>
-        <w:rPr/>
+        <w:spacing w:before="0" w:after="140" w:line="276" w:lineRule="auto"/>
+        <w:jc w:val="start"/>
+      </w:pPr>
+      <w:r>
+        <w:rPr>
+          <w:rFonts w:ascii="Liberation Serif" w:hAnsi="Liberation Serif" w:eastAsia="Songti SC" w:cs="Arial Unicode MS"/>
+          <w:kern w:val="2"/>
+          <w:sz w:val="24"/>
+          <w:szCs w:val="24"/>
+        </w:rPr>
         <w:t>By the end of Chapter 6, you'll have a solid conceptual foundation and be ready to start implementing the system with confidence.</w:t>
-      </w:r>
-    </w:p>
-    <w:p>
-      <w:pPr>
-        <w:pStyle w:val="Normal"/>
-        <w:bidi w:val="0"/>
-        <w:jc w:val="start"/>
-        <w:rPr/>
-      </w:pPr>
-      <w:r>
-        <w:rPr/>
       </w:r>
     </w:p>
     <w:sectPr>
       <w:type w:val="continuous"/>
       <w:pgSz w:w="12240" w:h="15840"/>
-      <w:pgMar w:left="1134" w:right="1134" w:gutter="0" w:header="0" w:top="1134" w:footer="0" w:bottom="1134"/>
-      <w:pgNumType w:fmt="decimal"/>
-      <w:formProt w:val="false"/>
-      <w:textDirection w:val="lrTb"/>
+      <w:pgMar w:top="1134" w:right="1134" w:bottom="1134" w:left="1134" w:header="0" w:footer="0" w:gutter="0"/>
       <w:docGrid w:type="default" w:linePitch="600" w:charSpace="32768"/>
     </w:sectPr>
   </w:body>
